--- a/Database Integration/sanjaim/handson_1/Output_Screenshots.docx
+++ b/Database Integration/sanjaim/handson_1/Output_Screenshots.docx
@@ -30,6 +30,7 @@
         <w:rPr>
           <w:b/>
           <w:bCs/>
+          <w:highlight w:val="none"/>
         </w:rPr>
       </w:r>
       <w:r>
@@ -130,21 +131,7 @@
           <w:bCs/>
           <w:highlight w:val="none"/>
         </w:rPr>
-      </w:r>
-      <w:r>
-        <w:rPr>
-          <w:b/>
-          <w:bCs/>
-          <w:highlight w:val="none"/>
-        </w:rPr>
         <w:t xml:space="preserve">Database Schema — Relational (PostgreSQL / MySQL)</w:t>
-      </w:r>
-      <w:r>
-        <w:rPr>
-          <w:b/>
-          <w:bCs/>
-          <w:highlight w:val="none"/>
-        </w:rPr>
       </w:r>
       <w:r>
         <w:rPr>
@@ -189,6 +176,13 @@
         <w:rPr>
           <w:i w:val="0"/>
           <w:iCs w:val="0"/>
+          <w:highlight w:val="none"/>
+        </w:rPr>
+      </w:r>
+      <w:r>
+        <w:rPr>
+          <w:bCs w:val="0"/>
+          <w:i w:val="0"/>
           <w:highlight w:val="none"/>
         </w:rPr>
       </w:r>
@@ -757,21 +751,13 @@
         </w:rPr>
         <w:t xml:space="preserve">);</w:t>
       </w:r>
-      <w:r/>
-      <w:r>
-        <w:rPr>
-          <w:rFonts w:ascii="Arial" w:hAnsi="Arial" w:eastAsia="Arial" w:cs="Arial"/>
-          <w:color w:val="000000"/>
-          <w:sz w:val="22"/>
-        </w:rPr>
-      </w:r>
-      <w:r/>
       <w:r>
         <w:rPr>
           <w:rFonts w:ascii="Arial" w:hAnsi="Arial" w:eastAsia="Arial" w:cs="Arial"/>
           <w:sz w:val="22"/>
         </w:rPr>
       </w:r>
+      <w:r/>
     </w:p>
     <w:p>
       <w:pPr>
@@ -1109,21 +1095,13 @@
         </w:rPr>
         <w:t xml:space="preserve">);</w:t>
       </w:r>
-      <w:r/>
-      <w:r>
-        <w:rPr>
-          <w:rFonts w:ascii="Arial" w:hAnsi="Arial" w:eastAsia="Arial" w:cs="Arial"/>
-          <w:color w:val="000000"/>
-          <w:sz w:val="22"/>
-        </w:rPr>
-      </w:r>
-      <w:r/>
       <w:r>
         <w:rPr>
           <w:rFonts w:ascii="Arial" w:hAnsi="Arial" w:eastAsia="Arial" w:cs="Arial"/>
           <w:sz w:val="22"/>
         </w:rPr>
       </w:r>
+      <w:r/>
     </w:p>
     <w:p>
       <w:pPr>
@@ -1498,7 +1476,6 @@
         <w:ind w:right="0" w:firstLine="0" w:left="0"/>
         <w:rPr/>
       </w:pPr>
-      <w:r/>
       <w:r>
         <w:rPr>
           <w:rFonts w:ascii="Arial" w:hAnsi="Arial" w:eastAsia="Arial" w:cs="Arial"/>
@@ -1531,13 +1508,13 @@
         </w:rPr>
         <w:t xml:space="preserve"> enrollments (</w:t>
       </w:r>
-      <w:r/>
       <w:r>
         <w:rPr>
           <w:rFonts w:ascii="Arial" w:hAnsi="Arial" w:eastAsia="Arial" w:cs="Arial"/>
           <w:sz w:val="22"/>
         </w:rPr>
       </w:r>
+      <w:r/>
     </w:p>
     <w:p>
       <w:pPr>
@@ -2355,11 +2332,6 @@
           <w:highlight w:val="none"/>
         </w:rPr>
       </w:pPr>
-      <w:r>
-        <w:rPr>
-          <w:highlight w:val="none"/>
-        </w:rPr>
-      </w:r>
       <w:r>
         <w:rPr>
           <w:highlight w:val="none"/>
@@ -2460,11 +2432,6 @@
         </w:rPr>
       </w:r>
       <w:r>
-        <w:rPr>
-          <w:highlight w:val="none"/>
-        </w:rPr>
-      </w:r>
-      <w:r>
         <mc:AlternateContent>
           <mc:Choice Requires="wpg">
             <w:drawing>
@@ -2637,11 +2604,6 @@
           <w:highlight w:val="none"/>
         </w:rPr>
       </w:r>
-      <w:r>
-        <w:rPr>
-          <w:highlight w:val="none"/>
-        </w:rPr>
-      </w:r>
     </w:p>
     <w:p>
       <w:pPr>
@@ -2786,11 +2748,6 @@
           <w:highlight w:val="none"/>
         </w:rPr>
       </w:r>
-      <w:r>
-        <w:rPr>
-          <w:highlight w:val="none"/>
-        </w:rPr>
-      </w:r>
     </w:p>
     <w:p>
       <w:pPr>
@@ -2885,26 +2842,16 @@
           <w:highlight w:val="none"/>
         </w:rPr>
       </w:r>
-      <w:r>
+    </w:p>
+    <w:p>
+      <w:pPr>
+        <w:pBdr/>
+        <w:spacing/>
+        <w:ind/>
         <w:rPr>
           <w:highlight w:val="none"/>
         </w:rPr>
-      </w:r>
-    </w:p>
-    <w:p>
-      <w:pPr>
-        <w:pBdr/>
-        <w:spacing/>
-        <w:ind/>
-        <w:rPr>
-          <w:highlight w:val="none"/>
-        </w:rPr>
-      </w:pPr>
-      <w:r>
-        <w:rPr>
-          <w:highlight w:val="none"/>
-        </w:rPr>
-      </w:r>
+      </w:pPr>
       <w:r>
         <w:rPr>
           <w:highlight w:val="none"/>
@@ -2984,6 +2931,11 @@
           <w:highlight w:val="none"/>
         </w:rPr>
       </w:r>
+      <w:r>
+        <w:rPr>
+          <w:highlight w:val="none"/>
+        </w:rPr>
+      </w:r>
     </w:p>
     <w:p>
       <w:pPr>
@@ -3013,6 +2965,7 @@
         <w:rPr>
           <w:b/>
           <w:bCs/>
+          <w:highlight w:val="none"/>
         </w:rPr>
       </w:r>
       <w:r>
@@ -3113,13 +3066,6 @@
           <w:bCs/>
           <w:highlight w:val="none"/>
         </w:rPr>
-      </w:r>
-      <w:r>
-        <w:rPr>
-          <w:b/>
-          <w:bCs/>
-          <w:highlight w:val="none"/>
-        </w:rPr>
         <w:t xml:space="preserve">Schema Design &amp; Core SQL — DDL and Normalisation</w:t>
       </w:r>
       <w:r>
@@ -3146,11 +3092,6 @@
           <w:highlight w:val="none"/>
         </w:rPr>
       </w:pPr>
-      <w:r>
-        <w:rPr>
-          <w:highlight w:val="none"/>
-        </w:rPr>
-      </w:r>
       <w:r>
         <w:rPr>
           <w:highlight w:val="none"/>
@@ -3182,11 +3123,6 @@
           <w:highlight w:val="none"/>
         </w:rPr>
       </w:pPr>
-      <w:r>
-        <w:rPr>
-          <w:highlight w:val="none"/>
-        </w:rPr>
-      </w:r>
       <w:r>
         <w:rPr>
           <w:highlight w:val="none"/>
@@ -3365,26 +3301,16 @@
           <w:highlight w:val="none"/>
         </w:rPr>
       </w:r>
-      <w:r>
+    </w:p>
+    <w:p>
+      <w:pPr>
+        <w:pBdr/>
+        <w:spacing/>
+        <w:ind/>
         <w:rPr>
           <w:highlight w:val="none"/>
         </w:rPr>
-      </w:r>
-    </w:p>
-    <w:p>
-      <w:pPr>
-        <w:pBdr/>
-        <w:spacing/>
-        <w:ind/>
-        <w:rPr>
-          <w:highlight w:val="none"/>
-        </w:rPr>
-      </w:pPr>
-      <w:r>
-        <w:rPr>
-          <w:highlight w:val="none"/>
-        </w:rPr>
-      </w:r>
+      </w:pPr>
       <w:r>
         <w:rPr>
           <w:highlight w:val="none"/>
@@ -3563,11 +3489,6 @@
           <w:highlight w:val="none"/>
         </w:rPr>
       </w:r>
-      <w:r>
-        <w:rPr>
-          <w:highlight w:val="none"/>
-        </w:rPr>
-      </w:r>
     </w:p>
     <w:p>
       <w:pPr>
@@ -3657,37 +3578,6 @@
           <w:highlight w:val="none"/>
         </w:rPr>
       </w:r>
-    </w:p>
-    <w:p>
-      <w:pPr>
-        <w:pBdr/>
-        <w:spacing/>
-        <w:ind/>
-        <w:rPr>
-          <w:highlight w:val="none"/>
-        </w:rPr>
-      </w:pPr>
-      <w:r>
-        <w:rPr>
-          <w:highlight w:val="none"/>
-        </w:rPr>
-      </w:r>
-      <w:r>
-        <w:rPr>
-          <w:highlight w:val="none"/>
-        </w:rPr>
-      </w:r>
-      <w:r>
-        <w:rPr>
-          <w:highlight w:val="none"/>
-        </w:rPr>
-        <w:t xml:space="preserve">Task 2: Verify Normalisation</w:t>
-      </w:r>
-      <w:r>
-        <w:rPr>
-          <w:highlight w:val="none"/>
-        </w:rPr>
-      </w:r>
       <w:r>
         <w:rPr>
           <w:highlight w:val="none"/>
@@ -3696,259 +3586,637 @@
     </w:p>
     <w:p>
       <w:pPr>
-        <w:pBdr/>
-        <w:spacing/>
-        <w:ind/>
+        <w:pBdr>
+          <w:top w:val="none" w:color="000000" w:sz="4" w:space="0"/>
+          <w:left w:val="none" w:color="000000" w:sz="4" w:space="0"/>
+          <w:bottom w:val="none" w:color="000000" w:sz="4" w:space="0"/>
+          <w:right w:val="none" w:color="000000" w:sz="4" w:space="0"/>
+        </w:pBdr>
+        <w:spacing/>
+        <w:ind w:right="0" w:firstLine="0" w:left="0"/>
+        <w:rPr/>
+      </w:pPr>
+      <w:r>
         <w:rPr>
+          <w:rFonts w:ascii="Times New Roman" w:hAnsi="Times New Roman" w:eastAsia="Times New Roman" w:cs="Times New Roman"/>
+          <w:sz w:val="24"/>
           <w:highlight w:val="none"/>
         </w:rPr>
+        <w:t xml:space="preserve">Task 2: Verify Normalisation</w:t>
+      </w:r>
+      <w:r/>
+    </w:p>
+    <w:p>
+      <w:pPr>
+        <w:pBdr>
+          <w:top w:val="none" w:color="000000" w:sz="4" w:space="0"/>
+          <w:left w:val="none" w:color="000000" w:sz="4" w:space="0"/>
+          <w:bottom w:val="none" w:color="000000" w:sz="4" w:space="0"/>
+          <w:right w:val="none" w:color="000000" w:sz="4" w:space="0"/>
+        </w:pBdr>
+        <w:spacing/>
+        <w:ind w:right="0" w:firstLine="0" w:left="0"/>
+        <w:rPr/>
       </w:pPr>
       <w:r>
         <w:rPr>
+          <w:rFonts w:ascii="Times New Roman" w:hAnsi="Times New Roman" w:eastAsia="Times New Roman" w:cs="Times New Roman"/>
+          <w:sz w:val="24"/>
           <w:highlight w:val="none"/>
         </w:rPr>
         <w:t xml:space="preserve">1NF:-</w:t>
       </w:r>
+      <w:r/>
+    </w:p>
+    <w:p>
+      <w:pPr>
+        <w:pBdr>
+          <w:top w:val="none" w:color="000000" w:sz="4" w:space="0"/>
+          <w:left w:val="none" w:color="000000" w:sz="4" w:space="0"/>
+          <w:bottom w:val="none" w:color="000000" w:sz="4" w:space="0"/>
+          <w:right w:val="none" w:color="000000" w:sz="4" w:space="0"/>
+        </w:pBdr>
+        <w:spacing/>
+        <w:ind w:right="0" w:firstLine="0" w:left="0"/>
+        <w:rPr/>
+      </w:pPr>
       <w:r>
         <w:rPr>
-          <w:highlight w:val="none"/>
-        </w:rPr>
-      </w:r>
-    </w:p>
-    <w:p>
-      <w:pPr>
-        <w:pBdr/>
-        <w:spacing/>
-        <w:ind/>
-        <w:rPr>
-          <w:highlight w:val="none"/>
-        </w:rPr>
-      </w:pPr>
-      <w:r>
-        <w:rPr>
+          <w:rFonts w:ascii="Times New Roman" w:hAnsi="Times New Roman" w:eastAsia="Times New Roman" w:cs="Times New Roman"/>
+          <w:sz w:val="24"/>
           <w:highlight w:val="none"/>
         </w:rPr>
         <w:t xml:space="preserve">-&gt; It doesn’t needs a ordered data i.e every column needs to have one atomic value</w:t>
       </w:r>
+      <w:r/>
+    </w:p>
+    <w:p>
+      <w:pPr>
+        <w:pBdr>
+          <w:top w:val="none" w:color="000000" w:sz="4" w:space="0"/>
+          <w:left w:val="none" w:color="000000" w:sz="4" w:space="0"/>
+          <w:bottom w:val="none" w:color="000000" w:sz="4" w:space="0"/>
+          <w:right w:val="none" w:color="000000" w:sz="4" w:space="0"/>
+        </w:pBdr>
+        <w:spacing/>
+        <w:ind w:right="0" w:firstLine="0" w:left="0"/>
+        <w:rPr/>
+      </w:pPr>
       <w:r>
         <w:rPr>
-          <w:highlight w:val="none"/>
-        </w:rPr>
-      </w:r>
-    </w:p>
-    <w:p>
-      <w:pPr>
-        <w:pBdr/>
-        <w:spacing/>
-        <w:ind/>
-        <w:rPr>
-          <w:highlight w:val="none"/>
-        </w:rPr>
-      </w:pPr>
-      <w:r>
-        <w:rPr>
+          <w:rFonts w:ascii="Times New Roman" w:hAnsi="Times New Roman" w:eastAsia="Times New Roman" w:cs="Times New Roman"/>
+          <w:sz w:val="24"/>
           <w:highlight w:val="none"/>
         </w:rPr>
         <w:t xml:space="preserve">-&gt; Every table needs to have primary key</w:t>
       </w:r>
+      <w:r/>
+    </w:p>
+    <w:p>
+      <w:pPr>
+        <w:pBdr>
+          <w:top w:val="none" w:color="000000" w:sz="4" w:space="0"/>
+          <w:left w:val="none" w:color="000000" w:sz="4" w:space="0"/>
+          <w:bottom w:val="none" w:color="000000" w:sz="4" w:space="0"/>
+          <w:right w:val="none" w:color="000000" w:sz="4" w:space="0"/>
+        </w:pBdr>
+        <w:spacing/>
+        <w:ind w:right="0" w:firstLine="0" w:left="0"/>
+        <w:rPr/>
+      </w:pPr>
       <w:r>
         <w:rPr>
-          <w:highlight w:val="none"/>
-        </w:rPr>
-      </w:r>
-    </w:p>
-    <w:p>
-      <w:pPr>
-        <w:pBdr/>
-        <w:spacing/>
-        <w:ind/>
-        <w:rPr>
-          <w:highlight w:val="none"/>
-        </w:rPr>
-      </w:pPr>
-      <w:r>
-        <w:rPr>
+          <w:rFonts w:ascii="Times New Roman" w:hAnsi="Times New Roman" w:eastAsia="Times New Roman" w:cs="Times New Roman"/>
+          <w:sz w:val="24"/>
           <w:highlight w:val="none"/>
         </w:rPr>
         <w:t xml:space="preserve">-&gt; Repeating or the duplication is not allowed</w:t>
       </w:r>
+      <w:r/>
+    </w:p>
+    <w:p>
+      <w:pPr>
+        <w:pBdr>
+          <w:top w:val="none" w:color="000000" w:sz="4" w:space="0"/>
+          <w:left w:val="none" w:color="000000" w:sz="4" w:space="0"/>
+          <w:bottom w:val="none" w:color="000000" w:sz="4" w:space="0"/>
+          <w:right w:val="none" w:color="000000" w:sz="4" w:space="0"/>
+        </w:pBdr>
+        <w:spacing/>
+        <w:ind w:right="0" w:firstLine="0" w:left="0"/>
+        <w:rPr/>
+      </w:pPr>
       <w:r>
         <w:rPr>
-          <w:highlight w:val="none"/>
-        </w:rPr>
-      </w:r>
-    </w:p>
-    <w:p>
-      <w:pPr>
-        <w:pBdr/>
-        <w:spacing/>
-        <w:ind/>
-        <w:rPr>
-          <w:highlight w:val="none"/>
-        </w:rPr>
-      </w:pPr>
-      <w:r>
-        <w:rPr>
+          <w:rFonts w:ascii="Times New Roman" w:hAnsi="Times New Roman" w:eastAsia="Times New Roman" w:cs="Times New Roman"/>
+          <w:sz w:val="24"/>
           <w:highlight w:val="none"/>
         </w:rPr>
         <w:t xml:space="preserve">-&gt; Mixing data types in the same column is not allowed</w:t>
       </w:r>
+      <w:r/>
+    </w:p>
+    <w:p>
+      <w:pPr>
+        <w:pBdr>
+          <w:top w:val="none" w:color="000000" w:sz="4" w:space="0"/>
+          <w:left w:val="none" w:color="000000" w:sz="4" w:space="0"/>
+          <w:bottom w:val="none" w:color="000000" w:sz="4" w:space="0"/>
+          <w:right w:val="none" w:color="000000" w:sz="4" w:space="0"/>
+        </w:pBdr>
+        <w:spacing/>
+        <w:ind w:right="0" w:firstLine="0" w:left="0"/>
+        <w:rPr/>
+      </w:pPr>
       <w:r>
         <w:rPr>
-          <w:highlight w:val="none"/>
-        </w:rPr>
-      </w:r>
-    </w:p>
-    <w:p>
-      <w:pPr>
-        <w:pBdr/>
-        <w:spacing/>
-        <w:ind/>
-        <w:rPr>
-          <w:highlight w:val="none"/>
-        </w:rPr>
-      </w:pPr>
-      <w:r>
-        <w:rPr>
+          <w:rFonts w:ascii="Times New Roman" w:hAnsi="Times New Roman" w:eastAsia="Times New Roman" w:cs="Times New Roman"/>
+          <w:sz w:val="24"/>
           <w:highlight w:val="none"/>
         </w:rPr>
         <w:t xml:space="preserve">If the multiple phone number is stored in one filed it would violate the 1NF rules of every column having atomic values.</w:t>
       </w:r>
+      <w:r/>
+    </w:p>
+    <w:p>
+      <w:pPr>
+        <w:pBdr>
+          <w:top w:val="none" w:color="000000" w:sz="4" w:space="0"/>
+          <w:left w:val="none" w:color="000000" w:sz="4" w:space="0"/>
+          <w:bottom w:val="none" w:color="000000" w:sz="4" w:space="0"/>
+          <w:right w:val="none" w:color="000000" w:sz="4" w:space="0"/>
+        </w:pBdr>
+        <w:spacing/>
+        <w:ind w:right="0" w:firstLine="0" w:left="0"/>
+        <w:rPr/>
+      </w:pPr>
       <w:r>
         <w:rPr>
-          <w:highlight w:val="none"/>
-        </w:rPr>
-      </w:r>
-    </w:p>
-    <w:p>
-      <w:pPr>
-        <w:pBdr/>
-        <w:spacing/>
-        <w:ind/>
-        <w:rPr>
-          <w:highlight w:val="none"/>
-        </w:rPr>
-      </w:pPr>
-      <w:r>
-        <w:rPr>
+          <w:rFonts w:ascii="Times New Roman" w:hAnsi="Times New Roman" w:eastAsia="Times New Roman" w:cs="Times New Roman"/>
+          <w:sz w:val="24"/>
           <w:highlight w:val="none"/>
         </w:rPr>
         <w:t xml:space="preserve">All the tables satisfy the 1NF Rules</w:t>
       </w:r>
+      <w:r/>
+    </w:p>
+    <w:p>
+      <w:pPr>
+        <w:pBdr>
+          <w:top w:val="none" w:color="000000" w:sz="4" w:space="0"/>
+          <w:left w:val="none" w:color="000000" w:sz="4" w:space="0"/>
+          <w:bottom w:val="none" w:color="000000" w:sz="4" w:space="0"/>
+          <w:right w:val="none" w:color="000000" w:sz="4" w:space="0"/>
+        </w:pBdr>
+        <w:spacing/>
+        <w:ind w:right="0" w:firstLine="0" w:left="0"/>
+        <w:rPr/>
+      </w:pPr>
       <w:r>
         <w:rPr>
+          <w:rFonts w:ascii="Times New Roman" w:hAnsi="Times New Roman" w:eastAsia="Times New Roman" w:cs="Times New Roman"/>
+          <w:sz w:val="24"/>
+          <w:highlight w:val="none"/>
+        </w:rPr>
+        <w:t xml:space="preserve">    - All the tables courses, departments, enrollments,professors and students has primary key</w:t>
+      </w:r>
+      <w:r/>
+    </w:p>
+    <w:p>
+      <w:pPr>
+        <w:pBdr>
+          <w:top w:val="none" w:color="000000" w:sz="4" w:space="0"/>
+          <w:left w:val="none" w:color="000000" w:sz="4" w:space="0"/>
+          <w:bottom w:val="none" w:color="000000" w:sz="4" w:space="0"/>
+          <w:right w:val="none" w:color="000000" w:sz="4" w:space="0"/>
+        </w:pBdr>
+        <w:spacing/>
+        <w:ind w:right="0" w:firstLine="0" w:left="0"/>
+        <w:rPr/>
+      </w:pPr>
+      <w:r>
+        <w:rPr>
+          <w:rFonts w:ascii="Times New Roman" w:hAnsi="Times New Roman" w:eastAsia="Times New Roman" w:cs="Times New Roman"/>
+          <w:sz w:val="24"/>
+          <w:highlight w:val="none"/>
+        </w:rPr>
+        <w:t xml:space="preserve">    - And no columns in table stored multiple values in same column every column has atomic vlaues</w:t>
+      </w:r>
+      <w:r/>
+    </w:p>
+    <w:p>
+      <w:pPr>
+        <w:pBdr>
+          <w:top w:val="none" w:color="000000" w:sz="4" w:space="0"/>
+          <w:left w:val="none" w:color="000000" w:sz="4" w:space="0"/>
+          <w:bottom w:val="none" w:color="000000" w:sz="4" w:space="0"/>
+          <w:right w:val="none" w:color="000000" w:sz="4" w:space="0"/>
+        </w:pBdr>
+        <w:spacing/>
+        <w:ind w:right="0" w:firstLine="0" w:left="0"/>
+        <w:rPr/>
+      </w:pPr>
+      <w:r>
+        <w:rPr>
+          <w:rFonts w:ascii="Times New Roman" w:hAnsi="Times New Roman" w:eastAsia="Times New Roman" w:cs="Times New Roman"/>
+          <w:sz w:val="24"/>
           <w:highlight w:val="none"/>
         </w:rPr>
       </w:r>
+      <w:r/>
     </w:p>
     <w:p>
       <w:pPr>
-        <w:pBdr/>
-        <w:spacing/>
-        <w:ind/>
-        <w:rPr>
-          <w:highlight w:val="none"/>
-        </w:rPr>
+        <w:pBdr>
+          <w:top w:val="none" w:color="000000" w:sz="4" w:space="0"/>
+          <w:left w:val="none" w:color="000000" w:sz="4" w:space="0"/>
+          <w:bottom w:val="none" w:color="000000" w:sz="4" w:space="0"/>
+          <w:right w:val="none" w:color="000000" w:sz="4" w:space="0"/>
+        </w:pBdr>
+        <w:spacing/>
+        <w:ind w:right="0" w:firstLine="0" w:left="0"/>
+        <w:rPr/>
       </w:pPr>
       <w:r>
         <w:rPr>
-          <w:highlight w:val="none"/>
-        </w:rPr>
-      </w:r>
-      <w:r>
-        <w:rPr>
-          <w:highlight w:val="none"/>
-        </w:rPr>
-      </w:r>
-      <w:r>
-        <w:rPr>
-          <w:highlight w:val="none"/>
-        </w:rPr>
-      </w:r>
-    </w:p>
-    <w:p>
-      <w:pPr>
-        <w:pBdr/>
-        <w:spacing/>
-        <w:ind/>
-        <w:rPr>
-          <w:highlight w:val="none"/>
-        </w:rPr>
-      </w:pPr>
-      <w:r>
-        <w:rPr>
+          <w:rFonts w:ascii="Times New Roman" w:hAnsi="Times New Roman" w:eastAsia="Times New Roman" w:cs="Times New Roman"/>
+          <w:sz w:val="24"/>
           <w:highlight w:val="none"/>
         </w:rPr>
         <w:t xml:space="preserve">2NF:-</w:t>
       </w:r>
+      <w:r/>
+    </w:p>
+    <w:p>
+      <w:pPr>
+        <w:pBdr>
+          <w:top w:val="none" w:color="000000" w:sz="4" w:space="0"/>
+          <w:left w:val="none" w:color="000000" w:sz="4" w:space="0"/>
+          <w:bottom w:val="none" w:color="000000" w:sz="4" w:space="0"/>
+          <w:right w:val="none" w:color="000000" w:sz="4" w:space="0"/>
+        </w:pBdr>
+        <w:spacing/>
+        <w:ind w:right="0" w:firstLine="0" w:left="0"/>
+        <w:rPr/>
+      </w:pPr>
       <w:r>
         <w:rPr>
-          <w:highlight w:val="none"/>
-        </w:rPr>
-      </w:r>
-    </w:p>
-    <w:p>
-      <w:pPr>
-        <w:pBdr/>
-        <w:spacing/>
-        <w:ind/>
-        <w:rPr>
-          <w:highlight w:val="none"/>
-        </w:rPr>
-      </w:pPr>
-      <w:r>
-        <w:rPr>
+          <w:rFonts w:ascii="Times New Roman" w:hAnsi="Times New Roman" w:eastAsia="Times New Roman" w:cs="Times New Roman"/>
+          <w:sz w:val="24"/>
           <w:highlight w:val="none"/>
         </w:rPr>
         <w:t xml:space="preserve">-&gt; The tables must satisfy the 1NF condition</w:t>
       </w:r>
+      <w:r/>
+    </w:p>
+    <w:p>
+      <w:pPr>
+        <w:pBdr>
+          <w:top w:val="none" w:color="000000" w:sz="4" w:space="0"/>
+          <w:left w:val="none" w:color="000000" w:sz="4" w:space="0"/>
+          <w:bottom w:val="none" w:color="000000" w:sz="4" w:space="0"/>
+          <w:right w:val="none" w:color="000000" w:sz="4" w:space="0"/>
+        </w:pBdr>
+        <w:spacing/>
+        <w:ind w:right="0" w:firstLine="0" w:left="0"/>
+        <w:rPr/>
+      </w:pPr>
       <w:r>
         <w:rPr>
-          <w:highlight w:val="none"/>
-        </w:rPr>
-      </w:r>
-    </w:p>
-    <w:p>
-      <w:pPr>
-        <w:pBdr/>
-        <w:spacing/>
-        <w:ind/>
-        <w:rPr>
-          <w:highlight w:val="none"/>
-        </w:rPr>
-      </w:pPr>
-      <w:r>
-        <w:rPr>
+          <w:rFonts w:ascii="Times New Roman" w:hAnsi="Times New Roman" w:eastAsia="Times New Roman" w:cs="Times New Roman"/>
+          <w:sz w:val="24"/>
           <w:highlight w:val="none"/>
         </w:rPr>
         <w:t xml:space="preserve">-&gt; Every non key attributes must depend on the primary key column</w:t>
       </w:r>
+      <w:r/>
+    </w:p>
+    <w:p>
+      <w:pPr>
+        <w:pBdr>
+          <w:top w:val="none" w:color="000000" w:sz="4" w:space="0"/>
+          <w:left w:val="none" w:color="000000" w:sz="4" w:space="0"/>
+          <w:bottom w:val="none" w:color="000000" w:sz="4" w:space="0"/>
+          <w:right w:val="none" w:color="000000" w:sz="4" w:space="0"/>
+        </w:pBdr>
+        <w:spacing/>
+        <w:ind w:right="0" w:firstLine="0" w:left="0"/>
+        <w:rPr/>
+      </w:pPr>
       <w:r>
         <w:rPr>
-          <w:highlight w:val="none"/>
-        </w:rPr>
-      </w:r>
-    </w:p>
-    <w:p>
-      <w:pPr>
-        <w:pBdr/>
-        <w:spacing/>
-        <w:ind/>
-        <w:rPr>
-          <w:highlight w:val="none"/>
-        </w:rPr>
-      </w:pPr>
-      <w:r>
-        <w:rPr>
+          <w:rFonts w:ascii="Times New Roman" w:hAnsi="Times New Roman" w:eastAsia="Times New Roman" w:cs="Times New Roman"/>
+          <w:sz w:val="24"/>
           <w:highlight w:val="none"/>
         </w:rPr>
         <w:t xml:space="preserve">-&gt; Partial Dependency is not allowed</w:t>
       </w:r>
+      <w:r/>
+    </w:p>
+    <w:p>
+      <w:pPr>
+        <w:pBdr>
+          <w:top w:val="none" w:color="000000" w:sz="4" w:space="0"/>
+          <w:left w:val="none" w:color="000000" w:sz="4" w:space="0"/>
+          <w:bottom w:val="none" w:color="000000" w:sz="4" w:space="0"/>
+          <w:right w:val="none" w:color="000000" w:sz="4" w:space="0"/>
+        </w:pBdr>
+        <w:spacing/>
+        <w:ind w:right="0" w:firstLine="0" w:left="0"/>
+        <w:rPr/>
+      </w:pPr>
       <w:r>
         <w:rPr>
+          <w:rFonts w:ascii="Times New Roman" w:hAnsi="Times New Roman" w:eastAsia="Times New Roman" w:cs="Times New Roman"/>
+          <w:sz w:val="24"/>
+          <w:highlight w:val="none"/>
+        </w:rPr>
+        <w:t xml:space="preserve">In the enrollment table enrollment_date and grade depend on the enrollment of a student in a course. They do not depend only on student_id or only on course_id so enrollment table satisfies 2NF</w:t>
+      </w:r>
+      <w:r/>
+    </w:p>
+    <w:p>
+      <w:pPr>
+        <w:pBdr>
+          <w:top w:val="none" w:color="000000" w:sz="4" w:space="0"/>
+          <w:left w:val="none" w:color="000000" w:sz="4" w:space="0"/>
+          <w:bottom w:val="none" w:color="000000" w:sz="4" w:space="0"/>
+          <w:right w:val="none" w:color="000000" w:sz="4" w:space="0"/>
+        </w:pBdr>
+        <w:spacing/>
+        <w:ind w:right="0" w:firstLine="0" w:left="0"/>
+        <w:rPr/>
+      </w:pPr>
+      <w:r>
+        <w:rPr>
+          <w:rFonts w:ascii="Times New Roman" w:hAnsi="Times New Roman" w:eastAsia="Times New Roman" w:cs="Times New Roman"/>
+          <w:sz w:val="24"/>
+          <w:highlight w:val="none"/>
+        </w:rPr>
+        <w:t xml:space="preserve">    - There is primary key in columns in enrollment_id</w:t>
+      </w:r>
+      <w:r/>
+    </w:p>
+    <w:p>
+      <w:pPr>
+        <w:pBdr>
+          <w:top w:val="none" w:color="000000" w:sz="4" w:space="0"/>
+          <w:left w:val="none" w:color="000000" w:sz="4" w:space="0"/>
+          <w:bottom w:val="none" w:color="000000" w:sz="4" w:space="0"/>
+          <w:right w:val="none" w:color="000000" w:sz="4" w:space="0"/>
+        </w:pBdr>
+        <w:spacing/>
+        <w:ind w:right="0" w:firstLine="0" w:left="0"/>
+        <w:rPr/>
+      </w:pPr>
+      <w:r>
+        <w:rPr>
+          <w:rFonts w:ascii="Times New Roman" w:hAnsi="Times New Roman" w:eastAsia="Times New Roman" w:cs="Times New Roman"/>
+          <w:sz w:val="24"/>
+          <w:highlight w:val="none"/>
+        </w:rPr>
+        <w:t xml:space="preserve">    - All columns student_id, course_id, enrollment_date and grade are depend on the primary key</w:t>
+      </w:r>
+      <w:r/>
+    </w:p>
+    <w:p>
+      <w:pPr>
+        <w:pBdr>
+          <w:top w:val="none" w:color="000000" w:sz="4" w:space="0"/>
+          <w:left w:val="none" w:color="000000" w:sz="4" w:space="0"/>
+          <w:bottom w:val="none" w:color="000000" w:sz="4" w:space="0"/>
+          <w:right w:val="none" w:color="000000" w:sz="4" w:space="0"/>
+        </w:pBdr>
+        <w:spacing/>
+        <w:ind w:right="0" w:firstLine="0" w:left="0"/>
+        <w:rPr/>
+      </w:pPr>
+      <w:r>
+        <w:rPr>
+          <w:rFonts w:ascii="Times New Roman" w:hAnsi="Times New Roman" w:eastAsia="Times New Roman" w:cs="Times New Roman"/>
+          <w:sz w:val="24"/>
+          <w:highlight w:val="none"/>
+        </w:rPr>
+        <w:t xml:space="preserve">    enrollment_id</w:t>
+      </w:r>
+      <w:r/>
+    </w:p>
+    <w:p>
+      <w:pPr>
+        <w:pBdr>
+          <w:top w:val="none" w:color="000000" w:sz="4" w:space="0"/>
+          <w:left w:val="none" w:color="000000" w:sz="4" w:space="0"/>
+          <w:bottom w:val="none" w:color="000000" w:sz="4" w:space="0"/>
+          <w:right w:val="none" w:color="000000" w:sz="4" w:space="0"/>
+        </w:pBdr>
+        <w:spacing/>
+        <w:ind w:right="0" w:firstLine="0" w:left="0"/>
+        <w:rPr/>
+      </w:pPr>
+      <w:r>
+        <w:rPr>
+          <w:rFonts w:ascii="Times New Roman" w:hAnsi="Times New Roman" w:eastAsia="Times New Roman" w:cs="Times New Roman"/>
+          <w:sz w:val="24"/>
+          <w:highlight w:val="none"/>
+        </w:rPr>
+        <w:t xml:space="preserve">    - There is no partial dependency all the columns are dependened on the student_id column</w:t>
+      </w:r>
+      <w:r/>
+    </w:p>
+    <w:p>
+      <w:pPr>
+        <w:pBdr>
+          <w:top w:val="none" w:color="000000" w:sz="4" w:space="0"/>
+          <w:left w:val="none" w:color="000000" w:sz="4" w:space="0"/>
+          <w:bottom w:val="none" w:color="000000" w:sz="4" w:space="0"/>
+          <w:right w:val="none" w:color="000000" w:sz="4" w:space="0"/>
+        </w:pBdr>
+        <w:spacing/>
+        <w:ind w:right="0" w:firstLine="0" w:left="0"/>
+        <w:rPr/>
+      </w:pPr>
+      <w:r>
+        <w:rPr>
+          <w:rFonts w:ascii="Times New Roman" w:hAnsi="Times New Roman" w:eastAsia="Times New Roman" w:cs="Times New Roman"/>
+          <w:sz w:val="24"/>
           <w:highlight w:val="none"/>
         </w:rPr>
       </w:r>
+      <w:r/>
+    </w:p>
+    <w:p>
+      <w:pPr>
+        <w:pBdr>
+          <w:top w:val="none" w:color="000000" w:sz="4" w:space="0"/>
+          <w:left w:val="none" w:color="000000" w:sz="4" w:space="0"/>
+          <w:bottom w:val="none" w:color="000000" w:sz="4" w:space="0"/>
+          <w:right w:val="none" w:color="000000" w:sz="4" w:space="0"/>
+        </w:pBdr>
+        <w:spacing/>
+        <w:ind w:right="0" w:firstLine="0" w:left="0"/>
+        <w:rPr/>
+      </w:pPr>
+      <w:r>
+        <w:rPr>
+          <w:rFonts w:ascii="Times New Roman" w:hAnsi="Times New Roman" w:eastAsia="Times New Roman" w:cs="Times New Roman"/>
+          <w:sz w:val="24"/>
+          <w:highlight w:val="none"/>
+        </w:rPr>
+        <w:t xml:space="preserve">3NF:-</w:t>
+      </w:r>
+      <w:r/>
+    </w:p>
+    <w:p>
+      <w:pPr>
+        <w:pBdr>
+          <w:top w:val="none" w:color="000000" w:sz="4" w:space="0"/>
+          <w:left w:val="none" w:color="000000" w:sz="4" w:space="0"/>
+          <w:bottom w:val="none" w:color="000000" w:sz="4" w:space="0"/>
+          <w:right w:val="none" w:color="000000" w:sz="4" w:space="0"/>
+        </w:pBdr>
+        <w:spacing/>
+        <w:ind w:right="0" w:firstLine="0" w:left="0"/>
+        <w:rPr/>
+      </w:pPr>
+      <w:r>
+        <w:rPr>
+          <w:rFonts w:ascii="Times New Roman" w:hAnsi="Times New Roman" w:eastAsia="Times New Roman" w:cs="Times New Roman"/>
+          <w:sz w:val="24"/>
+          <w:highlight w:val="none"/>
+        </w:rPr>
+        <w:t xml:space="preserve">-&gt; It must satisfy 2NF condition</w:t>
+      </w:r>
+      <w:r/>
+    </w:p>
+    <w:p>
+      <w:pPr>
+        <w:pBdr>
+          <w:top w:val="none" w:color="000000" w:sz="4" w:space="0"/>
+          <w:left w:val="none" w:color="000000" w:sz="4" w:space="0"/>
+          <w:bottom w:val="none" w:color="000000" w:sz="4" w:space="0"/>
+          <w:right w:val="none" w:color="000000" w:sz="4" w:space="0"/>
+        </w:pBdr>
+        <w:spacing/>
+        <w:ind w:right="0" w:firstLine="0" w:left="0"/>
+        <w:rPr/>
+      </w:pPr>
+      <w:r>
+        <w:rPr>
+          <w:rFonts w:ascii="Times New Roman" w:hAnsi="Times New Roman" w:eastAsia="Times New Roman" w:cs="Times New Roman"/>
+          <w:sz w:val="24"/>
+          <w:highlight w:val="none"/>
+        </w:rPr>
+        <w:t xml:space="preserve">-&gt; There should be no dependency between non key attributes</w:t>
+      </w:r>
+      <w:r/>
+    </w:p>
+    <w:p>
+      <w:pPr>
+        <w:pBdr>
+          <w:top w:val="none" w:color="000000" w:sz="4" w:space="0"/>
+          <w:left w:val="none" w:color="000000" w:sz="4" w:space="0"/>
+          <w:bottom w:val="none" w:color="000000" w:sz="4" w:space="0"/>
+          <w:right w:val="none" w:color="000000" w:sz="4" w:space="0"/>
+        </w:pBdr>
+        <w:spacing/>
+        <w:ind w:right="0" w:firstLine="0" w:left="0"/>
+        <w:rPr/>
+      </w:pPr>
+      <w:r>
+        <w:rPr>
+          <w:rFonts w:ascii="Times New Roman" w:hAnsi="Times New Roman" w:eastAsia="Times New Roman" w:cs="Times New Roman"/>
+          <w:sz w:val="24"/>
+          <w:highlight w:val="none"/>
+        </w:rPr>
+        <w:t xml:space="preserve">-&gt; Non key attributes should only depend only on primary key</w:t>
+      </w:r>
+      <w:r/>
+    </w:p>
+    <w:p>
+      <w:pPr>
+        <w:pBdr>
+          <w:top w:val="none" w:color="000000" w:sz="4" w:space="0"/>
+          <w:left w:val="none" w:color="000000" w:sz="4" w:space="0"/>
+          <w:bottom w:val="none" w:color="000000" w:sz="4" w:space="0"/>
+          <w:right w:val="none" w:color="000000" w:sz="4" w:space="0"/>
+        </w:pBdr>
+        <w:spacing/>
+        <w:ind w:right="0" w:firstLine="0" w:left="0"/>
+        <w:rPr/>
+      </w:pPr>
+      <w:r>
+        <w:rPr>
+          <w:rFonts w:ascii="Times New Roman" w:hAnsi="Times New Roman" w:eastAsia="Times New Roman" w:cs="Times New Roman"/>
+          <w:sz w:val="24"/>
+          <w:highlight w:val="none"/>
+        </w:rPr>
+      </w:r>
+      <w:r/>
+    </w:p>
+    <w:p>
+      <w:pPr>
+        <w:pBdr>
+          <w:top w:val="none" w:color="000000" w:sz="4" w:space="0"/>
+          <w:left w:val="none" w:color="000000" w:sz="4" w:space="0"/>
+          <w:bottom w:val="none" w:color="000000" w:sz="4" w:space="0"/>
+          <w:right w:val="none" w:color="000000" w:sz="4" w:space="0"/>
+        </w:pBdr>
+        <w:spacing/>
+        <w:ind w:right="0" w:firstLine="0" w:left="0"/>
+        <w:rPr/>
+      </w:pPr>
+      <w:r>
+        <w:rPr>
+          <w:rFonts w:ascii="Times New Roman" w:hAnsi="Times New Roman" w:eastAsia="Times New Roman" w:cs="Times New Roman"/>
+          <w:sz w:val="24"/>
+          <w:highlight w:val="none"/>
+        </w:rPr>
+        <w:t xml:space="preserve">The schema violates 3NF</w:t>
+      </w:r>
+      <w:r/>
+    </w:p>
+    <w:p>
+      <w:pPr>
+        <w:pBdr>
+          <w:top w:val="none" w:color="000000" w:sz="4" w:space="0"/>
+          <w:left w:val="none" w:color="000000" w:sz="4" w:space="0"/>
+          <w:bottom w:val="none" w:color="000000" w:sz="4" w:space="0"/>
+          <w:right w:val="none" w:color="000000" w:sz="4" w:space="0"/>
+        </w:pBdr>
+        <w:spacing/>
+        <w:ind w:right="0" w:firstLine="0" w:left="0"/>
+        <w:rPr/>
+      </w:pPr>
+      <w:r>
+        <w:rPr>
+          <w:rFonts w:ascii="Times New Roman" w:hAnsi="Times New Roman" w:eastAsia="Times New Roman" w:cs="Times New Roman"/>
+          <w:sz w:val="24"/>
+          <w:highlight w:val="none"/>
+        </w:rPr>
+      </w:r>
+      <w:r/>
+    </w:p>
+    <w:p>
+      <w:pPr>
+        <w:pBdr>
+          <w:top w:val="none" w:color="000000" w:sz="4" w:space="0"/>
+          <w:left w:val="none" w:color="000000" w:sz="4" w:space="0"/>
+          <w:bottom w:val="none" w:color="000000" w:sz="4" w:space="0"/>
+          <w:right w:val="none" w:color="000000" w:sz="4" w:space="0"/>
+        </w:pBdr>
+        <w:spacing/>
+        <w:ind w:right="0" w:firstLine="0" w:left="0"/>
+        <w:rPr/>
+      </w:pPr>
+      <w:r>
+        <w:rPr>
+          <w:rFonts w:ascii="Times New Roman" w:hAnsi="Times New Roman" w:eastAsia="Times New Roman" w:cs="Times New Roman"/>
+          <w:sz w:val="24"/>
+          <w:highlight w:val="none"/>
+        </w:rPr>
+        <w:t xml:space="preserve">In Student Table, student_id is the primaru key and department name is depends on the department_id which is not primary key in student table</w:t>
+      </w:r>
+      <w:r/>
     </w:p>
     <w:p>
       <w:pPr>
@@ -3968,19 +4236,27 @@
         </w:rPr>
       </w:pPr>
       <w:r>
-        <w:t xml:space="preserve">In the enrollment table enrollment_date and grade depend on the enrollment of a student in a course. They do not depend only on student_id or only on course_id so enrollment table</w:t>
+        <w:rPr>
+          <w:rFonts w:ascii="Times New Roman" w:hAnsi="Times New Roman" w:eastAsia="Times New Roman" w:cs="Times New Roman"/>
+          <w:sz w:val="24"/>
+          <w:highlight w:val="none"/>
+        </w:rPr>
+        <w:t xml:space="preserve">Storing department name in student table will violate the 3NF rules</w:t>
+      </w:r>
+      <w:r/>
+      <w:r>
+        <w:rPr>
+          <w:rFonts w:ascii="Times New Roman" w:hAnsi="Times New Roman" w:eastAsia="Times New Roman" w:cs="Times New Roman"/>
+          <w:sz w:val="24"/>
+          <w:highlight w:val="none"/>
+        </w:rPr>
       </w:r>
       <w:r>
         <w:rPr>
           <w:rFonts w:ascii="Times New Roman" w:hAnsi="Times New Roman" w:eastAsia="Times New Roman" w:cs="Times New Roman"/>
           <w:sz w:val="24"/>
-        </w:rPr>
-        <w:t xml:space="preserve"> satisfies 2NF</w:t>
-      </w:r>
-      <w:r>
-        <w:rPr>
-          <w:rFonts w:ascii="Times New Roman" w:hAnsi="Times New Roman" w:eastAsia="Times New Roman" w:cs="Times New Roman"/>
-          <w:sz w:val="24"/>
+          <w:szCs w:val="24"/>
+          <w:highlight w:val="none"/>
         </w:rPr>
       </w:r>
     </w:p>
@@ -4036,16 +4312,21 @@
           <w:rFonts w:ascii="Times New Roman" w:hAnsi="Times New Roman" w:eastAsia="Times New Roman" w:cs="Times New Roman"/>
           <w:sz w:val="24"/>
           <w:szCs w:val="24"/>
-          <w:highlight w:val="none"/>
         </w:rPr>
       </w:pPr>
       <w:r>
         <w:rPr>
           <w:rFonts w:ascii="Times New Roman" w:hAnsi="Times New Roman" w:eastAsia="Times New Roman" w:cs="Times New Roman"/>
           <w:sz w:val="24"/>
-          <w:highlight w:val="none"/>
+          <w:szCs w:val="24"/>
         </w:rPr>
-        <w:t xml:space="preserve">3NF:-</w:t>
+      </w:r>
+      <w:r>
+        <w:rPr>
+          <w:rFonts w:ascii="Times New Roman" w:hAnsi="Times New Roman" w:eastAsia="Times New Roman" w:cs="Times New Roman"/>
+          <w:sz w:val="24"/>
+          <w:szCs w:val="24"/>
+        </w:rPr>
       </w:r>
       <w:r>
         <w:rPr>
@@ -4070,104 +4351,6 @@
           <w:sz w:val="24"/>
           <w:szCs w:val="24"/>
           <w:highlight w:val="none"/>
-        </w:rPr>
-      </w:pPr>
-      <w:r>
-        <w:rPr>
-          <w:rFonts w:ascii="Times New Roman" w:hAnsi="Times New Roman" w:eastAsia="Times New Roman" w:cs="Times New Roman"/>
-          <w:sz w:val="24"/>
-          <w:highlight w:val="none"/>
-        </w:rPr>
-        <w:t xml:space="preserve">-&gt; It must satisfy 2NF condition</w:t>
-      </w:r>
-      <w:r>
-        <w:rPr>
-          <w:rFonts w:ascii="Times New Roman" w:hAnsi="Times New Roman" w:eastAsia="Times New Roman" w:cs="Times New Roman"/>
-          <w:sz w:val="24"/>
-          <w:szCs w:val="24"/>
-        </w:rPr>
-      </w:r>
-    </w:p>
-    <w:p>
-      <w:pPr>
-        <w:pBdr>
-          <w:top w:val="none" w:color="000000" w:sz="4" w:space="0"/>
-          <w:left w:val="none" w:color="000000" w:sz="4" w:space="0"/>
-          <w:bottom w:val="none" w:color="000000" w:sz="4" w:space="0"/>
-          <w:right w:val="none" w:color="000000" w:sz="4" w:space="0"/>
-        </w:pBdr>
-        <w:spacing/>
-        <w:ind w:right="0" w:firstLine="0" w:left="0"/>
-        <w:rPr>
-          <w:rFonts w:ascii="Times New Roman" w:hAnsi="Times New Roman" w:eastAsia="Times New Roman" w:cs="Times New Roman"/>
-          <w:sz w:val="24"/>
-          <w:szCs w:val="24"/>
-          <w:highlight w:val="none"/>
-        </w:rPr>
-      </w:pPr>
-      <w:r>
-        <w:rPr>
-          <w:rFonts w:ascii="Times New Roman" w:hAnsi="Times New Roman" w:eastAsia="Times New Roman" w:cs="Times New Roman"/>
-          <w:sz w:val="24"/>
-          <w:highlight w:val="none"/>
-        </w:rPr>
-        <w:t xml:space="preserve">-&gt; There should be no dependency between non key attributes</w:t>
-      </w:r>
-      <w:r>
-        <w:rPr>
-          <w:rFonts w:ascii="Times New Roman" w:hAnsi="Times New Roman" w:eastAsia="Times New Roman" w:cs="Times New Roman"/>
-          <w:sz w:val="24"/>
-          <w:szCs w:val="24"/>
-        </w:rPr>
-      </w:r>
-    </w:p>
-    <w:p>
-      <w:pPr>
-        <w:pBdr>
-          <w:top w:val="none" w:color="000000" w:sz="4" w:space="0"/>
-          <w:left w:val="none" w:color="000000" w:sz="4" w:space="0"/>
-          <w:bottom w:val="none" w:color="000000" w:sz="4" w:space="0"/>
-          <w:right w:val="none" w:color="000000" w:sz="4" w:space="0"/>
-        </w:pBdr>
-        <w:spacing/>
-        <w:ind w:right="0" w:firstLine="0" w:left="0"/>
-        <w:rPr>
-          <w:rFonts w:ascii="Times New Roman" w:hAnsi="Times New Roman" w:eastAsia="Times New Roman" w:cs="Times New Roman"/>
-          <w:sz w:val="24"/>
-          <w:szCs w:val="24"/>
-          <w:highlight w:val="none"/>
-        </w:rPr>
-      </w:pPr>
-      <w:r>
-        <w:rPr>
-          <w:rFonts w:ascii="Times New Roman" w:hAnsi="Times New Roman" w:eastAsia="Times New Roman" w:cs="Times New Roman"/>
-          <w:sz w:val="24"/>
-          <w:highlight w:val="none"/>
-        </w:rPr>
-        <w:t xml:space="preserve">-&gt; Non key attributes should only depend only on primary key</w:t>
-      </w:r>
-      <w:r>
-        <w:rPr>
-          <w:rFonts w:ascii="Times New Roman" w:hAnsi="Times New Roman" w:eastAsia="Times New Roman" w:cs="Times New Roman"/>
-          <w:sz w:val="24"/>
-          <w:szCs w:val="24"/>
-        </w:rPr>
-      </w:r>
-    </w:p>
-    <w:p>
-      <w:pPr>
-        <w:pBdr>
-          <w:top w:val="none" w:color="000000" w:sz="4" w:space="0"/>
-          <w:left w:val="none" w:color="000000" w:sz="4" w:space="0"/>
-          <w:bottom w:val="none" w:color="000000" w:sz="4" w:space="0"/>
-          <w:right w:val="none" w:color="000000" w:sz="4" w:space="0"/>
-        </w:pBdr>
-        <w:spacing/>
-        <w:ind w:right="0" w:firstLine="0" w:left="0"/>
-        <w:rPr>
-          <w:rFonts w:ascii="Times New Roman" w:hAnsi="Times New Roman" w:eastAsia="Times New Roman" w:cs="Times New Roman"/>
-          <w:sz w:val="24"/>
-          <w:szCs w:val="24"/>
         </w:rPr>
       </w:pPr>
       <w:r>
@@ -4183,12 +4366,171 @@
           <w:sz w:val="24"/>
           <w:highlight w:val="none"/>
         </w:rPr>
+        <w:t xml:space="preserve">Task 3: Alter and Extend the Schema</w:t>
+      </w:r>
+      <w:r>
+        <w:rPr>
+          <w:rFonts w:ascii="Times New Roman" w:hAnsi="Times New Roman" w:eastAsia="Times New Roman" w:cs="Times New Roman"/>
+          <w:sz w:val="24"/>
+          <w:szCs w:val="24"/>
+          <w:highlight w:val="none"/>
+        </w:rPr>
+      </w:r>
+      <w:r>
+        <w:rPr>
+          <w:rFonts w:ascii="Times New Roman" w:hAnsi="Times New Roman" w:eastAsia="Times New Roman" w:cs="Times New Roman"/>
+          <w:sz w:val="24"/>
+          <w:szCs w:val="24"/>
+          <w:highlight w:val="none"/>
+        </w:rPr>
+      </w:r>
+    </w:p>
+    <w:p>
+      <w:pPr>
+        <w:pBdr>
+          <w:top w:val="none" w:color="000000" w:sz="4" w:space="0"/>
+          <w:left w:val="none" w:color="000000" w:sz="4" w:space="0"/>
+          <w:bottom w:val="none" w:color="000000" w:sz="4" w:space="0"/>
+          <w:right w:val="none" w:color="000000" w:sz="4" w:space="0"/>
+        </w:pBdr>
+        <w:spacing/>
+        <w:ind w:right="0" w:firstLine="0" w:left="0"/>
+        <w:rPr>
+          <w:rFonts w:ascii="Times New Roman" w:hAnsi="Times New Roman" w:eastAsia="Times New Roman" w:cs="Times New Roman"/>
+          <w:sz w:val="24"/>
+          <w:szCs w:val="24"/>
+          <w:highlight w:val="none"/>
+        </w:rPr>
+      </w:pPr>
+      <w:r>
+        <w:rPr>
+          <w:rFonts w:ascii="Times New Roman" w:hAnsi="Times New Roman" w:eastAsia="Times New Roman" w:cs="Times New Roman"/>
+          <w:sz w:val="24"/>
+          <w:highlight w:val="none"/>
+        </w:rPr>
+      </w:r>
+      <w:r>
+        <mc:AlternateContent>
+          <mc:Choice Requires="wpg">
+            <w:drawing>
+              <wp:inline xmlns:wp="http://schemas.openxmlformats.org/drawingml/2006/wordprocessingDrawing" distT="0" distB="0" distL="0" distR="0">
+                <wp:extent cx="5943600" cy="3191589"/>
+                <wp:effectExtent l="0" t="0" r="0" b="0"/>
+                <wp:docPr id="14" name=""/>
+                <wp:cNvGraphicFramePr>
+                  <a:graphicFrameLocks xmlns:a="http://schemas.openxmlformats.org/drawingml/2006/main" noChangeAspect="1"/>
+                </wp:cNvGraphicFramePr>
+                <a:graphic xmlns:a="http://schemas.openxmlformats.org/drawingml/2006/main">
+                  <a:graphicData uri="http://schemas.openxmlformats.org/drawingml/2006/picture">
+                    <pic:pic xmlns:pic="http://schemas.openxmlformats.org/drawingml/2006/picture">
+                      <pic:nvPicPr>
+                        <pic:cNvPr id="2111306756" name=""/>
+                        <pic:cNvPicPr>
+                          <a:picLocks noChangeAspect="1"/>
+                        </pic:cNvPicPr>
+                        <pic:nvPr/>
+                      </pic:nvPicPr>
+                      <pic:blipFill rotWithShape="1">
+                        <a:blip r:embed="rId19"/>
+                        <a:stretch/>
+                      </pic:blipFill>
+                      <pic:spPr bwMode="auto">
+                        <a:xfrm>
+                          <a:off x="0" y="0"/>
+                          <a:ext cx="5943599" cy="3191589"/>
+                        </a:xfrm>
+                        <a:prstGeom prst="rect">
+                          <a:avLst/>
+                        </a:prstGeom>
+                      </pic:spPr>
+                    </pic:pic>
+                  </a:graphicData>
+                </a:graphic>
+              </wp:inline>
+            </w:drawing>
+          </mc:Choice>
+          <mc:Fallback>
+            <w:pict>
+              <v:shapetype id="_x0000_t75" coordsize="21600,21600" o:spt="75" o:preferrelative="t" path="m@4@5l@4@11@9@11@9@5xe" filled="f" stroked="f">
+                <v:stroke joinstyle="miter"/>
+                <v:formulas>
+                  <v:f eqn="if lineDrawn pixelLineWidth 0"/>
+                  <v:f eqn="sum @0 1 0"/>
+                  <v:f eqn="sum 0 0 @1"/>
+                  <v:f eqn="prod @2 1 2"/>
+                  <v:f eqn="prod @3 21600 pixelWidth"/>
+                  <v:f eqn="prod @3 21600 pixelHeight"/>
+                  <v:f eqn="sum @0 0 1"/>
+                  <v:f eqn="prod @6 1 2"/>
+                  <v:f eqn="prod @7 21600 pixelWidth"/>
+                  <v:f eqn="sum @8 21600 0"/>
+                  <v:f eqn="prod @7 21600 pixelHeight"/>
+                  <v:f eqn="sum @10 21600 0"/>
+                </v:formulas>
+                <v:path o:extrusionok="f" gradientshapeok="t" o:connecttype="rect"/>
+                <o:lock v:ext="edit" aspectratio="t"/>
+              </v:shapetype>
+              <v:shape id="_x0000_i13" o:spid="_x0000_s13" type="#_x0000_t75" style="width:468.00pt;height:251.31pt;mso-wrap-distance-left:0.00pt;mso-wrap-distance-top:0.00pt;mso-wrap-distance-right:0.00pt;mso-wrap-distance-bottom:0.00pt;z-index:1;" stroked="false">
+                <v:imagedata r:id="rId19" o:title=""/>
+                <o:lock v:ext="edit" rotation="t"/>
+              </v:shape>
+            </w:pict>
+          </mc:Fallback>
+        </mc:AlternateContent>
       </w:r>
       <w:r>
         <w:rPr>
           <w:rFonts w:ascii="Times New Roman" w:hAnsi="Times New Roman" w:eastAsia="Times New Roman" w:cs="Times New Roman"/>
           <w:sz w:val="24"/>
           <w:highlight w:val="none"/>
+        </w:rPr>
+      </w:r>
+      <w:r/>
+      <w:r>
+        <w:rPr>
+          <w:rFonts w:ascii="Times New Roman" w:hAnsi="Times New Roman" w:eastAsia="Times New Roman" w:cs="Times New Roman"/>
+          <w:sz w:val="24"/>
+          <w:szCs w:val="24"/>
+          <w:highlight w:val="none"/>
+        </w:rPr>
+      </w:r>
+      <w:r>
+        <w:rPr>
+          <w:rFonts w:ascii="Times New Roman" w:hAnsi="Times New Roman" w:eastAsia="Times New Roman" w:cs="Times New Roman"/>
+          <w:sz w:val="24"/>
+          <w:szCs w:val="24"/>
+          <w:highlight w:val="none"/>
+        </w:rPr>
+      </w:r>
+    </w:p>
+    <w:p>
+      <w:pPr>
+        <w:pBdr>
+          <w:top w:val="none" w:color="000000" w:sz="4" w:space="0"/>
+          <w:left w:val="none" w:color="000000" w:sz="4" w:space="0"/>
+          <w:bottom w:val="none" w:color="000000" w:sz="4" w:space="0"/>
+          <w:right w:val="none" w:color="000000" w:sz="4" w:space="0"/>
+        </w:pBdr>
+        <w:spacing/>
+        <w:ind w:right="0" w:firstLine="0" w:left="0"/>
+        <w:rPr>
+          <w:rFonts w:ascii="Times New Roman" w:hAnsi="Times New Roman" w:eastAsia="Times New Roman" w:cs="Times New Roman"/>
+          <w:sz w:val="24"/>
+          <w:szCs w:val="24"/>
+        </w:rPr>
+      </w:pPr>
+      <w:r>
+        <w:rPr>
+          <w:rFonts w:ascii="Times New Roman" w:hAnsi="Times New Roman" w:eastAsia="Times New Roman" w:cs="Times New Roman"/>
+          <w:sz w:val="24"/>
+          <w:highlight w:val="none"/>
+        </w:rPr>
+      </w:r>
+      <w:r>
+        <w:rPr>
+          <w:rFonts w:ascii="Times New Roman" w:hAnsi="Times New Roman" w:eastAsia="Times New Roman" w:cs="Times New Roman"/>
+          <w:sz w:val="24"/>
+          <w:szCs w:val="24"/>
         </w:rPr>
       </w:r>
     </w:p>
@@ -4214,7 +4556,6 @@
         <w:ind/>
         <w:rPr/>
       </w:pPr>
-      <w:r/>
       <w:r>
         <w:separator/>
       </w:r>
@@ -4229,7 +4570,6 @@
         <w:ind/>
         <w:rPr/>
       </w:pPr>
-      <w:r/>
       <w:r>
         <w:continuationSeparator/>
       </w:r>
@@ -4249,7 +4589,6 @@
         <w:ind/>
         <w:rPr/>
       </w:pPr>
-      <w:r/>
       <w:r>
         <w:separator/>
       </w:r>
@@ -4264,7 +4603,6 @@
         <w:ind/>
         <w:rPr/>
       </w:pPr>
-      <w:r/>
       <w:r>
         <w:continuationSeparator/>
       </w:r>
@@ -4432,9 +4770,9 @@
     <w:lsdException w:name="Bibliography" w:uiPriority="37"/>
     <w:lsdException w:name="TOC Heading" w:uiPriority="39" w:qFormat="1"/>
   </w:latentStyles>
-  <w:style w:type="table" w:styleId="12">
+  <w:style w:type="table" w:styleId="701">
     <w:name w:val="Table Grid"/>
-    <w:basedOn w:val="665"/>
+    <w:basedOn w:val="887"/>
     <w:uiPriority w:val="59"/>
     <w:pPr>
       <w:pBdr/>
@@ -4631,9 +4969,9 @@
       </w:tcPr>
     </w:tblStylePr>
   </w:style>
-  <w:style w:type="table" w:styleId="13">
+  <w:style w:type="table" w:styleId="702">
     <w:name w:val="Table Grid Light"/>
-    <w:basedOn w:val="665"/>
+    <w:basedOn w:val="887"/>
     <w:uiPriority w:val="59"/>
     <w:pPr>
       <w:pBdr/>
@@ -4830,9 +5168,9 @@
       </w:tcPr>
     </w:tblStylePr>
   </w:style>
-  <w:style w:type="table" w:styleId="14">
+  <w:style w:type="table" w:styleId="703">
     <w:name w:val="Plain Table 1"/>
-    <w:basedOn w:val="665"/>
+    <w:basedOn w:val="887"/>
     <w:uiPriority w:val="59"/>
     <w:pPr>
       <w:pBdr/>
@@ -5055,9 +5393,9 @@
       </w:tcPr>
     </w:tblStylePr>
   </w:style>
-  <w:style w:type="table" w:styleId="15">
+  <w:style w:type="table" w:styleId="704">
     <w:name w:val="Plain Table 2"/>
-    <w:basedOn w:val="665"/>
+    <w:basedOn w:val="887"/>
     <w:uiPriority w:val="59"/>
     <w:pPr>
       <w:pBdr/>
@@ -5288,9 +5626,9 @@
       </w:tcPr>
     </w:tblStylePr>
   </w:style>
-  <w:style w:type="table" w:styleId="16">
+  <w:style w:type="table" w:styleId="705">
     <w:name w:val="Plain Table 3"/>
-    <w:basedOn w:val="665"/>
+    <w:basedOn w:val="887"/>
     <w:uiPriority w:val="99"/>
     <w:pPr>
       <w:pBdr/>
@@ -5518,9 +5856,9 @@
       </w:tcPr>
     </w:tblStylePr>
   </w:style>
-  <w:style w:type="table" w:styleId="17">
+  <w:style w:type="table" w:styleId="706">
     <w:name w:val="Plain Table 4"/>
-    <w:basedOn w:val="665"/>
+    <w:basedOn w:val="887"/>
     <w:uiPriority w:val="99"/>
     <w:pPr>
       <w:pBdr/>
@@ -5734,9 +6072,9 @@
       </w:tcPr>
     </w:tblStylePr>
   </w:style>
-  <w:style w:type="table" w:styleId="18">
+  <w:style w:type="table" w:styleId="707">
     <w:name w:val="Plain Table 5"/>
-    <w:basedOn w:val="665"/>
+    <w:basedOn w:val="887"/>
     <w:uiPriority w:val="99"/>
     <w:pPr>
       <w:pBdr/>
@@ -5967,9 +6305,9 @@
       </w:tcPr>
     </w:tblStylePr>
   </w:style>
-  <w:style w:type="table" w:styleId="19">
+  <w:style w:type="table" w:styleId="708">
     <w:name w:val="Grid Table 1 Light"/>
-    <w:basedOn w:val="665"/>
+    <w:basedOn w:val="887"/>
     <w:uiPriority w:val="99"/>
     <w:pPr>
       <w:pBdr/>
@@ -6190,9 +6528,9 @@
       </w:tcPr>
     </w:tblStylePr>
   </w:style>
-  <w:style w:type="table" w:styleId="20">
+  <w:style w:type="table" w:styleId="709">
     <w:name w:val="Grid Table 1 Light - Accent 1"/>
-    <w:basedOn w:val="665"/>
+    <w:basedOn w:val="887"/>
     <w:uiPriority w:val="99"/>
     <w:pPr>
       <w:pBdr/>
@@ -6413,9 +6751,9 @@
       </w:tcPr>
     </w:tblStylePr>
   </w:style>
-  <w:style w:type="table" w:styleId="21">
+  <w:style w:type="table" w:styleId="710">
     <w:name w:val="Grid Table 1 Light - Accent 2"/>
-    <w:basedOn w:val="665"/>
+    <w:basedOn w:val="887"/>
     <w:uiPriority w:val="99"/>
     <w:pPr>
       <w:pBdr/>
@@ -6636,9 +6974,9 @@
       </w:tcPr>
     </w:tblStylePr>
   </w:style>
-  <w:style w:type="table" w:styleId="22">
+  <w:style w:type="table" w:styleId="711">
     <w:name w:val="Grid Table 1 Light - Accent 3"/>
-    <w:basedOn w:val="665"/>
+    <w:basedOn w:val="887"/>
     <w:uiPriority w:val="99"/>
     <w:pPr>
       <w:pBdr/>
@@ -6859,9 +7197,9 @@
       </w:tcPr>
     </w:tblStylePr>
   </w:style>
-  <w:style w:type="table" w:styleId="23">
+  <w:style w:type="table" w:styleId="712">
     <w:name w:val="Grid Table 1 Light - Accent 4"/>
-    <w:basedOn w:val="665"/>
+    <w:basedOn w:val="887"/>
     <w:uiPriority w:val="99"/>
     <w:pPr>
       <w:pBdr/>
@@ -7082,9 +7420,9 @@
       </w:tcPr>
     </w:tblStylePr>
   </w:style>
-  <w:style w:type="table" w:styleId="24">
+  <w:style w:type="table" w:styleId="713">
     <w:name w:val="Grid Table 1 Light - Accent 5"/>
-    <w:basedOn w:val="665"/>
+    <w:basedOn w:val="887"/>
     <w:uiPriority w:val="99"/>
     <w:pPr>
       <w:pBdr/>
@@ -7305,9 +7643,9 @@
       </w:tcPr>
     </w:tblStylePr>
   </w:style>
-  <w:style w:type="table" w:styleId="25">
+  <w:style w:type="table" w:styleId="714">
     <w:name w:val="Grid Table 1 Light - Accent 6"/>
-    <w:basedOn w:val="665"/>
+    <w:basedOn w:val="887"/>
     <w:uiPriority w:val="99"/>
     <w:pPr>
       <w:pBdr/>
@@ -7528,9 +7866,9 @@
       </w:tcPr>
     </w:tblStylePr>
   </w:style>
-  <w:style w:type="table" w:styleId="26">
+  <w:style w:type="table" w:styleId="715">
     <w:name w:val="Grid Table 2"/>
-    <w:basedOn w:val="665"/>
+    <w:basedOn w:val="887"/>
     <w:uiPriority w:val="99"/>
     <w:pPr>
       <w:pBdr/>
@@ -7760,9 +8098,9 @@
       </w:tcPr>
     </w:tblStylePr>
   </w:style>
-  <w:style w:type="table" w:styleId="27">
+  <w:style w:type="table" w:styleId="716">
     <w:name w:val="Grid Table 2 - Accent 1"/>
-    <w:basedOn w:val="665"/>
+    <w:basedOn w:val="887"/>
     <w:uiPriority w:val="99"/>
     <w:pPr>
       <w:pBdr/>
@@ -7992,9 +8330,9 @@
       </w:tcPr>
     </w:tblStylePr>
   </w:style>
-  <w:style w:type="table" w:styleId="28">
+  <w:style w:type="table" w:styleId="717">
     <w:name w:val="Grid Table 2 - Accent 2"/>
-    <w:basedOn w:val="665"/>
+    <w:basedOn w:val="887"/>
     <w:uiPriority w:val="99"/>
     <w:pPr>
       <w:pBdr/>
@@ -8224,9 +8562,9 @@
       </w:tcPr>
     </w:tblStylePr>
   </w:style>
-  <w:style w:type="table" w:styleId="29">
+  <w:style w:type="table" w:styleId="718">
     <w:name w:val="Grid Table 2 - Accent 3"/>
-    <w:basedOn w:val="665"/>
+    <w:basedOn w:val="887"/>
     <w:uiPriority w:val="99"/>
     <w:pPr>
       <w:pBdr/>
@@ -8456,9 +8794,9 @@
       </w:tcPr>
     </w:tblStylePr>
   </w:style>
-  <w:style w:type="table" w:styleId="30">
+  <w:style w:type="table" w:styleId="719">
     <w:name w:val="Grid Table 2 - Accent 4"/>
-    <w:basedOn w:val="665"/>
+    <w:basedOn w:val="887"/>
     <w:uiPriority w:val="99"/>
     <w:pPr>
       <w:pBdr/>
@@ -8688,9 +9026,9 @@
       </w:tcPr>
     </w:tblStylePr>
   </w:style>
-  <w:style w:type="table" w:styleId="31">
+  <w:style w:type="table" w:styleId="720">
     <w:name w:val="Grid Table 2 - Accent 5"/>
-    <w:basedOn w:val="665"/>
+    <w:basedOn w:val="887"/>
     <w:uiPriority w:val="99"/>
     <w:pPr>
       <w:pBdr/>
@@ -8920,9 +9258,9 @@
       </w:tcPr>
     </w:tblStylePr>
   </w:style>
-  <w:style w:type="table" w:styleId="32">
+  <w:style w:type="table" w:styleId="721">
     <w:name w:val="Grid Table 2 - Accent 6"/>
-    <w:basedOn w:val="665"/>
+    <w:basedOn w:val="887"/>
     <w:uiPriority w:val="99"/>
     <w:pPr>
       <w:pBdr/>
@@ -9152,9 +9490,9 @@
       </w:tcPr>
     </w:tblStylePr>
   </w:style>
-  <w:style w:type="table" w:styleId="33">
+  <w:style w:type="table" w:styleId="722">
     <w:name w:val="Grid Table 3"/>
-    <w:basedOn w:val="665"/>
+    <w:basedOn w:val="887"/>
     <w:uiPriority w:val="99"/>
     <w:pPr>
       <w:pBdr/>
@@ -9253,29 +9591,6 @@
         <w:tblBorders/>
       </w:tblPr>
       <w:tcPr>
-        <w:shd w:color="ffffff"/>
-        <w:tcBorders>
-          <w:top w:val="none" w:color="000000" w:sz="4" w:space="0"/>
-          <w:left w:val="none" w:color="000000" w:sz="4" w:space="0"/>
-          <w:bottom w:val="none" w:color="000000" w:sz="4" w:space="0"/>
-          <w:right w:val="none" w:color="000000" w:sz="4" w:space="0"/>
-        </w:tcBorders>
-      </w:tcPr>
-    </w:tblStylePr>
-    <w:tblStylePr w:type="firstRow">
-      <w:rPr>
-        <w:b/>
-        <w:color w:val="404040"/>
-      </w:rPr>
-      <w:pPr>
-        <w:pBdr/>
-        <w:spacing/>
-        <w:ind/>
-      </w:pPr>
-      <w:tblPr>
-        <w:tblBorders/>
-      </w:tblPr>
-      <w:tcPr>
         <w:shd w:val="clear" w:color="ffffff"/>
         <w:tcBorders>
           <w:top w:val="none" w:color="000000" w:sz="4" w:space="0"/>
@@ -9285,30 +9600,7 @@
         </w:tcBorders>
       </w:tcPr>
     </w:tblStylePr>
-    <w:tblStylePr w:type="lastCol">
-      <w:rPr>
-        <w:i/>
-        <w:color w:val="404040"/>
-      </w:rPr>
-      <w:pPr>
-        <w:pBdr/>
-        <w:spacing/>
-        <w:ind/>
-      </w:pPr>
-      <w:tblPr>
-        <w:tblBorders/>
-      </w:tblPr>
-      <w:tcPr>
-        <w:shd w:color="ffffff"/>
-        <w:tcBorders>
-          <w:top w:val="none" w:color="000000" w:sz="4" w:space="0"/>
-          <w:left w:val="none" w:color="000000" w:sz="4" w:space="0"/>
-          <w:bottom w:val="none" w:color="000000" w:sz="4" w:space="0"/>
-          <w:right w:val="none" w:color="000000" w:sz="4" w:space="0"/>
-        </w:tcBorders>
-      </w:tcPr>
-    </w:tblStylePr>
-    <w:tblStylePr w:type="lastRow">
+    <w:tblStylePr w:type="firstRow">
       <w:rPr>
         <w:b/>
         <w:color w:val="404040"/>
@@ -9331,6 +9623,52 @@
         </w:tcBorders>
       </w:tcPr>
     </w:tblStylePr>
+    <w:tblStylePr w:type="lastCol">
+      <w:rPr>
+        <w:i/>
+        <w:color w:val="404040"/>
+      </w:rPr>
+      <w:pPr>
+        <w:pBdr/>
+        <w:spacing/>
+        <w:ind/>
+      </w:pPr>
+      <w:tblPr>
+        <w:tblBorders/>
+      </w:tblPr>
+      <w:tcPr>
+        <w:shd w:val="clear" w:color="ffffff"/>
+        <w:tcBorders>
+          <w:top w:val="none" w:color="000000" w:sz="4" w:space="0"/>
+          <w:left w:val="none" w:color="000000" w:sz="4" w:space="0"/>
+          <w:bottom w:val="none" w:color="000000" w:sz="4" w:space="0"/>
+          <w:right w:val="none" w:color="000000" w:sz="4" w:space="0"/>
+        </w:tcBorders>
+      </w:tcPr>
+    </w:tblStylePr>
+    <w:tblStylePr w:type="lastRow">
+      <w:rPr>
+        <w:b/>
+        <w:color w:val="404040"/>
+      </w:rPr>
+      <w:pPr>
+        <w:pBdr/>
+        <w:spacing/>
+        <w:ind/>
+      </w:pPr>
+      <w:tblPr>
+        <w:tblBorders/>
+      </w:tblPr>
+      <w:tcPr>
+        <w:shd w:val="clear" w:color="ffffff"/>
+        <w:tcBorders>
+          <w:top w:val="none" w:color="000000" w:sz="4" w:space="0"/>
+          <w:left w:val="none" w:color="000000" w:sz="4" w:space="0"/>
+          <w:bottom w:val="none" w:color="000000" w:sz="4" w:space="0"/>
+          <w:right w:val="none" w:color="000000" w:sz="4" w:space="0"/>
+        </w:tcBorders>
+      </w:tcPr>
+    </w:tblStylePr>
     <w:tblStylePr w:type="nwCell">
       <w:pPr>
         <w:pBdr/>
@@ -9397,9 +9735,9 @@
       </w:tcPr>
     </w:tblStylePr>
   </w:style>
-  <w:style w:type="table" w:styleId="34">
+  <w:style w:type="table" w:styleId="723">
     <w:name w:val="Grid Table 3 - Accent 1"/>
-    <w:basedOn w:val="665"/>
+    <w:basedOn w:val="887"/>
     <w:uiPriority w:val="99"/>
     <w:pPr>
       <w:pBdr/>
@@ -9498,29 +9836,6 @@
         <w:tblBorders/>
       </w:tblPr>
       <w:tcPr>
-        <w:shd w:color="ffffff"/>
-        <w:tcBorders>
-          <w:top w:val="none" w:color="000000" w:sz="4" w:space="0"/>
-          <w:left w:val="none" w:color="000000" w:sz="4" w:space="0"/>
-          <w:bottom w:val="none" w:color="000000" w:sz="4" w:space="0"/>
-          <w:right w:val="none" w:color="000000" w:sz="4" w:space="0"/>
-        </w:tcBorders>
-      </w:tcPr>
-    </w:tblStylePr>
-    <w:tblStylePr w:type="firstRow">
-      <w:rPr>
-        <w:b/>
-        <w:color w:val="404040"/>
-      </w:rPr>
-      <w:pPr>
-        <w:pBdr/>
-        <w:spacing/>
-        <w:ind/>
-      </w:pPr>
-      <w:tblPr>
-        <w:tblBorders/>
-      </w:tblPr>
-      <w:tcPr>
         <w:shd w:val="clear" w:color="ffffff"/>
         <w:tcBorders>
           <w:top w:val="none" w:color="000000" w:sz="4" w:space="0"/>
@@ -9530,30 +9845,7 @@
         </w:tcBorders>
       </w:tcPr>
     </w:tblStylePr>
-    <w:tblStylePr w:type="lastCol">
-      <w:rPr>
-        <w:i/>
-        <w:color w:val="404040"/>
-      </w:rPr>
-      <w:pPr>
-        <w:pBdr/>
-        <w:spacing/>
-        <w:ind/>
-      </w:pPr>
-      <w:tblPr>
-        <w:tblBorders/>
-      </w:tblPr>
-      <w:tcPr>
-        <w:shd w:color="ffffff"/>
-        <w:tcBorders>
-          <w:top w:val="none" w:color="000000" w:sz="4" w:space="0"/>
-          <w:left w:val="none" w:color="000000" w:sz="4" w:space="0"/>
-          <w:bottom w:val="none" w:color="000000" w:sz="4" w:space="0"/>
-          <w:right w:val="none" w:color="000000" w:sz="4" w:space="0"/>
-        </w:tcBorders>
-      </w:tcPr>
-    </w:tblStylePr>
-    <w:tblStylePr w:type="lastRow">
+    <w:tblStylePr w:type="firstRow">
       <w:rPr>
         <w:b/>
         <w:color w:val="404040"/>
@@ -9576,6 +9868,52 @@
         </w:tcBorders>
       </w:tcPr>
     </w:tblStylePr>
+    <w:tblStylePr w:type="lastCol">
+      <w:rPr>
+        <w:i/>
+        <w:color w:val="404040"/>
+      </w:rPr>
+      <w:pPr>
+        <w:pBdr/>
+        <w:spacing/>
+        <w:ind/>
+      </w:pPr>
+      <w:tblPr>
+        <w:tblBorders/>
+      </w:tblPr>
+      <w:tcPr>
+        <w:shd w:val="clear" w:color="ffffff"/>
+        <w:tcBorders>
+          <w:top w:val="none" w:color="000000" w:sz="4" w:space="0"/>
+          <w:left w:val="none" w:color="000000" w:sz="4" w:space="0"/>
+          <w:bottom w:val="none" w:color="000000" w:sz="4" w:space="0"/>
+          <w:right w:val="none" w:color="000000" w:sz="4" w:space="0"/>
+        </w:tcBorders>
+      </w:tcPr>
+    </w:tblStylePr>
+    <w:tblStylePr w:type="lastRow">
+      <w:rPr>
+        <w:b/>
+        <w:color w:val="404040"/>
+      </w:rPr>
+      <w:pPr>
+        <w:pBdr/>
+        <w:spacing/>
+        <w:ind/>
+      </w:pPr>
+      <w:tblPr>
+        <w:tblBorders/>
+      </w:tblPr>
+      <w:tcPr>
+        <w:shd w:val="clear" w:color="ffffff"/>
+        <w:tcBorders>
+          <w:top w:val="none" w:color="000000" w:sz="4" w:space="0"/>
+          <w:left w:val="none" w:color="000000" w:sz="4" w:space="0"/>
+          <w:bottom w:val="none" w:color="000000" w:sz="4" w:space="0"/>
+          <w:right w:val="none" w:color="000000" w:sz="4" w:space="0"/>
+        </w:tcBorders>
+      </w:tcPr>
+    </w:tblStylePr>
     <w:tblStylePr w:type="nwCell">
       <w:pPr>
         <w:pBdr/>
@@ -9642,9 +9980,9 @@
       </w:tcPr>
     </w:tblStylePr>
   </w:style>
-  <w:style w:type="table" w:styleId="35">
+  <w:style w:type="table" w:styleId="724">
     <w:name w:val="Grid Table 3 - Accent 2"/>
-    <w:basedOn w:val="665"/>
+    <w:basedOn w:val="887"/>
     <w:uiPriority w:val="99"/>
     <w:pPr>
       <w:pBdr/>
@@ -9743,29 +10081,6 @@
         <w:tblBorders/>
       </w:tblPr>
       <w:tcPr>
-        <w:shd w:color="ffffff"/>
-        <w:tcBorders>
-          <w:top w:val="none" w:color="000000" w:sz="4" w:space="0"/>
-          <w:left w:val="none" w:color="000000" w:sz="4" w:space="0"/>
-          <w:bottom w:val="none" w:color="000000" w:sz="4" w:space="0"/>
-          <w:right w:val="none" w:color="000000" w:sz="4" w:space="0"/>
-        </w:tcBorders>
-      </w:tcPr>
-    </w:tblStylePr>
-    <w:tblStylePr w:type="firstRow">
-      <w:rPr>
-        <w:b/>
-        <w:color w:val="404040"/>
-      </w:rPr>
-      <w:pPr>
-        <w:pBdr/>
-        <w:spacing/>
-        <w:ind/>
-      </w:pPr>
-      <w:tblPr>
-        <w:tblBorders/>
-      </w:tblPr>
-      <w:tcPr>
         <w:shd w:val="clear" w:color="ffffff"/>
         <w:tcBorders>
           <w:top w:val="none" w:color="000000" w:sz="4" w:space="0"/>
@@ -9775,30 +10090,7 @@
         </w:tcBorders>
       </w:tcPr>
     </w:tblStylePr>
-    <w:tblStylePr w:type="lastCol">
-      <w:rPr>
-        <w:i/>
-        <w:color w:val="404040"/>
-      </w:rPr>
-      <w:pPr>
-        <w:pBdr/>
-        <w:spacing/>
-        <w:ind/>
-      </w:pPr>
-      <w:tblPr>
-        <w:tblBorders/>
-      </w:tblPr>
-      <w:tcPr>
-        <w:shd w:color="ffffff"/>
-        <w:tcBorders>
-          <w:top w:val="none" w:color="000000" w:sz="4" w:space="0"/>
-          <w:left w:val="none" w:color="000000" w:sz="4" w:space="0"/>
-          <w:bottom w:val="none" w:color="000000" w:sz="4" w:space="0"/>
-          <w:right w:val="none" w:color="000000" w:sz="4" w:space="0"/>
-        </w:tcBorders>
-      </w:tcPr>
-    </w:tblStylePr>
-    <w:tblStylePr w:type="lastRow">
+    <w:tblStylePr w:type="firstRow">
       <w:rPr>
         <w:b/>
         <w:color w:val="404040"/>
@@ -9821,6 +10113,52 @@
         </w:tcBorders>
       </w:tcPr>
     </w:tblStylePr>
+    <w:tblStylePr w:type="lastCol">
+      <w:rPr>
+        <w:i/>
+        <w:color w:val="404040"/>
+      </w:rPr>
+      <w:pPr>
+        <w:pBdr/>
+        <w:spacing/>
+        <w:ind/>
+      </w:pPr>
+      <w:tblPr>
+        <w:tblBorders/>
+      </w:tblPr>
+      <w:tcPr>
+        <w:shd w:val="clear" w:color="ffffff"/>
+        <w:tcBorders>
+          <w:top w:val="none" w:color="000000" w:sz="4" w:space="0"/>
+          <w:left w:val="none" w:color="000000" w:sz="4" w:space="0"/>
+          <w:bottom w:val="none" w:color="000000" w:sz="4" w:space="0"/>
+          <w:right w:val="none" w:color="000000" w:sz="4" w:space="0"/>
+        </w:tcBorders>
+      </w:tcPr>
+    </w:tblStylePr>
+    <w:tblStylePr w:type="lastRow">
+      <w:rPr>
+        <w:b/>
+        <w:color w:val="404040"/>
+      </w:rPr>
+      <w:pPr>
+        <w:pBdr/>
+        <w:spacing/>
+        <w:ind/>
+      </w:pPr>
+      <w:tblPr>
+        <w:tblBorders/>
+      </w:tblPr>
+      <w:tcPr>
+        <w:shd w:val="clear" w:color="ffffff"/>
+        <w:tcBorders>
+          <w:top w:val="none" w:color="000000" w:sz="4" w:space="0"/>
+          <w:left w:val="none" w:color="000000" w:sz="4" w:space="0"/>
+          <w:bottom w:val="none" w:color="000000" w:sz="4" w:space="0"/>
+          <w:right w:val="none" w:color="000000" w:sz="4" w:space="0"/>
+        </w:tcBorders>
+      </w:tcPr>
+    </w:tblStylePr>
     <w:tblStylePr w:type="nwCell">
       <w:pPr>
         <w:pBdr/>
@@ -9887,9 +10225,9 @@
       </w:tcPr>
     </w:tblStylePr>
   </w:style>
-  <w:style w:type="table" w:styleId="36">
+  <w:style w:type="table" w:styleId="725">
     <w:name w:val="Grid Table 3 - Accent 3"/>
-    <w:basedOn w:val="665"/>
+    <w:basedOn w:val="887"/>
     <w:uiPriority w:val="99"/>
     <w:pPr>
       <w:pBdr/>
@@ -9988,29 +10326,6 @@
         <w:tblBorders/>
       </w:tblPr>
       <w:tcPr>
-        <w:shd w:color="ffffff"/>
-        <w:tcBorders>
-          <w:top w:val="none" w:color="000000" w:sz="4" w:space="0"/>
-          <w:left w:val="none" w:color="000000" w:sz="4" w:space="0"/>
-          <w:bottom w:val="none" w:color="000000" w:sz="4" w:space="0"/>
-          <w:right w:val="none" w:color="000000" w:sz="4" w:space="0"/>
-        </w:tcBorders>
-      </w:tcPr>
-    </w:tblStylePr>
-    <w:tblStylePr w:type="firstRow">
-      <w:rPr>
-        <w:b/>
-        <w:color w:val="404040"/>
-      </w:rPr>
-      <w:pPr>
-        <w:pBdr/>
-        <w:spacing/>
-        <w:ind/>
-      </w:pPr>
-      <w:tblPr>
-        <w:tblBorders/>
-      </w:tblPr>
-      <w:tcPr>
         <w:shd w:val="clear" w:color="ffffff"/>
         <w:tcBorders>
           <w:top w:val="none" w:color="000000" w:sz="4" w:space="0"/>
@@ -10020,30 +10335,7 @@
         </w:tcBorders>
       </w:tcPr>
     </w:tblStylePr>
-    <w:tblStylePr w:type="lastCol">
-      <w:rPr>
-        <w:i/>
-        <w:color w:val="404040"/>
-      </w:rPr>
-      <w:pPr>
-        <w:pBdr/>
-        <w:spacing/>
-        <w:ind/>
-      </w:pPr>
-      <w:tblPr>
-        <w:tblBorders/>
-      </w:tblPr>
-      <w:tcPr>
-        <w:shd w:color="ffffff"/>
-        <w:tcBorders>
-          <w:top w:val="none" w:color="000000" w:sz="4" w:space="0"/>
-          <w:left w:val="none" w:color="000000" w:sz="4" w:space="0"/>
-          <w:bottom w:val="none" w:color="000000" w:sz="4" w:space="0"/>
-          <w:right w:val="none" w:color="000000" w:sz="4" w:space="0"/>
-        </w:tcBorders>
-      </w:tcPr>
-    </w:tblStylePr>
-    <w:tblStylePr w:type="lastRow">
+    <w:tblStylePr w:type="firstRow">
       <w:rPr>
         <w:b/>
         <w:color w:val="404040"/>
@@ -10066,6 +10358,52 @@
         </w:tcBorders>
       </w:tcPr>
     </w:tblStylePr>
+    <w:tblStylePr w:type="lastCol">
+      <w:rPr>
+        <w:i/>
+        <w:color w:val="404040"/>
+      </w:rPr>
+      <w:pPr>
+        <w:pBdr/>
+        <w:spacing/>
+        <w:ind/>
+      </w:pPr>
+      <w:tblPr>
+        <w:tblBorders/>
+      </w:tblPr>
+      <w:tcPr>
+        <w:shd w:val="clear" w:color="ffffff"/>
+        <w:tcBorders>
+          <w:top w:val="none" w:color="000000" w:sz="4" w:space="0"/>
+          <w:left w:val="none" w:color="000000" w:sz="4" w:space="0"/>
+          <w:bottom w:val="none" w:color="000000" w:sz="4" w:space="0"/>
+          <w:right w:val="none" w:color="000000" w:sz="4" w:space="0"/>
+        </w:tcBorders>
+      </w:tcPr>
+    </w:tblStylePr>
+    <w:tblStylePr w:type="lastRow">
+      <w:rPr>
+        <w:b/>
+        <w:color w:val="404040"/>
+      </w:rPr>
+      <w:pPr>
+        <w:pBdr/>
+        <w:spacing/>
+        <w:ind/>
+      </w:pPr>
+      <w:tblPr>
+        <w:tblBorders/>
+      </w:tblPr>
+      <w:tcPr>
+        <w:shd w:val="clear" w:color="ffffff"/>
+        <w:tcBorders>
+          <w:top w:val="none" w:color="000000" w:sz="4" w:space="0"/>
+          <w:left w:val="none" w:color="000000" w:sz="4" w:space="0"/>
+          <w:bottom w:val="none" w:color="000000" w:sz="4" w:space="0"/>
+          <w:right w:val="none" w:color="000000" w:sz="4" w:space="0"/>
+        </w:tcBorders>
+      </w:tcPr>
+    </w:tblStylePr>
     <w:tblStylePr w:type="nwCell">
       <w:pPr>
         <w:pBdr/>
@@ -10132,9 +10470,9 @@
       </w:tcPr>
     </w:tblStylePr>
   </w:style>
-  <w:style w:type="table" w:styleId="37">
+  <w:style w:type="table" w:styleId="726">
     <w:name w:val="Grid Table 3 - Accent 4"/>
-    <w:basedOn w:val="665"/>
+    <w:basedOn w:val="887"/>
     <w:uiPriority w:val="99"/>
     <w:pPr>
       <w:pBdr/>
@@ -10233,29 +10571,6 @@
         <w:tblBorders/>
       </w:tblPr>
       <w:tcPr>
-        <w:shd w:color="ffffff"/>
-        <w:tcBorders>
-          <w:top w:val="none" w:color="000000" w:sz="4" w:space="0"/>
-          <w:left w:val="none" w:color="000000" w:sz="4" w:space="0"/>
-          <w:bottom w:val="none" w:color="000000" w:sz="4" w:space="0"/>
-          <w:right w:val="none" w:color="000000" w:sz="4" w:space="0"/>
-        </w:tcBorders>
-      </w:tcPr>
-    </w:tblStylePr>
-    <w:tblStylePr w:type="firstRow">
-      <w:rPr>
-        <w:b/>
-        <w:color w:val="404040"/>
-      </w:rPr>
-      <w:pPr>
-        <w:pBdr/>
-        <w:spacing/>
-        <w:ind/>
-      </w:pPr>
-      <w:tblPr>
-        <w:tblBorders/>
-      </w:tblPr>
-      <w:tcPr>
         <w:shd w:val="clear" w:color="ffffff"/>
         <w:tcBorders>
           <w:top w:val="none" w:color="000000" w:sz="4" w:space="0"/>
@@ -10265,30 +10580,7 @@
         </w:tcBorders>
       </w:tcPr>
     </w:tblStylePr>
-    <w:tblStylePr w:type="lastCol">
-      <w:rPr>
-        <w:i/>
-        <w:color w:val="404040"/>
-      </w:rPr>
-      <w:pPr>
-        <w:pBdr/>
-        <w:spacing/>
-        <w:ind/>
-      </w:pPr>
-      <w:tblPr>
-        <w:tblBorders/>
-      </w:tblPr>
-      <w:tcPr>
-        <w:shd w:color="ffffff"/>
-        <w:tcBorders>
-          <w:top w:val="none" w:color="000000" w:sz="4" w:space="0"/>
-          <w:left w:val="none" w:color="000000" w:sz="4" w:space="0"/>
-          <w:bottom w:val="none" w:color="000000" w:sz="4" w:space="0"/>
-          <w:right w:val="none" w:color="000000" w:sz="4" w:space="0"/>
-        </w:tcBorders>
-      </w:tcPr>
-    </w:tblStylePr>
-    <w:tblStylePr w:type="lastRow">
+    <w:tblStylePr w:type="firstRow">
       <w:rPr>
         <w:b/>
         <w:color w:val="404040"/>
@@ -10311,6 +10603,52 @@
         </w:tcBorders>
       </w:tcPr>
     </w:tblStylePr>
+    <w:tblStylePr w:type="lastCol">
+      <w:rPr>
+        <w:i/>
+        <w:color w:val="404040"/>
+      </w:rPr>
+      <w:pPr>
+        <w:pBdr/>
+        <w:spacing/>
+        <w:ind/>
+      </w:pPr>
+      <w:tblPr>
+        <w:tblBorders/>
+      </w:tblPr>
+      <w:tcPr>
+        <w:shd w:val="clear" w:color="ffffff"/>
+        <w:tcBorders>
+          <w:top w:val="none" w:color="000000" w:sz="4" w:space="0"/>
+          <w:left w:val="none" w:color="000000" w:sz="4" w:space="0"/>
+          <w:bottom w:val="none" w:color="000000" w:sz="4" w:space="0"/>
+          <w:right w:val="none" w:color="000000" w:sz="4" w:space="0"/>
+        </w:tcBorders>
+      </w:tcPr>
+    </w:tblStylePr>
+    <w:tblStylePr w:type="lastRow">
+      <w:rPr>
+        <w:b/>
+        <w:color w:val="404040"/>
+      </w:rPr>
+      <w:pPr>
+        <w:pBdr/>
+        <w:spacing/>
+        <w:ind/>
+      </w:pPr>
+      <w:tblPr>
+        <w:tblBorders/>
+      </w:tblPr>
+      <w:tcPr>
+        <w:shd w:val="clear" w:color="ffffff"/>
+        <w:tcBorders>
+          <w:top w:val="none" w:color="000000" w:sz="4" w:space="0"/>
+          <w:left w:val="none" w:color="000000" w:sz="4" w:space="0"/>
+          <w:bottom w:val="none" w:color="000000" w:sz="4" w:space="0"/>
+          <w:right w:val="none" w:color="000000" w:sz="4" w:space="0"/>
+        </w:tcBorders>
+      </w:tcPr>
+    </w:tblStylePr>
     <w:tblStylePr w:type="nwCell">
       <w:pPr>
         <w:pBdr/>
@@ -10377,9 +10715,9 @@
       </w:tcPr>
     </w:tblStylePr>
   </w:style>
-  <w:style w:type="table" w:styleId="38">
+  <w:style w:type="table" w:styleId="727">
     <w:name w:val="Grid Table 3 - Accent 5"/>
-    <w:basedOn w:val="665"/>
+    <w:basedOn w:val="887"/>
     <w:uiPriority w:val="99"/>
     <w:pPr>
       <w:pBdr/>
@@ -10478,29 +10816,6 @@
         <w:tblBorders/>
       </w:tblPr>
       <w:tcPr>
-        <w:shd w:color="ffffff"/>
-        <w:tcBorders>
-          <w:top w:val="none" w:color="000000" w:sz="4" w:space="0"/>
-          <w:left w:val="none" w:color="000000" w:sz="4" w:space="0"/>
-          <w:bottom w:val="none" w:color="000000" w:sz="4" w:space="0"/>
-          <w:right w:val="none" w:color="000000" w:sz="4" w:space="0"/>
-        </w:tcBorders>
-      </w:tcPr>
-    </w:tblStylePr>
-    <w:tblStylePr w:type="firstRow">
-      <w:rPr>
-        <w:b/>
-        <w:color w:val="404040"/>
-      </w:rPr>
-      <w:pPr>
-        <w:pBdr/>
-        <w:spacing/>
-        <w:ind/>
-      </w:pPr>
-      <w:tblPr>
-        <w:tblBorders/>
-      </w:tblPr>
-      <w:tcPr>
         <w:shd w:val="clear" w:color="ffffff"/>
         <w:tcBorders>
           <w:top w:val="none" w:color="000000" w:sz="4" w:space="0"/>
@@ -10510,30 +10825,7 @@
         </w:tcBorders>
       </w:tcPr>
     </w:tblStylePr>
-    <w:tblStylePr w:type="lastCol">
-      <w:rPr>
-        <w:i/>
-        <w:color w:val="404040"/>
-      </w:rPr>
-      <w:pPr>
-        <w:pBdr/>
-        <w:spacing/>
-        <w:ind/>
-      </w:pPr>
-      <w:tblPr>
-        <w:tblBorders/>
-      </w:tblPr>
-      <w:tcPr>
-        <w:shd w:color="ffffff"/>
-        <w:tcBorders>
-          <w:top w:val="none" w:color="000000" w:sz="4" w:space="0"/>
-          <w:left w:val="none" w:color="000000" w:sz="4" w:space="0"/>
-          <w:bottom w:val="none" w:color="000000" w:sz="4" w:space="0"/>
-          <w:right w:val="none" w:color="000000" w:sz="4" w:space="0"/>
-        </w:tcBorders>
-      </w:tcPr>
-    </w:tblStylePr>
-    <w:tblStylePr w:type="lastRow">
+    <w:tblStylePr w:type="firstRow">
       <w:rPr>
         <w:b/>
         <w:color w:val="404040"/>
@@ -10556,6 +10848,52 @@
         </w:tcBorders>
       </w:tcPr>
     </w:tblStylePr>
+    <w:tblStylePr w:type="lastCol">
+      <w:rPr>
+        <w:i/>
+        <w:color w:val="404040"/>
+      </w:rPr>
+      <w:pPr>
+        <w:pBdr/>
+        <w:spacing/>
+        <w:ind/>
+      </w:pPr>
+      <w:tblPr>
+        <w:tblBorders/>
+      </w:tblPr>
+      <w:tcPr>
+        <w:shd w:val="clear" w:color="ffffff"/>
+        <w:tcBorders>
+          <w:top w:val="none" w:color="000000" w:sz="4" w:space="0"/>
+          <w:left w:val="none" w:color="000000" w:sz="4" w:space="0"/>
+          <w:bottom w:val="none" w:color="000000" w:sz="4" w:space="0"/>
+          <w:right w:val="none" w:color="000000" w:sz="4" w:space="0"/>
+        </w:tcBorders>
+      </w:tcPr>
+    </w:tblStylePr>
+    <w:tblStylePr w:type="lastRow">
+      <w:rPr>
+        <w:b/>
+        <w:color w:val="404040"/>
+      </w:rPr>
+      <w:pPr>
+        <w:pBdr/>
+        <w:spacing/>
+        <w:ind/>
+      </w:pPr>
+      <w:tblPr>
+        <w:tblBorders/>
+      </w:tblPr>
+      <w:tcPr>
+        <w:shd w:val="clear" w:color="ffffff"/>
+        <w:tcBorders>
+          <w:top w:val="none" w:color="000000" w:sz="4" w:space="0"/>
+          <w:left w:val="none" w:color="000000" w:sz="4" w:space="0"/>
+          <w:bottom w:val="none" w:color="000000" w:sz="4" w:space="0"/>
+          <w:right w:val="none" w:color="000000" w:sz="4" w:space="0"/>
+        </w:tcBorders>
+      </w:tcPr>
+    </w:tblStylePr>
     <w:tblStylePr w:type="nwCell">
       <w:pPr>
         <w:pBdr/>
@@ -10622,9 +10960,9 @@
       </w:tcPr>
     </w:tblStylePr>
   </w:style>
-  <w:style w:type="table" w:styleId="39">
+  <w:style w:type="table" w:styleId="728">
     <w:name w:val="Grid Table 3 - Accent 6"/>
-    <w:basedOn w:val="665"/>
+    <w:basedOn w:val="887"/>
     <w:uiPriority w:val="99"/>
     <w:pPr>
       <w:pBdr/>
@@ -10723,29 +11061,6 @@
         <w:tblBorders/>
       </w:tblPr>
       <w:tcPr>
-        <w:shd w:color="ffffff"/>
-        <w:tcBorders>
-          <w:top w:val="none" w:color="000000" w:sz="4" w:space="0"/>
-          <w:left w:val="none" w:color="000000" w:sz="4" w:space="0"/>
-          <w:bottom w:val="none" w:color="000000" w:sz="4" w:space="0"/>
-          <w:right w:val="none" w:color="000000" w:sz="4" w:space="0"/>
-        </w:tcBorders>
-      </w:tcPr>
-    </w:tblStylePr>
-    <w:tblStylePr w:type="firstRow">
-      <w:rPr>
-        <w:b/>
-        <w:color w:val="404040"/>
-      </w:rPr>
-      <w:pPr>
-        <w:pBdr/>
-        <w:spacing/>
-        <w:ind/>
-      </w:pPr>
-      <w:tblPr>
-        <w:tblBorders/>
-      </w:tblPr>
-      <w:tcPr>
         <w:shd w:val="clear" w:color="ffffff"/>
         <w:tcBorders>
           <w:top w:val="none" w:color="000000" w:sz="4" w:space="0"/>
@@ -10755,30 +11070,7 @@
         </w:tcBorders>
       </w:tcPr>
     </w:tblStylePr>
-    <w:tblStylePr w:type="lastCol">
-      <w:rPr>
-        <w:i/>
-        <w:color w:val="404040"/>
-      </w:rPr>
-      <w:pPr>
-        <w:pBdr/>
-        <w:spacing/>
-        <w:ind/>
-      </w:pPr>
-      <w:tblPr>
-        <w:tblBorders/>
-      </w:tblPr>
-      <w:tcPr>
-        <w:shd w:color="ffffff"/>
-        <w:tcBorders>
-          <w:top w:val="none" w:color="000000" w:sz="4" w:space="0"/>
-          <w:left w:val="none" w:color="000000" w:sz="4" w:space="0"/>
-          <w:bottom w:val="none" w:color="000000" w:sz="4" w:space="0"/>
-          <w:right w:val="none" w:color="000000" w:sz="4" w:space="0"/>
-        </w:tcBorders>
-      </w:tcPr>
-    </w:tblStylePr>
-    <w:tblStylePr w:type="lastRow">
+    <w:tblStylePr w:type="firstRow">
       <w:rPr>
         <w:b/>
         <w:color w:val="404040"/>
@@ -10801,6 +11093,52 @@
         </w:tcBorders>
       </w:tcPr>
     </w:tblStylePr>
+    <w:tblStylePr w:type="lastCol">
+      <w:rPr>
+        <w:i/>
+        <w:color w:val="404040"/>
+      </w:rPr>
+      <w:pPr>
+        <w:pBdr/>
+        <w:spacing/>
+        <w:ind/>
+      </w:pPr>
+      <w:tblPr>
+        <w:tblBorders/>
+      </w:tblPr>
+      <w:tcPr>
+        <w:shd w:val="clear" w:color="ffffff"/>
+        <w:tcBorders>
+          <w:top w:val="none" w:color="000000" w:sz="4" w:space="0"/>
+          <w:left w:val="none" w:color="000000" w:sz="4" w:space="0"/>
+          <w:bottom w:val="none" w:color="000000" w:sz="4" w:space="0"/>
+          <w:right w:val="none" w:color="000000" w:sz="4" w:space="0"/>
+        </w:tcBorders>
+      </w:tcPr>
+    </w:tblStylePr>
+    <w:tblStylePr w:type="lastRow">
+      <w:rPr>
+        <w:b/>
+        <w:color w:val="404040"/>
+      </w:rPr>
+      <w:pPr>
+        <w:pBdr/>
+        <w:spacing/>
+        <w:ind/>
+      </w:pPr>
+      <w:tblPr>
+        <w:tblBorders/>
+      </w:tblPr>
+      <w:tcPr>
+        <w:shd w:val="clear" w:color="ffffff"/>
+        <w:tcBorders>
+          <w:top w:val="none" w:color="000000" w:sz="4" w:space="0"/>
+          <w:left w:val="none" w:color="000000" w:sz="4" w:space="0"/>
+          <w:bottom w:val="none" w:color="000000" w:sz="4" w:space="0"/>
+          <w:right w:val="none" w:color="000000" w:sz="4" w:space="0"/>
+        </w:tcBorders>
+      </w:tcPr>
+    </w:tblStylePr>
     <w:tblStylePr w:type="nwCell">
       <w:pPr>
         <w:pBdr/>
@@ -10867,9 +11205,9 @@
       </w:tcPr>
     </w:tblStylePr>
   </w:style>
-  <w:style w:type="table" w:styleId="40">
+  <w:style w:type="table" w:styleId="729">
     <w:name w:val="Grid Table 4"/>
-    <w:basedOn w:val="665"/>
+    <w:basedOn w:val="887"/>
     <w:uiPriority w:val="59"/>
     <w:pPr>
       <w:pBdr/>
@@ -11100,9 +11438,9 @@
       </w:tcPr>
     </w:tblStylePr>
   </w:style>
-  <w:style w:type="table" w:styleId="41">
+  <w:style w:type="table" w:styleId="730">
     <w:name w:val="Grid Table 4 - Accent 1"/>
-    <w:basedOn w:val="665"/>
+    <w:basedOn w:val="887"/>
     <w:uiPriority w:val="59"/>
     <w:pPr>
       <w:pBdr/>
@@ -11333,9 +11671,9 @@
       </w:tcPr>
     </w:tblStylePr>
   </w:style>
-  <w:style w:type="table" w:styleId="42">
+  <w:style w:type="table" w:styleId="731">
     <w:name w:val="Grid Table 4 - Accent 2"/>
-    <w:basedOn w:val="665"/>
+    <w:basedOn w:val="887"/>
     <w:uiPriority w:val="59"/>
     <w:pPr>
       <w:pBdr/>
@@ -11566,9 +11904,9 @@
       </w:tcPr>
     </w:tblStylePr>
   </w:style>
-  <w:style w:type="table" w:styleId="43">
+  <w:style w:type="table" w:styleId="732">
     <w:name w:val="Grid Table 4 - Accent 3"/>
-    <w:basedOn w:val="665"/>
+    <w:basedOn w:val="887"/>
     <w:uiPriority w:val="59"/>
     <w:pPr>
       <w:pBdr/>
@@ -11799,9 +12137,9 @@
       </w:tcPr>
     </w:tblStylePr>
   </w:style>
-  <w:style w:type="table" w:styleId="44">
+  <w:style w:type="table" w:styleId="733">
     <w:name w:val="Grid Table 4 - Accent 4"/>
-    <w:basedOn w:val="665"/>
+    <w:basedOn w:val="887"/>
     <w:uiPriority w:val="59"/>
     <w:pPr>
       <w:pBdr/>
@@ -12032,9 +12370,9 @@
       </w:tcPr>
     </w:tblStylePr>
   </w:style>
-  <w:style w:type="table" w:styleId="45">
+  <w:style w:type="table" w:styleId="734">
     <w:name w:val="Grid Table 4 - Accent 5"/>
-    <w:basedOn w:val="665"/>
+    <w:basedOn w:val="887"/>
     <w:uiPriority w:val="59"/>
     <w:pPr>
       <w:pBdr/>
@@ -12265,9 +12603,9 @@
       </w:tcPr>
     </w:tblStylePr>
   </w:style>
-  <w:style w:type="table" w:styleId="46">
+  <w:style w:type="table" w:styleId="735">
     <w:name w:val="Grid Table 4 - Accent 6"/>
-    <w:basedOn w:val="665"/>
+    <w:basedOn w:val="887"/>
     <w:uiPriority w:val="59"/>
     <w:pPr>
       <w:pBdr/>
@@ -12498,9 +12836,9 @@
       </w:tcPr>
     </w:tblStylePr>
   </w:style>
-  <w:style w:type="table" w:styleId="47">
+  <w:style w:type="table" w:styleId="736">
     <w:name w:val="Grid Table 5 Dark"/>
-    <w:basedOn w:val="665"/>
+    <w:basedOn w:val="887"/>
     <w:uiPriority w:val="99"/>
     <w:pPr>
       <w:pBdr/>
@@ -12726,9 +13064,9 @@
       </w:tcPr>
     </w:tblStylePr>
   </w:style>
-  <w:style w:type="table" w:styleId="48">
+  <w:style w:type="table" w:styleId="737">
     <w:name w:val="Grid Table 5 Dark- Accent 1"/>
-    <w:basedOn w:val="665"/>
+    <w:basedOn w:val="887"/>
     <w:uiPriority w:val="99"/>
     <w:pPr>
       <w:pBdr/>
@@ -12954,9 +13292,9 @@
       </w:tcPr>
     </w:tblStylePr>
   </w:style>
-  <w:style w:type="table" w:styleId="49">
+  <w:style w:type="table" w:styleId="738">
     <w:name w:val="Grid Table 5 Dark - Accent 2"/>
-    <w:basedOn w:val="665"/>
+    <w:basedOn w:val="887"/>
     <w:uiPriority w:val="99"/>
     <w:pPr>
       <w:pBdr/>
@@ -13182,9 +13520,9 @@
       </w:tcPr>
     </w:tblStylePr>
   </w:style>
-  <w:style w:type="table" w:styleId="50">
+  <w:style w:type="table" w:styleId="739">
     <w:name w:val="Grid Table 5 Dark - Accent 3"/>
-    <w:basedOn w:val="665"/>
+    <w:basedOn w:val="887"/>
     <w:uiPriority w:val="99"/>
     <w:pPr>
       <w:pBdr/>
@@ -13410,9 +13748,9 @@
       </w:tcPr>
     </w:tblStylePr>
   </w:style>
-  <w:style w:type="table" w:styleId="51">
+  <w:style w:type="table" w:styleId="740">
     <w:name w:val="Grid Table 5 Dark- Accent 4"/>
-    <w:basedOn w:val="665"/>
+    <w:basedOn w:val="887"/>
     <w:uiPriority w:val="99"/>
     <w:pPr>
       <w:pBdr/>
@@ -13638,9 +13976,9 @@
       </w:tcPr>
     </w:tblStylePr>
   </w:style>
-  <w:style w:type="table" w:styleId="52">
+  <w:style w:type="table" w:styleId="741">
     <w:name w:val="Grid Table 5 Dark - Accent 5"/>
-    <w:basedOn w:val="665"/>
+    <w:basedOn w:val="887"/>
     <w:uiPriority w:val="99"/>
     <w:pPr>
       <w:pBdr/>
@@ -13866,9 +14204,9 @@
       </w:tcPr>
     </w:tblStylePr>
   </w:style>
-  <w:style w:type="table" w:styleId="53">
+  <w:style w:type="table" w:styleId="742">
     <w:name w:val="Grid Table 5 Dark - Accent 6"/>
-    <w:basedOn w:val="665"/>
+    <w:basedOn w:val="887"/>
     <w:uiPriority w:val="99"/>
     <w:pPr>
       <w:pBdr/>
@@ -14094,9 +14432,9 @@
       </w:tcPr>
     </w:tblStylePr>
   </w:style>
-  <w:style w:type="table" w:styleId="54">
+  <w:style w:type="table" w:styleId="743">
     <w:name w:val="Grid Table 6 Colorful"/>
-    <w:basedOn w:val="665"/>
+    <w:basedOn w:val="887"/>
     <w:uiPriority w:val="99"/>
     <w:pPr>
       <w:pBdr/>
@@ -14324,9 +14662,9 @@
       </w:tcPr>
     </w:tblStylePr>
   </w:style>
-  <w:style w:type="table" w:styleId="55">
+  <w:style w:type="table" w:styleId="744">
     <w:name w:val="Grid Table 6 Colorful - Accent 1"/>
-    <w:basedOn w:val="665"/>
+    <w:basedOn w:val="887"/>
     <w:uiPriority w:val="99"/>
     <w:pPr>
       <w:pBdr/>
@@ -14554,9 +14892,9 @@
       </w:tcPr>
     </w:tblStylePr>
   </w:style>
-  <w:style w:type="table" w:styleId="56">
+  <w:style w:type="table" w:styleId="745">
     <w:name w:val="Grid Table 6 Colorful - Accent 2"/>
-    <w:basedOn w:val="665"/>
+    <w:basedOn w:val="887"/>
     <w:uiPriority w:val="99"/>
     <w:pPr>
       <w:pBdr/>
@@ -14784,9 +15122,9 @@
       </w:tcPr>
     </w:tblStylePr>
   </w:style>
-  <w:style w:type="table" w:styleId="57">
+  <w:style w:type="table" w:styleId="746">
     <w:name w:val="Grid Table 6 Colorful - Accent 3"/>
-    <w:basedOn w:val="665"/>
+    <w:basedOn w:val="887"/>
     <w:uiPriority w:val="99"/>
     <w:pPr>
       <w:pBdr/>
@@ -15014,9 +15352,9 @@
       </w:tcPr>
     </w:tblStylePr>
   </w:style>
-  <w:style w:type="table" w:styleId="58">
+  <w:style w:type="table" w:styleId="747">
     <w:name w:val="Grid Table 6 Colorful - Accent 4"/>
-    <w:basedOn w:val="665"/>
+    <w:basedOn w:val="887"/>
     <w:uiPriority w:val="99"/>
     <w:pPr>
       <w:pBdr/>
@@ -15244,9 +15582,9 @@
       </w:tcPr>
     </w:tblStylePr>
   </w:style>
-  <w:style w:type="table" w:styleId="59">
+  <w:style w:type="table" w:styleId="748">
     <w:name w:val="Grid Table 6 Colorful - Accent 5"/>
-    <w:basedOn w:val="665"/>
+    <w:basedOn w:val="887"/>
     <w:uiPriority w:val="99"/>
     <w:pPr>
       <w:pBdr/>
@@ -15474,9 +15812,9 @@
       </w:tcPr>
     </w:tblStylePr>
   </w:style>
-  <w:style w:type="table" w:styleId="60">
+  <w:style w:type="table" w:styleId="749">
     <w:name w:val="Grid Table 6 Colorful - Accent 6"/>
-    <w:basedOn w:val="665"/>
+    <w:basedOn w:val="887"/>
     <w:uiPriority w:val="99"/>
     <w:pPr>
       <w:pBdr/>
@@ -15704,9 +16042,9 @@
       </w:tcPr>
     </w:tblStylePr>
   </w:style>
-  <w:style w:type="table" w:styleId="61">
+  <w:style w:type="table" w:styleId="750">
     <w:name w:val="Grid Table 7 Colorful"/>
-    <w:basedOn w:val="665"/>
+    <w:basedOn w:val="887"/>
     <w:uiPriority w:val="99"/>
     <w:pPr>
       <w:pBdr/>
@@ -15808,11 +16146,11 @@
         <w:tblBorders/>
       </w:tblPr>
       <w:tcPr>
-        <w:shd w:color="ffffff"/>
+        <w:shd w:val="clear" w:color="ffffff"/>
         <w:tcBorders>
-          <w:top w:val="none"/>
-          <w:left w:val="none"/>
-          <w:bottom w:val="none"/>
+          <w:top w:val="none" w:color="000000" w:sz="4" w:space="0"/>
+          <w:left w:val="none" w:color="000000" w:sz="4" w:space="0"/>
+          <w:bottom w:val="none" w:color="000000" w:sz="4" w:space="0"/>
           <w:right w:val="single" w:color="000000" w:themeColor="text1" w:themeTint="80" w:sz="4" w:space="0"/>
         </w:tcBorders>
       </w:tcPr>
@@ -15835,10 +16173,10 @@
       <w:tcPr>
         <w:shd w:val="clear" w:color="ffffff" w:themeColor="light1" w:fill="ffffff" w:themeFill="light1"/>
         <w:tcBorders>
-          <w:top w:val="none"/>
-          <w:left w:val="none"/>
+          <w:top w:val="none" w:color="000000" w:sz="4" w:space="0"/>
+          <w:left w:val="none" w:color="000000" w:sz="4" w:space="0"/>
           <w:bottom w:val="single" w:color="000000" w:themeColor="text1" w:themeTint="80" w:sz="4" w:space="0"/>
-          <w:right w:val="none"/>
+          <w:right w:val="none" w:color="000000" w:sz="4" w:space="0"/>
         </w:tcBorders>
       </w:tcPr>
     </w:tblStylePr>
@@ -15858,12 +16196,12 @@
         <w:tblBorders/>
       </w:tblPr>
       <w:tcPr>
-        <w:shd w:color="ffffff"/>
+        <w:shd w:val="clear" w:color="ffffff"/>
         <w:tcBorders>
-          <w:top w:val="none"/>
+          <w:top w:val="none" w:color="000000" w:sz="4" w:space="0"/>
           <w:left w:val="single" w:color="000000" w:themeColor="text1" w:themeTint="80" w:sz="4" w:space="0"/>
-          <w:bottom w:val="none"/>
-          <w:right w:val="none"/>
+          <w:bottom w:val="none" w:color="000000" w:sz="4" w:space="0"/>
+          <w:right w:val="none" w:color="000000" w:sz="4" w:space="0"/>
         </w:tcBorders>
       </w:tcPr>
     </w:tblStylePr>
@@ -15886,9 +16224,9 @@
         <w:shd w:val="clear" w:color="ffffff" w:themeColor="light1" w:fill="ffffff" w:themeFill="light1"/>
         <w:tcBorders>
           <w:top w:val="single" w:color="000000" w:themeColor="text1" w:themeTint="80" w:sz="4" w:space="0"/>
-          <w:left w:val="none"/>
-          <w:bottom w:val="none"/>
-          <w:right w:val="none"/>
+          <w:left w:val="none" w:color="000000" w:sz="4" w:space="0"/>
+          <w:bottom w:val="none" w:color="000000" w:sz="4" w:space="0"/>
+          <w:right w:val="none" w:color="000000" w:sz="4" w:space="0"/>
         </w:tcBorders>
       </w:tcPr>
     </w:tblStylePr>
@@ -15958,9 +16296,9 @@
       </w:tcPr>
     </w:tblStylePr>
   </w:style>
-  <w:style w:type="table" w:styleId="62">
+  <w:style w:type="table" w:styleId="751">
     <w:name w:val="Grid Table 7 Colorful - Accent 1"/>
-    <w:basedOn w:val="665"/>
+    <w:basedOn w:val="887"/>
     <w:uiPriority w:val="99"/>
     <w:pPr>
       <w:pBdr/>
@@ -16062,11 +16400,11 @@
         <w:tblBorders/>
       </w:tblPr>
       <w:tcPr>
-        <w:shd w:color="ffffff"/>
+        <w:shd w:val="clear" w:color="ffffff"/>
         <w:tcBorders>
-          <w:top w:val="none"/>
-          <w:left w:val="none"/>
-          <w:bottom w:val="none"/>
+          <w:top w:val="none" w:color="000000" w:sz="4" w:space="0"/>
+          <w:left w:val="none" w:color="000000" w:sz="4" w:space="0"/>
+          <w:bottom w:val="none" w:color="000000" w:sz="4" w:space="0"/>
           <w:right w:val="single" w:color="000000" w:themeColor="accent1" w:themeTint="80" w:sz="4" w:space="0"/>
         </w:tcBorders>
       </w:tcPr>
@@ -16089,10 +16427,10 @@
       <w:tcPr>
         <w:shd w:val="clear" w:color="ffffff" w:themeColor="light1" w:fill="ffffff" w:themeFill="light1"/>
         <w:tcBorders>
-          <w:top w:val="none"/>
-          <w:left w:val="none"/>
+          <w:top w:val="none" w:color="000000" w:sz="4" w:space="0"/>
+          <w:left w:val="none" w:color="000000" w:sz="4" w:space="0"/>
           <w:bottom w:val="single" w:color="000000" w:themeColor="accent1" w:themeTint="80" w:sz="4" w:space="0"/>
-          <w:right w:val="none"/>
+          <w:right w:val="none" w:color="000000" w:sz="4" w:space="0"/>
         </w:tcBorders>
       </w:tcPr>
     </w:tblStylePr>
@@ -16112,12 +16450,12 @@
         <w:tblBorders/>
       </w:tblPr>
       <w:tcPr>
-        <w:shd w:color="ffffff"/>
+        <w:shd w:val="clear" w:color="ffffff"/>
         <w:tcBorders>
-          <w:top w:val="none"/>
+          <w:top w:val="none" w:color="000000" w:sz="4" w:space="0"/>
           <w:left w:val="single" w:color="000000" w:themeColor="accent1" w:themeTint="80" w:sz="4" w:space="0"/>
-          <w:bottom w:val="none"/>
-          <w:right w:val="none"/>
+          <w:bottom w:val="none" w:color="000000" w:sz="4" w:space="0"/>
+          <w:right w:val="none" w:color="000000" w:sz="4" w:space="0"/>
         </w:tcBorders>
       </w:tcPr>
     </w:tblStylePr>
@@ -16140,9 +16478,9 @@
         <w:shd w:val="clear" w:color="ffffff" w:themeColor="light1" w:fill="ffffff" w:themeFill="light1"/>
         <w:tcBorders>
           <w:top w:val="single" w:color="000000" w:themeColor="accent1" w:themeTint="80" w:sz="4" w:space="0"/>
-          <w:left w:val="none"/>
-          <w:bottom w:val="none"/>
-          <w:right w:val="none"/>
+          <w:left w:val="none" w:color="000000" w:sz="4" w:space="0"/>
+          <w:bottom w:val="none" w:color="000000" w:sz="4" w:space="0"/>
+          <w:right w:val="none" w:color="000000" w:sz="4" w:space="0"/>
         </w:tcBorders>
       </w:tcPr>
     </w:tblStylePr>
@@ -16212,9 +16550,9 @@
       </w:tcPr>
     </w:tblStylePr>
   </w:style>
-  <w:style w:type="table" w:styleId="63">
+  <w:style w:type="table" w:styleId="752">
     <w:name w:val="Grid Table 7 Colorful - Accent 2"/>
-    <w:basedOn w:val="665"/>
+    <w:basedOn w:val="887"/>
     <w:uiPriority w:val="99"/>
     <w:pPr>
       <w:pBdr/>
@@ -16316,11 +16654,11 @@
         <w:tblBorders/>
       </w:tblPr>
       <w:tcPr>
-        <w:shd w:color="ffffff"/>
+        <w:shd w:val="clear" w:color="ffffff"/>
         <w:tcBorders>
-          <w:top w:val="none"/>
-          <w:left w:val="none"/>
-          <w:bottom w:val="none"/>
+          <w:top w:val="none" w:color="000000" w:sz="4" w:space="0"/>
+          <w:left w:val="none" w:color="000000" w:sz="4" w:space="0"/>
+          <w:bottom w:val="none" w:color="000000" w:sz="4" w:space="0"/>
           <w:right w:val="single" w:color="000000" w:themeColor="accent2" w:themeTint="97" w:sz="4" w:space="0"/>
         </w:tcBorders>
       </w:tcPr>
@@ -16343,10 +16681,10 @@
       <w:tcPr>
         <w:shd w:val="clear" w:color="ffffff" w:themeColor="light1" w:fill="ffffff" w:themeFill="light1"/>
         <w:tcBorders>
-          <w:top w:val="none"/>
-          <w:left w:val="none"/>
+          <w:top w:val="none" w:color="000000" w:sz="4" w:space="0"/>
+          <w:left w:val="none" w:color="000000" w:sz="4" w:space="0"/>
           <w:bottom w:val="single" w:color="000000" w:themeColor="accent2" w:themeTint="97" w:sz="4" w:space="0"/>
-          <w:right w:val="none"/>
+          <w:right w:val="none" w:color="000000" w:sz="4" w:space="0"/>
         </w:tcBorders>
       </w:tcPr>
     </w:tblStylePr>
@@ -16366,12 +16704,12 @@
         <w:tblBorders/>
       </w:tblPr>
       <w:tcPr>
-        <w:shd w:color="ffffff"/>
+        <w:shd w:val="clear" w:color="ffffff"/>
         <w:tcBorders>
-          <w:top w:val="none"/>
+          <w:top w:val="none" w:color="000000" w:sz="4" w:space="0"/>
           <w:left w:val="single" w:color="000000" w:themeColor="accent2" w:themeTint="97" w:sz="4" w:space="0"/>
-          <w:bottom w:val="none"/>
-          <w:right w:val="none"/>
+          <w:bottom w:val="none" w:color="000000" w:sz="4" w:space="0"/>
+          <w:right w:val="none" w:color="000000" w:sz="4" w:space="0"/>
         </w:tcBorders>
       </w:tcPr>
     </w:tblStylePr>
@@ -16394,9 +16732,9 @@
         <w:shd w:val="clear" w:color="ffffff" w:themeColor="light1" w:fill="ffffff" w:themeFill="light1"/>
         <w:tcBorders>
           <w:top w:val="single" w:color="000000" w:themeColor="accent2" w:themeTint="97" w:sz="4" w:space="0"/>
-          <w:left w:val="none"/>
-          <w:bottom w:val="none"/>
-          <w:right w:val="none"/>
+          <w:left w:val="none" w:color="000000" w:sz="4" w:space="0"/>
+          <w:bottom w:val="none" w:color="000000" w:sz="4" w:space="0"/>
+          <w:right w:val="none" w:color="000000" w:sz="4" w:space="0"/>
         </w:tcBorders>
       </w:tcPr>
     </w:tblStylePr>
@@ -16466,9 +16804,9 @@
       </w:tcPr>
     </w:tblStylePr>
   </w:style>
-  <w:style w:type="table" w:styleId="64">
+  <w:style w:type="table" w:styleId="753">
     <w:name w:val="Grid Table 7 Colorful - Accent 3"/>
-    <w:basedOn w:val="665"/>
+    <w:basedOn w:val="887"/>
     <w:uiPriority w:val="99"/>
     <w:pPr>
       <w:pBdr/>
@@ -16570,11 +16908,11 @@
         <w:tblBorders/>
       </w:tblPr>
       <w:tcPr>
-        <w:shd w:color="ffffff"/>
+        <w:shd w:val="clear" w:color="ffffff"/>
         <w:tcBorders>
-          <w:top w:val="none"/>
-          <w:left w:val="none"/>
-          <w:bottom w:val="none"/>
+          <w:top w:val="none" w:color="000000" w:sz="4" w:space="0"/>
+          <w:left w:val="none" w:color="000000" w:sz="4" w:space="0"/>
+          <w:bottom w:val="none" w:color="000000" w:sz="4" w:space="0"/>
           <w:right w:val="single" w:color="000000" w:themeColor="accent3" w:themeTint="FE" w:sz="4" w:space="0"/>
         </w:tcBorders>
       </w:tcPr>
@@ -16597,10 +16935,10 @@
       <w:tcPr>
         <w:shd w:val="clear" w:color="ffffff" w:themeColor="light1" w:fill="ffffff" w:themeFill="light1"/>
         <w:tcBorders>
-          <w:top w:val="none"/>
-          <w:left w:val="none"/>
+          <w:top w:val="none" w:color="000000" w:sz="4" w:space="0"/>
+          <w:left w:val="none" w:color="000000" w:sz="4" w:space="0"/>
           <w:bottom w:val="single" w:color="000000" w:themeColor="accent3" w:themeTint="FE" w:sz="4" w:space="0"/>
-          <w:right w:val="none"/>
+          <w:right w:val="none" w:color="000000" w:sz="4" w:space="0"/>
         </w:tcBorders>
       </w:tcPr>
     </w:tblStylePr>
@@ -16620,12 +16958,12 @@
         <w:tblBorders/>
       </w:tblPr>
       <w:tcPr>
-        <w:shd w:color="ffffff"/>
+        <w:shd w:val="clear" w:color="ffffff"/>
         <w:tcBorders>
-          <w:top w:val="none"/>
+          <w:top w:val="none" w:color="000000" w:sz="4" w:space="0"/>
           <w:left w:val="single" w:color="000000" w:themeColor="accent3" w:themeTint="FE" w:sz="4" w:space="0"/>
-          <w:bottom w:val="none"/>
-          <w:right w:val="none"/>
+          <w:bottom w:val="none" w:color="000000" w:sz="4" w:space="0"/>
+          <w:right w:val="none" w:color="000000" w:sz="4" w:space="0"/>
         </w:tcBorders>
       </w:tcPr>
     </w:tblStylePr>
@@ -16648,9 +16986,9 @@
         <w:shd w:val="clear" w:color="ffffff" w:themeColor="light1" w:fill="ffffff" w:themeFill="light1"/>
         <w:tcBorders>
           <w:top w:val="single" w:color="000000" w:themeColor="accent3" w:themeTint="FE" w:sz="4" w:space="0"/>
-          <w:left w:val="none"/>
-          <w:bottom w:val="none"/>
-          <w:right w:val="none"/>
+          <w:left w:val="none" w:color="000000" w:sz="4" w:space="0"/>
+          <w:bottom w:val="none" w:color="000000" w:sz="4" w:space="0"/>
+          <w:right w:val="none" w:color="000000" w:sz="4" w:space="0"/>
         </w:tcBorders>
       </w:tcPr>
     </w:tblStylePr>
@@ -16720,9 +17058,9 @@
       </w:tcPr>
     </w:tblStylePr>
   </w:style>
-  <w:style w:type="table" w:styleId="65">
+  <w:style w:type="table" w:styleId="754">
     <w:name w:val="Grid Table 7 Colorful - Accent 4"/>
-    <w:basedOn w:val="665"/>
+    <w:basedOn w:val="887"/>
     <w:uiPriority w:val="99"/>
     <w:pPr>
       <w:pBdr/>
@@ -16824,11 +17162,11 @@
         <w:tblBorders/>
       </w:tblPr>
       <w:tcPr>
-        <w:shd w:color="ffffff"/>
+        <w:shd w:val="clear" w:color="ffffff"/>
         <w:tcBorders>
-          <w:top w:val="none"/>
-          <w:left w:val="none"/>
-          <w:bottom w:val="none"/>
+          <w:top w:val="none" w:color="000000" w:sz="4" w:space="0"/>
+          <w:left w:val="none" w:color="000000" w:sz="4" w:space="0"/>
+          <w:bottom w:val="none" w:color="000000" w:sz="4" w:space="0"/>
           <w:right w:val="single" w:color="000000" w:themeColor="accent4" w:themeTint="9A" w:sz="4" w:space="0"/>
         </w:tcBorders>
       </w:tcPr>
@@ -16851,10 +17189,10 @@
       <w:tcPr>
         <w:shd w:val="clear" w:color="ffffff" w:themeColor="light1" w:fill="ffffff" w:themeFill="light1"/>
         <w:tcBorders>
-          <w:top w:val="none"/>
-          <w:left w:val="none"/>
+          <w:top w:val="none" w:color="000000" w:sz="4" w:space="0"/>
+          <w:left w:val="none" w:color="000000" w:sz="4" w:space="0"/>
           <w:bottom w:val="single" w:color="000000" w:themeColor="accent4" w:themeTint="9A" w:sz="4" w:space="0"/>
-          <w:right w:val="none"/>
+          <w:right w:val="none" w:color="000000" w:sz="4" w:space="0"/>
         </w:tcBorders>
       </w:tcPr>
     </w:tblStylePr>
@@ -16874,12 +17212,12 @@
         <w:tblBorders/>
       </w:tblPr>
       <w:tcPr>
-        <w:shd w:color="ffffff"/>
+        <w:shd w:val="clear" w:color="ffffff"/>
         <w:tcBorders>
-          <w:top w:val="none"/>
+          <w:top w:val="none" w:color="000000" w:sz="4" w:space="0"/>
           <w:left w:val="single" w:color="000000" w:themeColor="accent4" w:themeTint="9A" w:sz="4" w:space="0"/>
-          <w:bottom w:val="none"/>
-          <w:right w:val="none"/>
+          <w:bottom w:val="none" w:color="000000" w:sz="4" w:space="0"/>
+          <w:right w:val="none" w:color="000000" w:sz="4" w:space="0"/>
         </w:tcBorders>
       </w:tcPr>
     </w:tblStylePr>
@@ -16902,9 +17240,9 @@
         <w:shd w:val="clear" w:color="ffffff" w:themeColor="light1" w:fill="ffffff" w:themeFill="light1"/>
         <w:tcBorders>
           <w:top w:val="single" w:color="000000" w:themeColor="accent4" w:themeTint="9A" w:sz="4" w:space="0"/>
-          <w:left w:val="none"/>
-          <w:bottom w:val="none"/>
-          <w:right w:val="none"/>
+          <w:left w:val="none" w:color="000000" w:sz="4" w:space="0"/>
+          <w:bottom w:val="none" w:color="000000" w:sz="4" w:space="0"/>
+          <w:right w:val="none" w:color="000000" w:sz="4" w:space="0"/>
         </w:tcBorders>
       </w:tcPr>
     </w:tblStylePr>
@@ -16974,9 +17312,9 @@
       </w:tcPr>
     </w:tblStylePr>
   </w:style>
-  <w:style w:type="table" w:styleId="66">
+  <w:style w:type="table" w:styleId="755">
     <w:name w:val="Grid Table 7 Colorful - Accent 5"/>
-    <w:basedOn w:val="665"/>
+    <w:basedOn w:val="887"/>
     <w:uiPriority w:val="99"/>
     <w:pPr>
       <w:pBdr/>
@@ -17078,11 +17416,11 @@
         <w:tblBorders/>
       </w:tblPr>
       <w:tcPr>
-        <w:shd w:color="ffffff"/>
+        <w:shd w:val="clear" w:color="ffffff"/>
         <w:tcBorders>
-          <w:top w:val="none"/>
-          <w:left w:val="none"/>
-          <w:bottom w:val="none"/>
+          <w:top w:val="none" w:color="000000" w:sz="4" w:space="0"/>
+          <w:left w:val="none" w:color="000000" w:sz="4" w:space="0"/>
+          <w:bottom w:val="none" w:color="000000" w:sz="4" w:space="0"/>
           <w:right w:val="single" w:color="000000" w:themeColor="accent5" w:themeTint="90" w:sz="4" w:space="0"/>
         </w:tcBorders>
       </w:tcPr>
@@ -17105,10 +17443,10 @@
       <w:tcPr>
         <w:shd w:val="clear" w:color="ffffff" w:themeColor="light1" w:fill="ffffff" w:themeFill="light1"/>
         <w:tcBorders>
-          <w:top w:val="none"/>
-          <w:left w:val="none"/>
+          <w:top w:val="none" w:color="000000" w:sz="4" w:space="0"/>
+          <w:left w:val="none" w:color="000000" w:sz="4" w:space="0"/>
           <w:bottom w:val="single" w:color="000000" w:themeColor="accent5" w:themeTint="90" w:sz="4" w:space="0"/>
-          <w:right w:val="none"/>
+          <w:right w:val="none" w:color="000000" w:sz="4" w:space="0"/>
         </w:tcBorders>
       </w:tcPr>
     </w:tblStylePr>
@@ -17128,12 +17466,12 @@
         <w:tblBorders/>
       </w:tblPr>
       <w:tcPr>
-        <w:shd w:color="ffffff"/>
+        <w:shd w:val="clear" w:color="ffffff"/>
         <w:tcBorders>
-          <w:top w:val="none"/>
+          <w:top w:val="none" w:color="000000" w:sz="4" w:space="0"/>
           <w:left w:val="single" w:color="000000" w:themeColor="accent5" w:themeTint="90" w:sz="4" w:space="0"/>
-          <w:bottom w:val="none"/>
-          <w:right w:val="none"/>
+          <w:bottom w:val="none" w:color="000000" w:sz="4" w:space="0"/>
+          <w:right w:val="none" w:color="000000" w:sz="4" w:space="0"/>
         </w:tcBorders>
       </w:tcPr>
     </w:tblStylePr>
@@ -17156,9 +17494,9 @@
         <w:shd w:val="clear" w:color="ffffff" w:themeColor="light1" w:fill="ffffff" w:themeFill="light1"/>
         <w:tcBorders>
           <w:top w:val="single" w:color="000000" w:themeColor="accent5" w:themeTint="90" w:sz="4" w:space="0"/>
-          <w:left w:val="none"/>
-          <w:bottom w:val="none"/>
-          <w:right w:val="none"/>
+          <w:left w:val="none" w:color="000000" w:sz="4" w:space="0"/>
+          <w:bottom w:val="none" w:color="000000" w:sz="4" w:space="0"/>
+          <w:right w:val="none" w:color="000000" w:sz="4" w:space="0"/>
         </w:tcBorders>
       </w:tcPr>
     </w:tblStylePr>
@@ -17228,9 +17566,9 @@
       </w:tcPr>
     </w:tblStylePr>
   </w:style>
-  <w:style w:type="table" w:styleId="67">
+  <w:style w:type="table" w:styleId="756">
     <w:name w:val="Grid Table 7 Colorful - Accent 6"/>
-    <w:basedOn w:val="665"/>
+    <w:basedOn w:val="887"/>
     <w:uiPriority w:val="99"/>
     <w:pPr>
       <w:pBdr/>
@@ -17332,11 +17670,11 @@
         <w:tblBorders/>
       </w:tblPr>
       <w:tcPr>
-        <w:shd w:color="ffffff"/>
+        <w:shd w:val="clear" w:color="ffffff"/>
         <w:tcBorders>
-          <w:top w:val="none"/>
-          <w:left w:val="none"/>
-          <w:bottom w:val="none"/>
+          <w:top w:val="none" w:color="000000" w:sz="4" w:space="0"/>
+          <w:left w:val="none" w:color="000000" w:sz="4" w:space="0"/>
+          <w:bottom w:val="none" w:color="000000" w:sz="4" w:space="0"/>
           <w:right w:val="single" w:color="000000" w:themeColor="accent6" w:themeTint="90" w:sz="4" w:space="0"/>
         </w:tcBorders>
       </w:tcPr>
@@ -17359,10 +17697,10 @@
       <w:tcPr>
         <w:shd w:val="clear" w:color="ffffff" w:themeColor="light1" w:fill="ffffff" w:themeFill="light1"/>
         <w:tcBorders>
-          <w:top w:val="none"/>
-          <w:left w:val="none"/>
+          <w:top w:val="none" w:color="000000" w:sz="4" w:space="0"/>
+          <w:left w:val="none" w:color="000000" w:sz="4" w:space="0"/>
           <w:bottom w:val="single" w:color="000000" w:themeColor="accent6" w:themeTint="90" w:sz="4" w:space="0"/>
-          <w:right w:val="none"/>
+          <w:right w:val="none" w:color="000000" w:sz="4" w:space="0"/>
         </w:tcBorders>
       </w:tcPr>
     </w:tblStylePr>
@@ -17382,12 +17720,12 @@
         <w:tblBorders/>
       </w:tblPr>
       <w:tcPr>
-        <w:shd w:color="ffffff"/>
+        <w:shd w:val="clear" w:color="ffffff"/>
         <w:tcBorders>
-          <w:top w:val="none"/>
+          <w:top w:val="none" w:color="000000" w:sz="4" w:space="0"/>
           <w:left w:val="single" w:color="000000" w:themeColor="accent6" w:themeTint="90" w:sz="4" w:space="0"/>
-          <w:bottom w:val="none"/>
-          <w:right w:val="none"/>
+          <w:bottom w:val="none" w:color="000000" w:sz="4" w:space="0"/>
+          <w:right w:val="none" w:color="000000" w:sz="4" w:space="0"/>
         </w:tcBorders>
       </w:tcPr>
     </w:tblStylePr>
@@ -17410,9 +17748,9 @@
         <w:shd w:val="clear" w:color="ffffff" w:themeColor="light1" w:fill="ffffff" w:themeFill="light1"/>
         <w:tcBorders>
           <w:top w:val="single" w:color="000000" w:themeColor="accent6" w:themeTint="90" w:sz="4" w:space="0"/>
-          <w:left w:val="none"/>
-          <w:bottom w:val="none"/>
-          <w:right w:val="none"/>
+          <w:left w:val="none" w:color="000000" w:sz="4" w:space="0"/>
+          <w:bottom w:val="none" w:color="000000" w:sz="4" w:space="0"/>
+          <w:right w:val="none" w:color="000000" w:sz="4" w:space="0"/>
         </w:tcBorders>
       </w:tcPr>
     </w:tblStylePr>
@@ -17482,9 +17820,9 @@
       </w:tcPr>
     </w:tblStylePr>
   </w:style>
-  <w:style w:type="table" w:styleId="68">
+  <w:style w:type="table" w:styleId="757">
     <w:name w:val="List Table 1 Light"/>
-    <w:basedOn w:val="665"/>
+    <w:basedOn w:val="887"/>
     <w:uiPriority w:val="99"/>
     <w:pPr>
       <w:pBdr/>
@@ -17698,9 +18036,9 @@
       </w:tcPr>
     </w:tblStylePr>
   </w:style>
-  <w:style w:type="table" w:styleId="69">
+  <w:style w:type="table" w:styleId="758">
     <w:name w:val="List Table 1 Light - Accent 1"/>
-    <w:basedOn w:val="665"/>
+    <w:basedOn w:val="887"/>
     <w:uiPriority w:val="99"/>
     <w:pPr>
       <w:pBdr/>
@@ -17914,9 +18252,9 @@
       </w:tcPr>
     </w:tblStylePr>
   </w:style>
-  <w:style w:type="table" w:styleId="70">
+  <w:style w:type="table" w:styleId="759">
     <w:name w:val="List Table 1 Light - Accent 2"/>
-    <w:basedOn w:val="665"/>
+    <w:basedOn w:val="887"/>
     <w:uiPriority w:val="99"/>
     <w:pPr>
       <w:pBdr/>
@@ -18130,9 +18468,9 @@
       </w:tcPr>
     </w:tblStylePr>
   </w:style>
-  <w:style w:type="table" w:styleId="71">
+  <w:style w:type="table" w:styleId="760">
     <w:name w:val="List Table 1 Light - Accent 3"/>
-    <w:basedOn w:val="665"/>
+    <w:basedOn w:val="887"/>
     <w:uiPriority w:val="99"/>
     <w:pPr>
       <w:pBdr/>
@@ -18346,9 +18684,9 @@
       </w:tcPr>
     </w:tblStylePr>
   </w:style>
-  <w:style w:type="table" w:styleId="72">
+  <w:style w:type="table" w:styleId="761">
     <w:name w:val="List Table 1 Light - Accent 4"/>
-    <w:basedOn w:val="665"/>
+    <w:basedOn w:val="887"/>
     <w:uiPriority w:val="99"/>
     <w:pPr>
       <w:pBdr/>
@@ -18562,9 +18900,9 @@
       </w:tcPr>
     </w:tblStylePr>
   </w:style>
-  <w:style w:type="table" w:styleId="73">
+  <w:style w:type="table" w:styleId="762">
     <w:name w:val="List Table 1 Light - Accent 5"/>
-    <w:basedOn w:val="665"/>
+    <w:basedOn w:val="887"/>
     <w:uiPriority w:val="99"/>
     <w:pPr>
       <w:pBdr/>
@@ -18778,9 +19116,9 @@
       </w:tcPr>
     </w:tblStylePr>
   </w:style>
-  <w:style w:type="table" w:styleId="74">
+  <w:style w:type="table" w:styleId="763">
     <w:name w:val="List Table 1 Light - Accent 6"/>
-    <w:basedOn w:val="665"/>
+    <w:basedOn w:val="887"/>
     <w:uiPriority w:val="99"/>
     <w:pPr>
       <w:pBdr/>
@@ -18994,9 +19332,9 @@
       </w:tcPr>
     </w:tblStylePr>
   </w:style>
-  <w:style w:type="table" w:styleId="75">
+  <w:style w:type="table" w:styleId="764">
     <w:name w:val="List Table 2"/>
-    <w:basedOn w:val="665"/>
+    <w:basedOn w:val="887"/>
     <w:uiPriority w:val="99"/>
     <w:pPr>
       <w:pBdr/>
@@ -19232,9 +19570,9 @@
       </w:tcPr>
     </w:tblStylePr>
   </w:style>
-  <w:style w:type="table" w:styleId="76">
+  <w:style w:type="table" w:styleId="765">
     <w:name w:val="List Table 2 - Accent 1"/>
-    <w:basedOn w:val="665"/>
+    <w:basedOn w:val="887"/>
     <w:uiPriority w:val="99"/>
     <w:pPr>
       <w:pBdr/>
@@ -19470,9 +19808,9 @@
       </w:tcPr>
     </w:tblStylePr>
   </w:style>
-  <w:style w:type="table" w:styleId="77">
+  <w:style w:type="table" w:styleId="766">
     <w:name w:val="List Table 2 - Accent 2"/>
-    <w:basedOn w:val="665"/>
+    <w:basedOn w:val="887"/>
     <w:uiPriority w:val="99"/>
     <w:pPr>
       <w:pBdr/>
@@ -19708,9 +20046,9 @@
       </w:tcPr>
     </w:tblStylePr>
   </w:style>
-  <w:style w:type="table" w:styleId="78">
+  <w:style w:type="table" w:styleId="767">
     <w:name w:val="List Table 2 - Accent 3"/>
-    <w:basedOn w:val="665"/>
+    <w:basedOn w:val="887"/>
     <w:uiPriority w:val="99"/>
     <w:pPr>
       <w:pBdr/>
@@ -19946,9 +20284,9 @@
       </w:tcPr>
     </w:tblStylePr>
   </w:style>
-  <w:style w:type="table" w:styleId="79">
+  <w:style w:type="table" w:styleId="768">
     <w:name w:val="List Table 2 - Accent 4"/>
-    <w:basedOn w:val="665"/>
+    <w:basedOn w:val="887"/>
     <w:uiPriority w:val="99"/>
     <w:pPr>
       <w:pBdr/>
@@ -20184,9 +20522,9 @@
       </w:tcPr>
     </w:tblStylePr>
   </w:style>
-  <w:style w:type="table" w:styleId="80">
+  <w:style w:type="table" w:styleId="769">
     <w:name w:val="List Table 2 - Accent 5"/>
-    <w:basedOn w:val="665"/>
+    <w:basedOn w:val="887"/>
     <w:uiPriority w:val="99"/>
     <w:pPr>
       <w:pBdr/>
@@ -20422,9 +20760,9 @@
       </w:tcPr>
     </w:tblStylePr>
   </w:style>
-  <w:style w:type="table" w:styleId="81">
+  <w:style w:type="table" w:styleId="770">
     <w:name w:val="List Table 2 - Accent 6"/>
-    <w:basedOn w:val="665"/>
+    <w:basedOn w:val="887"/>
     <w:uiPriority w:val="99"/>
     <w:pPr>
       <w:pBdr/>
@@ -20660,9 +20998,9 @@
       </w:tcPr>
     </w:tblStylePr>
   </w:style>
-  <w:style w:type="table" w:styleId="82">
+  <w:style w:type="table" w:styleId="771">
     <w:name w:val="List Table 3"/>
-    <w:basedOn w:val="665"/>
+    <w:basedOn w:val="887"/>
     <w:uiPriority w:val="99"/>
     <w:pPr>
       <w:pBdr/>
@@ -20888,9 +21226,9 @@
       </w:tcPr>
     </w:tblStylePr>
   </w:style>
-  <w:style w:type="table" w:styleId="83">
+  <w:style w:type="table" w:styleId="772">
     <w:name w:val="List Table 3 - Accent 1"/>
-    <w:basedOn w:val="665"/>
+    <w:basedOn w:val="887"/>
     <w:uiPriority w:val="99"/>
     <w:pPr>
       <w:pBdr/>
@@ -21116,9 +21454,9 @@
       </w:tcPr>
     </w:tblStylePr>
   </w:style>
-  <w:style w:type="table" w:styleId="84">
+  <w:style w:type="table" w:styleId="773">
     <w:name w:val="List Table 3 - Accent 2"/>
-    <w:basedOn w:val="665"/>
+    <w:basedOn w:val="887"/>
     <w:uiPriority w:val="99"/>
     <w:pPr>
       <w:pBdr/>
@@ -21344,9 +21682,9 @@
       </w:tcPr>
     </w:tblStylePr>
   </w:style>
-  <w:style w:type="table" w:styleId="85">
+  <w:style w:type="table" w:styleId="774">
     <w:name w:val="List Table 3 - Accent 3"/>
-    <w:basedOn w:val="665"/>
+    <w:basedOn w:val="887"/>
     <w:uiPriority w:val="99"/>
     <w:pPr>
       <w:pBdr/>
@@ -21572,9 +21910,9 @@
       </w:tcPr>
     </w:tblStylePr>
   </w:style>
-  <w:style w:type="table" w:styleId="86">
+  <w:style w:type="table" w:styleId="775">
     <w:name w:val="List Table 3 - Accent 4"/>
-    <w:basedOn w:val="665"/>
+    <w:basedOn w:val="887"/>
     <w:uiPriority w:val="99"/>
     <w:pPr>
       <w:pBdr/>
@@ -21800,9 +22138,9 @@
       </w:tcPr>
     </w:tblStylePr>
   </w:style>
-  <w:style w:type="table" w:styleId="87">
+  <w:style w:type="table" w:styleId="776">
     <w:name w:val="List Table 3 - Accent 5"/>
-    <w:basedOn w:val="665"/>
+    <w:basedOn w:val="887"/>
     <w:uiPriority w:val="99"/>
     <w:pPr>
       <w:pBdr/>
@@ -22028,9 +22366,9 @@
       </w:tcPr>
     </w:tblStylePr>
   </w:style>
-  <w:style w:type="table" w:styleId="88">
+  <w:style w:type="table" w:styleId="777">
     <w:name w:val="List Table 3 - Accent 6"/>
-    <w:basedOn w:val="665"/>
+    <w:basedOn w:val="887"/>
     <w:uiPriority w:val="99"/>
     <w:pPr>
       <w:pBdr/>
@@ -22256,9 +22594,9 @@
       </w:tcPr>
     </w:tblStylePr>
   </w:style>
-  <w:style w:type="table" w:styleId="89">
+  <w:style w:type="table" w:styleId="778">
     <w:name w:val="List Table 4"/>
-    <w:basedOn w:val="665"/>
+    <w:basedOn w:val="887"/>
     <w:uiPriority w:val="99"/>
     <w:pPr>
       <w:pBdr/>
@@ -22481,9 +22819,9 @@
       </w:tcPr>
     </w:tblStylePr>
   </w:style>
-  <w:style w:type="table" w:styleId="90">
+  <w:style w:type="table" w:styleId="779">
     <w:name w:val="List Table 4 - Accent 1"/>
-    <w:basedOn w:val="665"/>
+    <w:basedOn w:val="887"/>
     <w:uiPriority w:val="99"/>
     <w:pPr>
       <w:pBdr/>
@@ -22706,9 +23044,9 @@
       </w:tcPr>
     </w:tblStylePr>
   </w:style>
-  <w:style w:type="table" w:styleId="91">
+  <w:style w:type="table" w:styleId="780">
     <w:name w:val="List Table 4 - Accent 2"/>
-    <w:basedOn w:val="665"/>
+    <w:basedOn w:val="887"/>
     <w:uiPriority w:val="99"/>
     <w:pPr>
       <w:pBdr/>
@@ -22931,9 +23269,9 @@
       </w:tcPr>
     </w:tblStylePr>
   </w:style>
-  <w:style w:type="table" w:styleId="92">
+  <w:style w:type="table" w:styleId="781">
     <w:name w:val="List Table 4 - Accent 3"/>
-    <w:basedOn w:val="665"/>
+    <w:basedOn w:val="887"/>
     <w:uiPriority w:val="99"/>
     <w:pPr>
       <w:pBdr/>
@@ -23156,9 +23494,9 @@
       </w:tcPr>
     </w:tblStylePr>
   </w:style>
-  <w:style w:type="table" w:styleId="93">
+  <w:style w:type="table" w:styleId="782">
     <w:name w:val="List Table 4 - Accent 4"/>
-    <w:basedOn w:val="665"/>
+    <w:basedOn w:val="887"/>
     <w:uiPriority w:val="99"/>
     <w:pPr>
       <w:pBdr/>
@@ -23381,9 +23719,9 @@
       </w:tcPr>
     </w:tblStylePr>
   </w:style>
-  <w:style w:type="table" w:styleId="94">
+  <w:style w:type="table" w:styleId="783">
     <w:name w:val="List Table 4 - Accent 5"/>
-    <w:basedOn w:val="665"/>
+    <w:basedOn w:val="887"/>
     <w:uiPriority w:val="99"/>
     <w:pPr>
       <w:pBdr/>
@@ -23606,9 +23944,9 @@
       </w:tcPr>
     </w:tblStylePr>
   </w:style>
-  <w:style w:type="table" w:styleId="95">
+  <w:style w:type="table" w:styleId="784">
     <w:name w:val="List Table 4 - Accent 6"/>
-    <w:basedOn w:val="665"/>
+    <w:basedOn w:val="887"/>
     <w:uiPriority w:val="99"/>
     <w:pPr>
       <w:pBdr/>
@@ -23831,9 +24169,9 @@
       </w:tcPr>
     </w:tblStylePr>
   </w:style>
-  <w:style w:type="table" w:styleId="96">
+  <w:style w:type="table" w:styleId="785">
     <w:name w:val="List Table 5 Dark"/>
-    <w:basedOn w:val="665"/>
+    <w:basedOn w:val="887"/>
     <w:uiPriority w:val="99"/>
     <w:pPr>
       <w:pBdr/>
@@ -24073,9 +24411,9 @@
       </w:tcPr>
     </w:tblStylePr>
   </w:style>
-  <w:style w:type="table" w:styleId="97">
+  <w:style w:type="table" w:styleId="786">
     <w:name w:val="List Table 5 Dark - Accent 1"/>
-    <w:basedOn w:val="665"/>
+    <w:basedOn w:val="887"/>
     <w:uiPriority w:val="99"/>
     <w:pPr>
       <w:pBdr/>
@@ -24315,9 +24653,9 @@
       </w:tcPr>
     </w:tblStylePr>
   </w:style>
-  <w:style w:type="table" w:styleId="98">
+  <w:style w:type="table" w:styleId="787">
     <w:name w:val="List Table 5 Dark - Accent 2"/>
-    <w:basedOn w:val="665"/>
+    <w:basedOn w:val="887"/>
     <w:uiPriority w:val="99"/>
     <w:pPr>
       <w:pBdr/>
@@ -24557,9 +24895,9 @@
       </w:tcPr>
     </w:tblStylePr>
   </w:style>
-  <w:style w:type="table" w:styleId="99">
+  <w:style w:type="table" w:styleId="788">
     <w:name w:val="List Table 5 Dark - Accent 3"/>
-    <w:basedOn w:val="665"/>
+    <w:basedOn w:val="887"/>
     <w:uiPriority w:val="99"/>
     <w:pPr>
       <w:pBdr/>
@@ -24799,9 +25137,9 @@
       </w:tcPr>
     </w:tblStylePr>
   </w:style>
-  <w:style w:type="table" w:styleId="100">
+  <w:style w:type="table" w:styleId="789">
     <w:name w:val="List Table 5 Dark - Accent 4"/>
-    <w:basedOn w:val="665"/>
+    <w:basedOn w:val="887"/>
     <w:uiPriority w:val="99"/>
     <w:pPr>
       <w:pBdr/>
@@ -25041,9 +25379,9 @@
       </w:tcPr>
     </w:tblStylePr>
   </w:style>
-  <w:style w:type="table" w:styleId="101">
+  <w:style w:type="table" w:styleId="790">
     <w:name w:val="List Table 5 Dark - Accent 5"/>
-    <w:basedOn w:val="665"/>
+    <w:basedOn w:val="887"/>
     <w:uiPriority w:val="99"/>
     <w:pPr>
       <w:pBdr/>
@@ -25283,9 +25621,9 @@
       </w:tcPr>
     </w:tblStylePr>
   </w:style>
-  <w:style w:type="table" w:styleId="102">
+  <w:style w:type="table" w:styleId="791">
     <w:name w:val="List Table 5 Dark - Accent 6"/>
-    <w:basedOn w:val="665"/>
+    <w:basedOn w:val="887"/>
     <w:uiPriority w:val="99"/>
     <w:pPr>
       <w:pBdr/>
@@ -25525,9 +25863,9 @@
       </w:tcPr>
     </w:tblStylePr>
   </w:style>
-  <w:style w:type="table" w:styleId="103">
+  <w:style w:type="table" w:styleId="792">
     <w:name w:val="List Table 6 Colorful"/>
-    <w:basedOn w:val="665"/>
+    <w:basedOn w:val="887"/>
     <w:uiPriority w:val="99"/>
     <w:pPr>
       <w:pBdr/>
@@ -25748,9 +26086,9 @@
       </w:tcPr>
     </w:tblStylePr>
   </w:style>
-  <w:style w:type="table" w:styleId="104">
+  <w:style w:type="table" w:styleId="793">
     <w:name w:val="List Table 6 Colorful - Accent 1"/>
-    <w:basedOn w:val="665"/>
+    <w:basedOn w:val="887"/>
     <w:uiPriority w:val="99"/>
     <w:pPr>
       <w:pBdr/>
@@ -25971,9 +26309,9 @@
       </w:tcPr>
     </w:tblStylePr>
   </w:style>
-  <w:style w:type="table" w:styleId="105">
+  <w:style w:type="table" w:styleId="794">
     <w:name w:val="List Table 6 Colorful - Accent 2"/>
-    <w:basedOn w:val="665"/>
+    <w:basedOn w:val="887"/>
     <w:uiPriority w:val="99"/>
     <w:pPr>
       <w:pBdr/>
@@ -26194,9 +26532,9 @@
       </w:tcPr>
     </w:tblStylePr>
   </w:style>
-  <w:style w:type="table" w:styleId="106">
+  <w:style w:type="table" w:styleId="795">
     <w:name w:val="List Table 6 Colorful - Accent 3"/>
-    <w:basedOn w:val="665"/>
+    <w:basedOn w:val="887"/>
     <w:uiPriority w:val="99"/>
     <w:pPr>
       <w:pBdr/>
@@ -26417,9 +26755,9 @@
       </w:tcPr>
     </w:tblStylePr>
   </w:style>
-  <w:style w:type="table" w:styleId="107">
+  <w:style w:type="table" w:styleId="796">
     <w:name w:val="List Table 6 Colorful - Accent 4"/>
-    <w:basedOn w:val="665"/>
+    <w:basedOn w:val="887"/>
     <w:uiPriority w:val="99"/>
     <w:pPr>
       <w:pBdr/>
@@ -26640,9 +26978,9 @@
       </w:tcPr>
     </w:tblStylePr>
   </w:style>
-  <w:style w:type="table" w:styleId="108">
+  <w:style w:type="table" w:styleId="797">
     <w:name w:val="List Table 6 Colorful - Accent 5"/>
-    <w:basedOn w:val="665"/>
+    <w:basedOn w:val="887"/>
     <w:uiPriority w:val="99"/>
     <w:pPr>
       <w:pBdr/>
@@ -26863,9 +27201,9 @@
       </w:tcPr>
     </w:tblStylePr>
   </w:style>
-  <w:style w:type="table" w:styleId="109">
+  <w:style w:type="table" w:styleId="798">
     <w:name w:val="List Table 6 Colorful - Accent 6"/>
-    <w:basedOn w:val="665"/>
+    <w:basedOn w:val="887"/>
     <w:uiPriority w:val="99"/>
     <w:pPr>
       <w:pBdr/>
@@ -27086,9 +27424,9 @@
       </w:tcPr>
     </w:tblStylePr>
   </w:style>
-  <w:style w:type="table" w:styleId="110">
+  <w:style w:type="table" w:styleId="799">
     <w:name w:val="List Table 7 Colorful"/>
-    <w:basedOn w:val="665"/>
+    <w:basedOn w:val="887"/>
     <w:uiPriority w:val="99"/>
     <w:pPr>
       <w:pBdr/>
@@ -27187,11 +27525,11 @@
         <w:tblBorders/>
       </w:tblPr>
       <w:tcPr>
-        <w:shd w:color="ffffff"/>
+        <w:shd w:val="clear" w:color="ffffff"/>
         <w:tcBorders>
-          <w:top w:val="none"/>
-          <w:left w:val="none"/>
-          <w:bottom w:val="none"/>
+          <w:top w:val="none" w:color="000000" w:sz="4" w:space="0"/>
+          <w:left w:val="none" w:color="000000" w:sz="4" w:space="0"/>
+          <w:bottom w:val="none" w:color="000000" w:sz="4" w:space="0"/>
           <w:right w:val="single" w:color="000000" w:themeColor="text1" w:themeTint="80" w:sz="4" w:space="0"/>
         </w:tcBorders>
       </w:tcPr>
@@ -27214,10 +27552,10 @@
       <w:tcPr>
         <w:shd w:val="clear" w:color="ffffff" w:themeColor="light1" w:fill="ffffff" w:themeFill="light1"/>
         <w:tcBorders>
-          <w:top w:val="none"/>
-          <w:left w:val="none"/>
+          <w:top w:val="none" w:color="000000" w:sz="4" w:space="0"/>
+          <w:left w:val="none" w:color="000000" w:sz="4" w:space="0"/>
           <w:bottom w:val="single" w:color="000000" w:themeColor="text1" w:themeTint="80" w:sz="4" w:space="0"/>
-          <w:right w:val="none"/>
+          <w:right w:val="none" w:color="000000" w:sz="4" w:space="0"/>
         </w:tcBorders>
       </w:tcPr>
     </w:tblStylePr>
@@ -27237,12 +27575,12 @@
         <w:tblBorders/>
       </w:tblPr>
       <w:tcPr>
-        <w:shd w:color="ffffff"/>
+        <w:shd w:val="clear" w:color="ffffff"/>
         <w:tcBorders>
-          <w:top w:val="none"/>
+          <w:top w:val="none" w:color="000000" w:sz="4" w:space="0"/>
           <w:left w:val="single" w:color="000000" w:themeColor="text1" w:themeTint="80" w:sz="4" w:space="0"/>
-          <w:bottom w:val="none"/>
-          <w:right w:val="none"/>
+          <w:bottom w:val="none" w:color="000000" w:sz="4" w:space="0"/>
+          <w:right w:val="none" w:color="000000" w:sz="4" w:space="0"/>
         </w:tcBorders>
       </w:tcPr>
     </w:tblStylePr>
@@ -27265,9 +27603,9 @@
         <w:shd w:val="clear" w:color="ffffff" w:themeColor="light1" w:fill="ffffff" w:themeFill="light1"/>
         <w:tcBorders>
           <w:top w:val="single" w:color="000000" w:themeColor="text1" w:themeTint="80" w:sz="4" w:space="0"/>
-          <w:left w:val="none"/>
-          <w:bottom w:val="none"/>
-          <w:right w:val="none"/>
+          <w:left w:val="none" w:color="000000" w:sz="4" w:space="0"/>
+          <w:bottom w:val="none" w:color="000000" w:sz="4" w:space="0"/>
+          <w:right w:val="none" w:color="000000" w:sz="4" w:space="0"/>
         </w:tcBorders>
       </w:tcPr>
     </w:tblStylePr>
@@ -27342,9 +27680,9 @@
       </w:tcPr>
     </w:tblStylePr>
   </w:style>
-  <w:style w:type="table" w:styleId="111">
+  <w:style w:type="table" w:styleId="800">
     <w:name w:val="List Table 7 Colorful - Accent 1"/>
-    <w:basedOn w:val="665"/>
+    <w:basedOn w:val="887"/>
     <w:uiPriority w:val="99"/>
     <w:pPr>
       <w:pBdr/>
@@ -27443,11 +27781,11 @@
         <w:tblBorders/>
       </w:tblPr>
       <w:tcPr>
-        <w:shd w:color="ffffff"/>
+        <w:shd w:val="clear" w:color="ffffff"/>
         <w:tcBorders>
-          <w:top w:val="none"/>
-          <w:left w:val="none"/>
-          <w:bottom w:val="none"/>
+          <w:top w:val="none" w:color="000000" w:sz="4" w:space="0"/>
+          <w:left w:val="none" w:color="000000" w:sz="4" w:space="0"/>
+          <w:bottom w:val="none" w:color="000000" w:sz="4" w:space="0"/>
           <w:right w:val="single" w:color="000000" w:themeColor="accent1" w:sz="4" w:space="0"/>
         </w:tcBorders>
       </w:tcPr>
@@ -27470,10 +27808,10 @@
       <w:tcPr>
         <w:shd w:val="clear" w:color="ffffff" w:themeColor="light1" w:fill="ffffff" w:themeFill="light1"/>
         <w:tcBorders>
-          <w:top w:val="none"/>
-          <w:left w:val="none"/>
+          <w:top w:val="none" w:color="000000" w:sz="4" w:space="0"/>
+          <w:left w:val="none" w:color="000000" w:sz="4" w:space="0"/>
           <w:bottom w:val="single" w:color="000000" w:themeColor="accent1" w:sz="4" w:space="0"/>
-          <w:right w:val="none"/>
+          <w:right w:val="none" w:color="000000" w:sz="4" w:space="0"/>
         </w:tcBorders>
       </w:tcPr>
     </w:tblStylePr>
@@ -27493,12 +27831,12 @@
         <w:tblBorders/>
       </w:tblPr>
       <w:tcPr>
-        <w:shd w:color="ffffff"/>
+        <w:shd w:val="clear" w:color="ffffff"/>
         <w:tcBorders>
-          <w:top w:val="none"/>
+          <w:top w:val="none" w:color="000000" w:sz="4" w:space="0"/>
           <w:left w:val="single" w:color="000000" w:themeColor="accent1" w:sz="4" w:space="0"/>
-          <w:bottom w:val="none"/>
-          <w:right w:val="none"/>
+          <w:bottom w:val="none" w:color="000000" w:sz="4" w:space="0"/>
+          <w:right w:val="none" w:color="000000" w:sz="4" w:space="0"/>
         </w:tcBorders>
       </w:tcPr>
     </w:tblStylePr>
@@ -27521,9 +27859,9 @@
         <w:shd w:val="clear" w:color="ffffff" w:themeColor="light1" w:fill="ffffff" w:themeFill="light1"/>
         <w:tcBorders>
           <w:top w:val="single" w:color="000000" w:themeColor="accent1" w:sz="4" w:space="0"/>
-          <w:left w:val="none"/>
-          <w:bottom w:val="none"/>
-          <w:right w:val="none"/>
+          <w:left w:val="none" w:color="000000" w:sz="4" w:space="0"/>
+          <w:bottom w:val="none" w:color="000000" w:sz="4" w:space="0"/>
+          <w:right w:val="none" w:color="000000" w:sz="4" w:space="0"/>
         </w:tcBorders>
       </w:tcPr>
     </w:tblStylePr>
@@ -27598,9 +27936,9 @@
       </w:tcPr>
     </w:tblStylePr>
   </w:style>
-  <w:style w:type="table" w:styleId="112">
+  <w:style w:type="table" w:styleId="801">
     <w:name w:val="List Table 7 Colorful - Accent 2"/>
-    <w:basedOn w:val="665"/>
+    <w:basedOn w:val="887"/>
     <w:uiPriority w:val="99"/>
     <w:pPr>
       <w:pBdr/>
@@ -27699,11 +28037,11 @@
         <w:tblBorders/>
       </w:tblPr>
       <w:tcPr>
-        <w:shd w:color="ffffff"/>
+        <w:shd w:val="clear" w:color="ffffff"/>
         <w:tcBorders>
-          <w:top w:val="none"/>
-          <w:left w:val="none"/>
-          <w:bottom w:val="none"/>
+          <w:top w:val="none" w:color="000000" w:sz="4" w:space="0"/>
+          <w:left w:val="none" w:color="000000" w:sz="4" w:space="0"/>
+          <w:bottom w:val="none" w:color="000000" w:sz="4" w:space="0"/>
           <w:right w:val="single" w:color="000000" w:themeColor="accent2" w:themeTint="97" w:sz="4" w:space="0"/>
         </w:tcBorders>
       </w:tcPr>
@@ -27726,10 +28064,10 @@
       <w:tcPr>
         <w:shd w:val="clear" w:color="ffffff" w:themeColor="light1" w:fill="ffffff" w:themeFill="light1"/>
         <w:tcBorders>
-          <w:top w:val="none"/>
-          <w:left w:val="none"/>
+          <w:top w:val="none" w:color="000000" w:sz="4" w:space="0"/>
+          <w:left w:val="none" w:color="000000" w:sz="4" w:space="0"/>
           <w:bottom w:val="single" w:color="000000" w:themeColor="accent2" w:themeTint="97" w:sz="4" w:space="0"/>
-          <w:right w:val="none"/>
+          <w:right w:val="none" w:color="000000" w:sz="4" w:space="0"/>
         </w:tcBorders>
       </w:tcPr>
     </w:tblStylePr>
@@ -27749,12 +28087,12 @@
         <w:tblBorders/>
       </w:tblPr>
       <w:tcPr>
-        <w:shd w:color="ffffff"/>
+        <w:shd w:val="clear" w:color="ffffff"/>
         <w:tcBorders>
-          <w:top w:val="none"/>
+          <w:top w:val="none" w:color="000000" w:sz="4" w:space="0"/>
           <w:left w:val="single" w:color="000000" w:themeColor="accent2" w:themeTint="97" w:sz="4" w:space="0"/>
-          <w:bottom w:val="none"/>
-          <w:right w:val="none"/>
+          <w:bottom w:val="none" w:color="000000" w:sz="4" w:space="0"/>
+          <w:right w:val="none" w:color="000000" w:sz="4" w:space="0"/>
         </w:tcBorders>
       </w:tcPr>
     </w:tblStylePr>
@@ -27777,9 +28115,9 @@
         <w:shd w:val="clear" w:color="ffffff" w:themeColor="light1" w:fill="ffffff" w:themeFill="light1"/>
         <w:tcBorders>
           <w:top w:val="single" w:color="000000" w:themeColor="accent2" w:themeTint="97" w:sz="4" w:space="0"/>
-          <w:left w:val="none"/>
-          <w:bottom w:val="none"/>
-          <w:right w:val="none"/>
+          <w:left w:val="none" w:color="000000" w:sz="4" w:space="0"/>
+          <w:bottom w:val="none" w:color="000000" w:sz="4" w:space="0"/>
+          <w:right w:val="none" w:color="000000" w:sz="4" w:space="0"/>
         </w:tcBorders>
       </w:tcPr>
     </w:tblStylePr>
@@ -27854,9 +28192,9 @@
       </w:tcPr>
     </w:tblStylePr>
   </w:style>
-  <w:style w:type="table" w:styleId="113">
+  <w:style w:type="table" w:styleId="802">
     <w:name w:val="List Table 7 Colorful - Accent 3"/>
-    <w:basedOn w:val="665"/>
+    <w:basedOn w:val="887"/>
     <w:uiPriority w:val="99"/>
     <w:pPr>
       <w:pBdr/>
@@ -27955,11 +28293,11 @@
         <w:tblBorders/>
       </w:tblPr>
       <w:tcPr>
-        <w:shd w:color="ffffff"/>
+        <w:shd w:val="clear" w:color="ffffff"/>
         <w:tcBorders>
-          <w:top w:val="none"/>
-          <w:left w:val="none"/>
-          <w:bottom w:val="none"/>
+          <w:top w:val="none" w:color="000000" w:sz="4" w:space="0"/>
+          <w:left w:val="none" w:color="000000" w:sz="4" w:space="0"/>
+          <w:bottom w:val="none" w:color="000000" w:sz="4" w:space="0"/>
           <w:right w:val="single" w:color="000000" w:themeColor="accent3" w:themeTint="98" w:sz="4" w:space="0"/>
         </w:tcBorders>
       </w:tcPr>
@@ -27982,10 +28320,10 @@
       <w:tcPr>
         <w:shd w:val="clear" w:color="ffffff" w:themeColor="light1" w:fill="ffffff" w:themeFill="light1"/>
         <w:tcBorders>
-          <w:top w:val="none"/>
-          <w:left w:val="none"/>
+          <w:top w:val="none" w:color="000000" w:sz="4" w:space="0"/>
+          <w:left w:val="none" w:color="000000" w:sz="4" w:space="0"/>
           <w:bottom w:val="single" w:color="000000" w:themeColor="accent3" w:themeTint="98" w:sz="4" w:space="0"/>
-          <w:right w:val="none"/>
+          <w:right w:val="none" w:color="000000" w:sz="4" w:space="0"/>
         </w:tcBorders>
       </w:tcPr>
     </w:tblStylePr>
@@ -28005,12 +28343,12 @@
         <w:tblBorders/>
       </w:tblPr>
       <w:tcPr>
-        <w:shd w:color="ffffff"/>
+        <w:shd w:val="clear" w:color="ffffff"/>
         <w:tcBorders>
-          <w:top w:val="none"/>
+          <w:top w:val="none" w:color="000000" w:sz="4" w:space="0"/>
           <w:left w:val="single" w:color="000000" w:themeColor="accent3" w:themeTint="98" w:sz="4" w:space="0"/>
-          <w:bottom w:val="none"/>
-          <w:right w:val="none"/>
+          <w:bottom w:val="none" w:color="000000" w:sz="4" w:space="0"/>
+          <w:right w:val="none" w:color="000000" w:sz="4" w:space="0"/>
         </w:tcBorders>
       </w:tcPr>
     </w:tblStylePr>
@@ -28033,9 +28371,9 @@
         <w:shd w:val="clear" w:color="ffffff" w:themeColor="light1" w:fill="ffffff" w:themeFill="light1"/>
         <w:tcBorders>
           <w:top w:val="single" w:color="000000" w:themeColor="accent3" w:themeTint="98" w:sz="4" w:space="0"/>
-          <w:left w:val="none"/>
-          <w:bottom w:val="none"/>
-          <w:right w:val="none"/>
+          <w:left w:val="none" w:color="000000" w:sz="4" w:space="0"/>
+          <w:bottom w:val="none" w:color="000000" w:sz="4" w:space="0"/>
+          <w:right w:val="none" w:color="000000" w:sz="4" w:space="0"/>
         </w:tcBorders>
       </w:tcPr>
     </w:tblStylePr>
@@ -28110,9 +28448,9 @@
       </w:tcPr>
     </w:tblStylePr>
   </w:style>
-  <w:style w:type="table" w:styleId="114">
+  <w:style w:type="table" w:styleId="803">
     <w:name w:val="List Table 7 Colorful - Accent 4"/>
-    <w:basedOn w:val="665"/>
+    <w:basedOn w:val="887"/>
     <w:uiPriority w:val="99"/>
     <w:pPr>
       <w:pBdr/>
@@ -28211,11 +28549,11 @@
         <w:tblBorders/>
       </w:tblPr>
       <w:tcPr>
-        <w:shd w:color="ffffff"/>
+        <w:shd w:val="clear" w:color="ffffff"/>
         <w:tcBorders>
-          <w:top w:val="none"/>
-          <w:left w:val="none"/>
-          <w:bottom w:val="none"/>
+          <w:top w:val="none" w:color="000000" w:sz="4" w:space="0"/>
+          <w:left w:val="none" w:color="000000" w:sz="4" w:space="0"/>
+          <w:bottom w:val="none" w:color="000000" w:sz="4" w:space="0"/>
           <w:right w:val="single" w:color="000000" w:themeColor="accent4" w:themeTint="9A" w:sz="4" w:space="0"/>
         </w:tcBorders>
       </w:tcPr>
@@ -28238,10 +28576,10 @@
       <w:tcPr>
         <w:shd w:val="clear" w:color="ffffff" w:themeColor="light1" w:fill="ffffff" w:themeFill="light1"/>
         <w:tcBorders>
-          <w:top w:val="none"/>
-          <w:left w:val="none"/>
+          <w:top w:val="none" w:color="000000" w:sz="4" w:space="0"/>
+          <w:left w:val="none" w:color="000000" w:sz="4" w:space="0"/>
           <w:bottom w:val="single" w:color="000000" w:themeColor="accent4" w:themeTint="9A" w:sz="4" w:space="0"/>
-          <w:right w:val="none"/>
+          <w:right w:val="none" w:color="000000" w:sz="4" w:space="0"/>
         </w:tcBorders>
       </w:tcPr>
     </w:tblStylePr>
@@ -28261,12 +28599,12 @@
         <w:tblBorders/>
       </w:tblPr>
       <w:tcPr>
-        <w:shd w:color="ffffff"/>
+        <w:shd w:val="clear" w:color="ffffff"/>
         <w:tcBorders>
-          <w:top w:val="none"/>
+          <w:top w:val="none" w:color="000000" w:sz="4" w:space="0"/>
           <w:left w:val="single" w:color="000000" w:themeColor="accent4" w:themeTint="9A" w:sz="4" w:space="0"/>
-          <w:bottom w:val="none"/>
-          <w:right w:val="none"/>
+          <w:bottom w:val="none" w:color="000000" w:sz="4" w:space="0"/>
+          <w:right w:val="none" w:color="000000" w:sz="4" w:space="0"/>
         </w:tcBorders>
       </w:tcPr>
     </w:tblStylePr>
@@ -28289,9 +28627,9 @@
         <w:shd w:val="clear" w:color="ffffff" w:themeColor="light1" w:fill="ffffff" w:themeFill="light1"/>
         <w:tcBorders>
           <w:top w:val="single" w:color="000000" w:themeColor="accent4" w:themeTint="9A" w:sz="4" w:space="0"/>
-          <w:left w:val="none"/>
-          <w:bottom w:val="none"/>
-          <w:right w:val="none"/>
+          <w:left w:val="none" w:color="000000" w:sz="4" w:space="0"/>
+          <w:bottom w:val="none" w:color="000000" w:sz="4" w:space="0"/>
+          <w:right w:val="none" w:color="000000" w:sz="4" w:space="0"/>
         </w:tcBorders>
       </w:tcPr>
     </w:tblStylePr>
@@ -28366,9 +28704,9 @@
       </w:tcPr>
     </w:tblStylePr>
   </w:style>
-  <w:style w:type="table" w:styleId="115">
+  <w:style w:type="table" w:styleId="804">
     <w:name w:val="List Table 7 Colorful - Accent 5"/>
-    <w:basedOn w:val="665"/>
+    <w:basedOn w:val="887"/>
     <w:uiPriority w:val="99"/>
     <w:pPr>
       <w:pBdr/>
@@ -28467,11 +28805,11 @@
         <w:tblBorders/>
       </w:tblPr>
       <w:tcPr>
-        <w:shd w:color="ffffff"/>
+        <w:shd w:val="clear" w:color="ffffff"/>
         <w:tcBorders>
-          <w:top w:val="none"/>
-          <w:left w:val="none"/>
-          <w:bottom w:val="none"/>
+          <w:top w:val="none" w:color="000000" w:sz="4" w:space="0"/>
+          <w:left w:val="none" w:color="000000" w:sz="4" w:space="0"/>
+          <w:bottom w:val="none" w:color="000000" w:sz="4" w:space="0"/>
           <w:right w:val="single" w:color="000000" w:themeColor="accent5" w:themeTint="9A" w:sz="4" w:space="0"/>
         </w:tcBorders>
       </w:tcPr>
@@ -28494,10 +28832,10 @@
       <w:tcPr>
         <w:shd w:val="clear" w:color="ffffff" w:themeColor="light1" w:fill="ffffff" w:themeFill="light1"/>
         <w:tcBorders>
-          <w:top w:val="none"/>
-          <w:left w:val="none"/>
+          <w:top w:val="none" w:color="000000" w:sz="4" w:space="0"/>
+          <w:left w:val="none" w:color="000000" w:sz="4" w:space="0"/>
           <w:bottom w:val="single" w:color="000000" w:themeColor="accent5" w:themeTint="9A" w:sz="4" w:space="0"/>
-          <w:right w:val="none"/>
+          <w:right w:val="none" w:color="000000" w:sz="4" w:space="0"/>
         </w:tcBorders>
       </w:tcPr>
     </w:tblStylePr>
@@ -28517,12 +28855,12 @@
         <w:tblBorders/>
       </w:tblPr>
       <w:tcPr>
-        <w:shd w:color="ffffff"/>
+        <w:shd w:val="clear" w:color="ffffff"/>
         <w:tcBorders>
-          <w:top w:val="none"/>
+          <w:top w:val="none" w:color="000000" w:sz="4" w:space="0"/>
           <w:left w:val="single" w:color="000000" w:themeColor="accent5" w:themeTint="9A" w:sz="4" w:space="0"/>
-          <w:bottom w:val="none"/>
-          <w:right w:val="none"/>
+          <w:bottom w:val="none" w:color="000000" w:sz="4" w:space="0"/>
+          <w:right w:val="none" w:color="000000" w:sz="4" w:space="0"/>
         </w:tcBorders>
       </w:tcPr>
     </w:tblStylePr>
@@ -28545,9 +28883,9 @@
         <w:shd w:val="clear" w:color="ffffff" w:themeColor="light1" w:fill="ffffff" w:themeFill="light1"/>
         <w:tcBorders>
           <w:top w:val="single" w:color="000000" w:themeColor="accent5" w:themeTint="9A" w:sz="4" w:space="0"/>
-          <w:left w:val="none"/>
-          <w:bottom w:val="none"/>
-          <w:right w:val="none"/>
+          <w:left w:val="none" w:color="000000" w:sz="4" w:space="0"/>
+          <w:bottom w:val="none" w:color="000000" w:sz="4" w:space="0"/>
+          <w:right w:val="none" w:color="000000" w:sz="4" w:space="0"/>
         </w:tcBorders>
       </w:tcPr>
     </w:tblStylePr>
@@ -28622,9 +28960,9 @@
       </w:tcPr>
     </w:tblStylePr>
   </w:style>
-  <w:style w:type="table" w:styleId="116">
+  <w:style w:type="table" w:styleId="805">
     <w:name w:val="List Table 7 Colorful - Accent 6"/>
-    <w:basedOn w:val="665"/>
+    <w:basedOn w:val="887"/>
     <w:uiPriority w:val="99"/>
     <w:pPr>
       <w:pBdr/>
@@ -28723,11 +29061,11 @@
         <w:tblBorders/>
       </w:tblPr>
       <w:tcPr>
-        <w:shd w:color="ffffff"/>
+        <w:shd w:val="clear" w:color="ffffff"/>
         <w:tcBorders>
-          <w:top w:val="none"/>
-          <w:left w:val="none"/>
-          <w:bottom w:val="none"/>
+          <w:top w:val="none" w:color="000000" w:sz="4" w:space="0"/>
+          <w:left w:val="none" w:color="000000" w:sz="4" w:space="0"/>
+          <w:bottom w:val="none" w:color="000000" w:sz="4" w:space="0"/>
           <w:right w:val="single" w:color="000000" w:themeColor="accent6" w:themeTint="98" w:sz="4" w:space="0"/>
         </w:tcBorders>
       </w:tcPr>
@@ -28750,10 +29088,10 @@
       <w:tcPr>
         <w:shd w:val="clear" w:color="ffffff" w:themeColor="light1" w:fill="ffffff" w:themeFill="light1"/>
         <w:tcBorders>
-          <w:top w:val="none"/>
-          <w:left w:val="none"/>
+          <w:top w:val="none" w:color="000000" w:sz="4" w:space="0"/>
+          <w:left w:val="none" w:color="000000" w:sz="4" w:space="0"/>
           <w:bottom w:val="single" w:color="000000" w:themeColor="accent6" w:themeTint="98" w:sz="4" w:space="0"/>
-          <w:right w:val="none"/>
+          <w:right w:val="none" w:color="000000" w:sz="4" w:space="0"/>
         </w:tcBorders>
       </w:tcPr>
     </w:tblStylePr>
@@ -28773,12 +29111,12 @@
         <w:tblBorders/>
       </w:tblPr>
       <w:tcPr>
-        <w:shd w:color="ffffff"/>
+        <w:shd w:val="clear" w:color="ffffff"/>
         <w:tcBorders>
-          <w:top w:val="none"/>
+          <w:top w:val="none" w:color="000000" w:sz="4" w:space="0"/>
           <w:left w:val="single" w:color="000000" w:themeColor="accent6" w:themeTint="98" w:sz="4" w:space="0"/>
-          <w:bottom w:val="none"/>
-          <w:right w:val="none"/>
+          <w:bottom w:val="none" w:color="000000" w:sz="4" w:space="0"/>
+          <w:right w:val="none" w:color="000000" w:sz="4" w:space="0"/>
         </w:tcBorders>
       </w:tcPr>
     </w:tblStylePr>
@@ -28801,9 +29139,9 @@
         <w:shd w:val="clear" w:color="ffffff" w:themeColor="light1" w:fill="ffffff" w:themeFill="light1"/>
         <w:tcBorders>
           <w:top w:val="single" w:color="000000" w:themeColor="accent6" w:themeTint="98" w:sz="4" w:space="0"/>
-          <w:left w:val="none"/>
-          <w:bottom w:val="none"/>
-          <w:right w:val="none"/>
+          <w:left w:val="none" w:color="000000" w:sz="4" w:space="0"/>
+          <w:bottom w:val="none" w:color="000000" w:sz="4" w:space="0"/>
+          <w:right w:val="none" w:color="000000" w:sz="4" w:space="0"/>
         </w:tcBorders>
       </w:tcPr>
     </w:tblStylePr>
@@ -28878,9 +29216,9 @@
       </w:tcPr>
     </w:tblStylePr>
   </w:style>
-  <w:style w:type="table" w:styleId="117">
+  <w:style w:type="table" w:styleId="806">
     <w:name w:val="Lined - Accent"/>
-    <w:basedOn w:val="665"/>
+    <w:basedOn w:val="887"/>
     <w:uiPriority w:val="99"/>
     <w:pPr>
       <w:pBdr/>
@@ -29115,9 +29453,9 @@
       </w:tcPr>
     </w:tblStylePr>
   </w:style>
-  <w:style w:type="table" w:styleId="118">
+  <w:style w:type="table" w:styleId="807">
     <w:name w:val="Lined - Accent 1"/>
-    <w:basedOn w:val="665"/>
+    <w:basedOn w:val="887"/>
     <w:uiPriority w:val="99"/>
     <w:pPr>
       <w:pBdr/>
@@ -29352,9 +29690,9 @@
       </w:tcPr>
     </w:tblStylePr>
   </w:style>
-  <w:style w:type="table" w:styleId="119">
+  <w:style w:type="table" w:styleId="808">
     <w:name w:val="Lined - Accent 2"/>
-    <w:basedOn w:val="665"/>
+    <w:basedOn w:val="887"/>
     <w:uiPriority w:val="99"/>
     <w:pPr>
       <w:pBdr/>
@@ -29589,9 +29927,9 @@
       </w:tcPr>
     </w:tblStylePr>
   </w:style>
-  <w:style w:type="table" w:styleId="120">
+  <w:style w:type="table" w:styleId="809">
     <w:name w:val="Lined - Accent 3"/>
-    <w:basedOn w:val="665"/>
+    <w:basedOn w:val="887"/>
     <w:uiPriority w:val="99"/>
     <w:pPr>
       <w:pBdr/>
@@ -29826,9 +30164,9 @@
       </w:tcPr>
     </w:tblStylePr>
   </w:style>
-  <w:style w:type="table" w:styleId="121">
+  <w:style w:type="table" w:styleId="810">
     <w:name w:val="Lined - Accent 4"/>
-    <w:basedOn w:val="665"/>
+    <w:basedOn w:val="887"/>
     <w:uiPriority w:val="99"/>
     <w:pPr>
       <w:pBdr/>
@@ -30063,9 +30401,9 @@
       </w:tcPr>
     </w:tblStylePr>
   </w:style>
-  <w:style w:type="table" w:styleId="122">
+  <w:style w:type="table" w:styleId="811">
     <w:name w:val="Lined - Accent 5"/>
-    <w:basedOn w:val="665"/>
+    <w:basedOn w:val="887"/>
     <w:uiPriority w:val="99"/>
     <w:pPr>
       <w:pBdr/>
@@ -30300,9 +30638,9 @@
       </w:tcPr>
     </w:tblStylePr>
   </w:style>
-  <w:style w:type="table" w:styleId="123">
+  <w:style w:type="table" w:styleId="812">
     <w:name w:val="Lined - Accent 6"/>
-    <w:basedOn w:val="665"/>
+    <w:basedOn w:val="887"/>
     <w:uiPriority w:val="99"/>
     <w:pPr>
       <w:pBdr/>
@@ -30537,9 +30875,9 @@
       </w:tcPr>
     </w:tblStylePr>
   </w:style>
-  <w:style w:type="table" w:styleId="124">
+  <w:style w:type="table" w:styleId="813">
     <w:name w:val="Bordered &amp; Lined - Accent"/>
-    <w:basedOn w:val="665"/>
+    <w:basedOn w:val="887"/>
     <w:uiPriority w:val="99"/>
     <w:pPr>
       <w:pBdr/>
@@ -30781,9 +31119,9 @@
       </w:tcPr>
     </w:tblStylePr>
   </w:style>
-  <w:style w:type="table" w:styleId="125">
+  <w:style w:type="table" w:styleId="814">
     <w:name w:val="Bordered &amp; Lined - Accent 1"/>
-    <w:basedOn w:val="665"/>
+    <w:basedOn w:val="887"/>
     <w:uiPriority w:val="99"/>
     <w:pPr>
       <w:pBdr/>
@@ -31025,9 +31363,9 @@
       </w:tcPr>
     </w:tblStylePr>
   </w:style>
-  <w:style w:type="table" w:styleId="126">
+  <w:style w:type="table" w:styleId="815">
     <w:name w:val="Bordered &amp; Lined - Accent 2"/>
-    <w:basedOn w:val="665"/>
+    <w:basedOn w:val="887"/>
     <w:uiPriority w:val="99"/>
     <w:pPr>
       <w:pBdr/>
@@ -31269,9 +31607,9 @@
       </w:tcPr>
     </w:tblStylePr>
   </w:style>
-  <w:style w:type="table" w:styleId="127">
+  <w:style w:type="table" w:styleId="816">
     <w:name w:val="Bordered &amp; Lined - Accent 3"/>
-    <w:basedOn w:val="665"/>
+    <w:basedOn w:val="887"/>
     <w:uiPriority w:val="99"/>
     <w:pPr>
       <w:pBdr/>
@@ -31513,9 +31851,9 @@
       </w:tcPr>
     </w:tblStylePr>
   </w:style>
-  <w:style w:type="table" w:styleId="128">
+  <w:style w:type="table" w:styleId="817">
     <w:name w:val="Bordered &amp; Lined - Accent 4"/>
-    <w:basedOn w:val="665"/>
+    <w:basedOn w:val="887"/>
     <w:uiPriority w:val="99"/>
     <w:pPr>
       <w:pBdr/>
@@ -31757,9 +32095,9 @@
       </w:tcPr>
     </w:tblStylePr>
   </w:style>
-  <w:style w:type="table" w:styleId="129">
+  <w:style w:type="table" w:styleId="818">
     <w:name w:val="Bordered &amp; Lined - Accent 5"/>
-    <w:basedOn w:val="665"/>
+    <w:basedOn w:val="887"/>
     <w:uiPriority w:val="99"/>
     <w:pPr>
       <w:pBdr/>
@@ -32001,9 +32339,9 @@
       </w:tcPr>
     </w:tblStylePr>
   </w:style>
-  <w:style w:type="table" w:styleId="130">
+  <w:style w:type="table" w:styleId="819">
     <w:name w:val="Bordered &amp; Lined - Accent 6"/>
-    <w:basedOn w:val="665"/>
+    <w:basedOn w:val="887"/>
     <w:uiPriority w:val="99"/>
     <w:pPr>
       <w:pBdr/>
@@ -32245,9 +32583,9 @@
       </w:tcPr>
     </w:tblStylePr>
   </w:style>
-  <w:style w:type="table" w:styleId="131">
+  <w:style w:type="table" w:styleId="820">
     <w:name w:val="Bordered"/>
-    <w:basedOn w:val="665"/>
+    <w:basedOn w:val="887"/>
     <w:uiPriority w:val="99"/>
     <w:pPr>
       <w:pBdr/>
@@ -32476,9 +32814,9 @@
       </w:tcPr>
     </w:tblStylePr>
   </w:style>
-  <w:style w:type="table" w:styleId="132">
+  <w:style w:type="table" w:styleId="821">
     <w:name w:val="Bordered - Accent 1"/>
-    <w:basedOn w:val="665"/>
+    <w:basedOn w:val="887"/>
     <w:uiPriority w:val="99"/>
     <w:pPr>
       <w:pBdr/>
@@ -32707,9 +33045,9 @@
       </w:tcPr>
     </w:tblStylePr>
   </w:style>
-  <w:style w:type="table" w:styleId="133">
+  <w:style w:type="table" w:styleId="822">
     <w:name w:val="Bordered - Accent 2"/>
-    <w:basedOn w:val="665"/>
+    <w:basedOn w:val="887"/>
     <w:uiPriority w:val="99"/>
     <w:pPr>
       <w:pBdr/>
@@ -32938,9 +33276,9 @@
       </w:tcPr>
     </w:tblStylePr>
   </w:style>
-  <w:style w:type="table" w:styleId="134">
+  <w:style w:type="table" w:styleId="823">
     <w:name w:val="Bordered - Accent 3"/>
-    <w:basedOn w:val="665"/>
+    <w:basedOn w:val="887"/>
     <w:uiPriority w:val="99"/>
     <w:pPr>
       <w:pBdr/>
@@ -33169,9 +33507,9 @@
       </w:tcPr>
     </w:tblStylePr>
   </w:style>
-  <w:style w:type="table" w:styleId="135">
+  <w:style w:type="table" w:styleId="824">
     <w:name w:val="Bordered - Accent 4"/>
-    <w:basedOn w:val="665"/>
+    <w:basedOn w:val="887"/>
     <w:uiPriority w:val="99"/>
     <w:pPr>
       <w:pBdr/>
@@ -33400,9 +33738,9 @@
       </w:tcPr>
     </w:tblStylePr>
   </w:style>
-  <w:style w:type="table" w:styleId="136">
+  <w:style w:type="table" w:styleId="825">
     <w:name w:val="Bordered - Accent 5"/>
-    <w:basedOn w:val="665"/>
+    <w:basedOn w:val="887"/>
     <w:uiPriority w:val="99"/>
     <w:pPr>
       <w:pBdr/>
@@ -33631,9 +33969,9 @@
       </w:tcPr>
     </w:tblStylePr>
   </w:style>
-  <w:style w:type="table" w:styleId="137">
+  <w:style w:type="table" w:styleId="826">
     <w:name w:val="Bordered - Accent 6"/>
-    <w:basedOn w:val="665"/>
+    <w:basedOn w:val="887"/>
     <w:uiPriority w:val="99"/>
     <w:pPr>
       <w:pBdr/>
@@ -33862,11 +34200,11 @@
       </w:tcPr>
     </w:tblStylePr>
   </w:style>
-  <w:style w:type="paragraph" w:styleId="139">
+  <w:style w:type="paragraph" w:styleId="827">
     <w:name w:val="Heading 1"/>
-    <w:basedOn w:val="664"/>
-    <w:next w:val="664"/>
-    <w:link w:val="150"/>
+    <w:basedOn w:val="886"/>
+    <w:next w:val="886"/>
+    <w:link w:val="837"/>
     <w:uiPriority w:val="9"/>
     <w:qFormat/>
     <w:pPr>
@@ -33884,11 +34222,11 @@
       <w:szCs w:val="40"/>
     </w:rPr>
   </w:style>
-  <w:style w:type="paragraph" w:styleId="140">
+  <w:style w:type="paragraph" w:styleId="828">
     <w:name w:val="Heading 2"/>
-    <w:basedOn w:val="664"/>
-    <w:next w:val="664"/>
-    <w:link w:val="151"/>
+    <w:basedOn w:val="886"/>
+    <w:next w:val="886"/>
+    <w:link w:val="838"/>
     <w:uiPriority w:val="9"/>
     <w:unhideWhenUsed/>
     <w:qFormat/>
@@ -33907,11 +34245,11 @@
       <w:szCs w:val="32"/>
     </w:rPr>
   </w:style>
-  <w:style w:type="paragraph" w:styleId="141">
+  <w:style w:type="paragraph" w:styleId="829">
     <w:name w:val="Heading 3"/>
-    <w:basedOn w:val="664"/>
-    <w:next w:val="664"/>
-    <w:link w:val="152"/>
+    <w:basedOn w:val="886"/>
+    <w:next w:val="886"/>
+    <w:link w:val="839"/>
     <w:uiPriority w:val="9"/>
     <w:unhideWhenUsed/>
     <w:qFormat/>
@@ -33930,11 +34268,11 @@
       <w:szCs w:val="28"/>
     </w:rPr>
   </w:style>
-  <w:style w:type="paragraph" w:styleId="142">
+  <w:style w:type="paragraph" w:styleId="830">
     <w:name w:val="Heading 4"/>
-    <w:basedOn w:val="664"/>
-    <w:next w:val="664"/>
-    <w:link w:val="153"/>
+    <w:basedOn w:val="886"/>
+    <w:next w:val="886"/>
+    <w:link w:val="840"/>
     <w:uiPriority w:val="9"/>
     <w:unhideWhenUsed/>
     <w:qFormat/>
@@ -33953,11 +34291,11 @@
       <w:color w:val="0f4761" w:themeColor="accent1" w:themeShade="BF"/>
     </w:rPr>
   </w:style>
-  <w:style w:type="paragraph" w:styleId="143">
+  <w:style w:type="paragraph" w:styleId="831">
     <w:name w:val="Heading 5"/>
-    <w:basedOn w:val="664"/>
-    <w:next w:val="664"/>
-    <w:link w:val="154"/>
+    <w:basedOn w:val="886"/>
+    <w:next w:val="886"/>
+    <w:link w:val="841"/>
     <w:uiPriority w:val="9"/>
     <w:unhideWhenUsed/>
     <w:qFormat/>
@@ -33974,11 +34312,11 @@
       <w:color w:val="0f4761" w:themeColor="accent1" w:themeShade="BF"/>
     </w:rPr>
   </w:style>
-  <w:style w:type="paragraph" w:styleId="144">
+  <w:style w:type="paragraph" w:styleId="832">
     <w:name w:val="Heading 6"/>
-    <w:basedOn w:val="664"/>
-    <w:next w:val="664"/>
-    <w:link w:val="155"/>
+    <w:basedOn w:val="886"/>
+    <w:next w:val="886"/>
+    <w:link w:val="842"/>
     <w:uiPriority w:val="9"/>
     <w:unhideWhenUsed/>
     <w:qFormat/>
@@ -33997,11 +34335,11 @@
       <w:color w:val="595959" w:themeColor="text1" w:themeTint="A6"/>
     </w:rPr>
   </w:style>
-  <w:style w:type="paragraph" w:styleId="145">
+  <w:style w:type="paragraph" w:styleId="833">
     <w:name w:val="Heading 7"/>
-    <w:basedOn w:val="664"/>
-    <w:next w:val="664"/>
-    <w:link w:val="156"/>
+    <w:basedOn w:val="886"/>
+    <w:next w:val="886"/>
+    <w:link w:val="843"/>
     <w:uiPriority w:val="9"/>
     <w:unhideWhenUsed/>
     <w:qFormat/>
@@ -34018,11 +34356,11 @@
       <w:color w:val="595959" w:themeColor="text1" w:themeTint="A6"/>
     </w:rPr>
   </w:style>
-  <w:style w:type="paragraph" w:styleId="146">
+  <w:style w:type="paragraph" w:styleId="834">
     <w:name w:val="Heading 8"/>
-    <w:basedOn w:val="664"/>
-    <w:next w:val="664"/>
-    <w:link w:val="157"/>
+    <w:basedOn w:val="886"/>
+    <w:next w:val="886"/>
+    <w:link w:val="844"/>
     <w:uiPriority w:val="9"/>
     <w:unhideWhenUsed/>
     <w:qFormat/>
@@ -34041,11 +34379,11 @@
       <w:color w:val="272727" w:themeColor="text1" w:themeTint="D8"/>
     </w:rPr>
   </w:style>
-  <w:style w:type="paragraph" w:styleId="147">
+  <w:style w:type="paragraph" w:styleId="835">
     <w:name w:val="Heading 9"/>
-    <w:basedOn w:val="664"/>
-    <w:next w:val="664"/>
-    <w:link w:val="158"/>
+    <w:basedOn w:val="886"/>
+    <w:next w:val="886"/>
+    <w:link w:val="845"/>
     <w:uiPriority w:val="9"/>
     <w:unhideWhenUsed/>
     <w:qFormat/>
@@ -34064,7 +34402,7 @@
       <w:color w:val="272727" w:themeColor="text1" w:themeTint="D8"/>
     </w:rPr>
   </w:style>
-  <w:style w:type="character" w:styleId="148" w:default="1">
+  <w:style w:type="character" w:styleId="836" w:default="1">
     <w:name w:val="Default Paragraph Font"/>
     <w:uiPriority w:val="1"/>
     <w:semiHidden/>
@@ -34075,10 +34413,10 @@
       <w:ind/>
     </w:pPr>
   </w:style>
-  <w:style w:type="character" w:styleId="150">
+  <w:style w:type="character" w:styleId="837">
     <w:name w:val="Heading 1 Char"/>
-    <w:basedOn w:val="148"/>
-    <w:link w:val="139"/>
+    <w:basedOn w:val="836"/>
+    <w:link w:val="827"/>
     <w:uiPriority w:val="9"/>
     <w:pPr>
       <w:pBdr/>
@@ -34092,10 +34430,10 @@
       <w:szCs w:val="40"/>
     </w:rPr>
   </w:style>
-  <w:style w:type="character" w:styleId="151">
+  <w:style w:type="character" w:styleId="838">
     <w:name w:val="Heading 2 Char"/>
-    <w:basedOn w:val="148"/>
-    <w:link w:val="140"/>
+    <w:basedOn w:val="836"/>
+    <w:link w:val="828"/>
     <w:uiPriority w:val="9"/>
     <w:pPr>
       <w:pBdr/>
@@ -34109,10 +34447,10 @@
       <w:szCs w:val="32"/>
     </w:rPr>
   </w:style>
-  <w:style w:type="character" w:styleId="152">
+  <w:style w:type="character" w:styleId="839">
     <w:name w:val="Heading 3 Char"/>
-    <w:basedOn w:val="148"/>
-    <w:link w:val="141"/>
+    <w:basedOn w:val="836"/>
+    <w:link w:val="829"/>
     <w:uiPriority w:val="9"/>
     <w:pPr>
       <w:pBdr/>
@@ -34126,10 +34464,10 @@
       <w:szCs w:val="28"/>
     </w:rPr>
   </w:style>
-  <w:style w:type="character" w:styleId="153">
+  <w:style w:type="character" w:styleId="840">
     <w:name w:val="Heading 4 Char"/>
-    <w:basedOn w:val="148"/>
-    <w:link w:val="142"/>
+    <w:basedOn w:val="836"/>
+    <w:link w:val="830"/>
     <w:uiPriority w:val="9"/>
     <w:pPr>
       <w:pBdr/>
@@ -34143,10 +34481,10 @@
       <w:color w:val="0f4761" w:themeColor="accent1" w:themeShade="BF"/>
     </w:rPr>
   </w:style>
-  <w:style w:type="character" w:styleId="154">
+  <w:style w:type="character" w:styleId="841">
     <w:name w:val="Heading 5 Char"/>
-    <w:basedOn w:val="148"/>
-    <w:link w:val="143"/>
+    <w:basedOn w:val="836"/>
+    <w:link w:val="831"/>
     <w:uiPriority w:val="9"/>
     <w:pPr>
       <w:pBdr/>
@@ -34158,10 +34496,10 @@
       <w:color w:val="0f4761" w:themeColor="accent1" w:themeShade="BF"/>
     </w:rPr>
   </w:style>
-  <w:style w:type="character" w:styleId="155">
+  <w:style w:type="character" w:styleId="842">
     <w:name w:val="Heading 6 Char"/>
-    <w:basedOn w:val="148"/>
-    <w:link w:val="144"/>
+    <w:basedOn w:val="836"/>
+    <w:link w:val="832"/>
     <w:uiPriority w:val="9"/>
     <w:pPr>
       <w:pBdr/>
@@ -34175,10 +34513,10 @@
       <w:color w:val="595959" w:themeColor="text1" w:themeTint="A6"/>
     </w:rPr>
   </w:style>
-  <w:style w:type="character" w:styleId="156">
+  <w:style w:type="character" w:styleId="843">
     <w:name w:val="Heading 7 Char"/>
-    <w:basedOn w:val="148"/>
-    <w:link w:val="145"/>
+    <w:basedOn w:val="836"/>
+    <w:link w:val="833"/>
     <w:uiPriority w:val="9"/>
     <w:pPr>
       <w:pBdr/>
@@ -34190,10 +34528,10 @@
       <w:color w:val="595959" w:themeColor="text1" w:themeTint="A6"/>
     </w:rPr>
   </w:style>
-  <w:style w:type="character" w:styleId="157">
+  <w:style w:type="character" w:styleId="844">
     <w:name w:val="Heading 8 Char"/>
-    <w:basedOn w:val="148"/>
-    <w:link w:val="146"/>
+    <w:basedOn w:val="836"/>
+    <w:link w:val="834"/>
     <w:uiPriority w:val="9"/>
     <w:pPr>
       <w:pBdr/>
@@ -34207,10 +34545,10 @@
       <w:color w:val="272727" w:themeColor="text1" w:themeTint="D8"/>
     </w:rPr>
   </w:style>
-  <w:style w:type="character" w:styleId="158">
+  <w:style w:type="character" w:styleId="845">
     <w:name w:val="Heading 9 Char"/>
-    <w:basedOn w:val="148"/>
-    <w:link w:val="147"/>
+    <w:basedOn w:val="836"/>
+    <w:link w:val="835"/>
     <w:uiPriority w:val="9"/>
     <w:pPr>
       <w:pBdr/>
@@ -34224,11 +34562,11 @@
       <w:color w:val="272727" w:themeColor="text1" w:themeTint="D8"/>
     </w:rPr>
   </w:style>
-  <w:style w:type="paragraph" w:styleId="159">
+  <w:style w:type="paragraph" w:styleId="846">
     <w:name w:val="Title"/>
-    <w:basedOn w:val="664"/>
-    <w:next w:val="664"/>
-    <w:link w:val="160"/>
+    <w:basedOn w:val="886"/>
+    <w:next w:val="886"/>
+    <w:link w:val="847"/>
     <w:uiPriority w:val="10"/>
     <w:qFormat/>
     <w:pPr>
@@ -34244,10 +34582,10 @@
       <w:szCs w:val="56"/>
     </w:rPr>
   </w:style>
-  <w:style w:type="character" w:styleId="160">
+  <w:style w:type="character" w:styleId="847">
     <w:name w:val="Title Char"/>
-    <w:basedOn w:val="148"/>
-    <w:link w:val="159"/>
+    <w:basedOn w:val="836"/>
+    <w:link w:val="846"/>
     <w:uiPriority w:val="10"/>
     <w:pPr>
       <w:pBdr/>
@@ -34261,11 +34599,11 @@
       <w:szCs w:val="56"/>
     </w:rPr>
   </w:style>
-  <w:style w:type="paragraph" w:styleId="161">
+  <w:style w:type="paragraph" w:styleId="848">
     <w:name w:val="Subtitle"/>
-    <w:basedOn w:val="664"/>
-    <w:next w:val="664"/>
-    <w:link w:val="162"/>
+    <w:basedOn w:val="886"/>
+    <w:next w:val="886"/>
+    <w:link w:val="849"/>
     <w:uiPriority w:val="11"/>
     <w:qFormat/>
     <w:pPr>
@@ -34283,10 +34621,10 @@
       <w:szCs w:val="28"/>
     </w:rPr>
   </w:style>
-  <w:style w:type="character" w:styleId="162">
+  <w:style w:type="character" w:styleId="849">
     <w:name w:val="Subtitle Char"/>
-    <w:basedOn w:val="148"/>
-    <w:link w:val="161"/>
+    <w:basedOn w:val="836"/>
+    <w:link w:val="848"/>
     <w:uiPriority w:val="11"/>
     <w:pPr>
       <w:pBdr/>
@@ -34300,11 +34638,11 @@
       <w:szCs w:val="28"/>
     </w:rPr>
   </w:style>
-  <w:style w:type="paragraph" w:styleId="163">
+  <w:style w:type="paragraph" w:styleId="850">
     <w:name w:val="Quote"/>
-    <w:basedOn w:val="664"/>
-    <w:next w:val="664"/>
-    <w:link w:val="164"/>
+    <w:basedOn w:val="886"/>
+    <w:next w:val="886"/>
+    <w:link w:val="851"/>
     <w:uiPriority w:val="29"/>
     <w:qFormat/>
     <w:pPr>
@@ -34319,10 +34657,10 @@
       <w:color w:val="404040" w:themeColor="text1" w:themeTint="BF"/>
     </w:rPr>
   </w:style>
-  <w:style w:type="character" w:styleId="164">
+  <w:style w:type="character" w:styleId="851">
     <w:name w:val="Quote Char"/>
-    <w:basedOn w:val="148"/>
-    <w:link w:val="163"/>
+    <w:basedOn w:val="836"/>
+    <w:link w:val="850"/>
     <w:uiPriority w:val="29"/>
     <w:pPr>
       <w:pBdr/>
@@ -34335,9 +34673,9 @@
       <w:color w:val="404040" w:themeColor="text1" w:themeTint="BF"/>
     </w:rPr>
   </w:style>
-  <w:style w:type="character" w:styleId="166">
+  <w:style w:type="character" w:styleId="852">
     <w:name w:val="Intense Emphasis"/>
-    <w:basedOn w:val="148"/>
+    <w:basedOn w:val="836"/>
     <w:uiPriority w:val="21"/>
     <w:qFormat/>
     <w:pPr>
@@ -34351,11 +34689,11 @@
       <w:color w:val="0f4761" w:themeColor="accent1" w:themeShade="BF"/>
     </w:rPr>
   </w:style>
-  <w:style w:type="paragraph" w:styleId="167">
+  <w:style w:type="paragraph" w:styleId="853">
     <w:name w:val="Intense Quote"/>
-    <w:basedOn w:val="664"/>
-    <w:next w:val="664"/>
-    <w:link w:val="168"/>
+    <w:basedOn w:val="886"/>
+    <w:next w:val="886"/>
+    <w:link w:val="854"/>
     <w:uiPriority w:val="30"/>
     <w:qFormat/>
     <w:pPr>
@@ -34373,10 +34711,10 @@
       <w:color w:val="0f4761" w:themeColor="accent1" w:themeShade="BF"/>
     </w:rPr>
   </w:style>
-  <w:style w:type="character" w:styleId="168">
+  <w:style w:type="character" w:styleId="854">
     <w:name w:val="Intense Quote Char"/>
-    <w:basedOn w:val="148"/>
-    <w:link w:val="167"/>
+    <w:basedOn w:val="836"/>
+    <w:link w:val="853"/>
     <w:uiPriority w:val="30"/>
     <w:pPr>
       <w:pBdr/>
@@ -34389,9 +34727,9 @@
       <w:color w:val="0f4761" w:themeColor="accent1" w:themeShade="BF"/>
     </w:rPr>
   </w:style>
-  <w:style w:type="character" w:styleId="169">
+  <w:style w:type="character" w:styleId="855">
     <w:name w:val="Intense Reference"/>
-    <w:basedOn w:val="148"/>
+    <w:basedOn w:val="836"/>
     <w:uiPriority w:val="32"/>
     <w:qFormat/>
     <w:pPr>
@@ -34407,9 +34745,9 @@
       <w:spacing w:val="5"/>
     </w:rPr>
   </w:style>
-  <w:style w:type="character" w:styleId="171">
+  <w:style w:type="character" w:styleId="856">
     <w:name w:val="Subtle Emphasis"/>
-    <w:basedOn w:val="148"/>
+    <w:basedOn w:val="836"/>
     <w:uiPriority w:val="19"/>
     <w:qFormat/>
     <w:pPr>
@@ -34423,9 +34761,9 @@
       <w:color w:val="404040" w:themeColor="text1" w:themeTint="BF"/>
     </w:rPr>
   </w:style>
-  <w:style w:type="character" w:styleId="172">
+  <w:style w:type="character" w:styleId="857">
     <w:name w:val="Emphasis"/>
-    <w:basedOn w:val="148"/>
+    <w:basedOn w:val="836"/>
     <w:uiPriority w:val="20"/>
     <w:qFormat/>
     <w:pPr>
@@ -34438,9 +34776,9 @@
       <w:iCs/>
     </w:rPr>
   </w:style>
-  <w:style w:type="character" w:styleId="173">
+  <w:style w:type="character" w:styleId="858">
     <w:name w:val="Strong"/>
-    <w:basedOn w:val="148"/>
+    <w:basedOn w:val="836"/>
     <w:uiPriority w:val="22"/>
     <w:qFormat/>
     <w:pPr>
@@ -34453,9 +34791,9 @@
       <w:bCs/>
     </w:rPr>
   </w:style>
-  <w:style w:type="character" w:styleId="174">
+  <w:style w:type="character" w:styleId="859">
     <w:name w:val="Subtle Reference"/>
-    <w:basedOn w:val="148"/>
+    <w:basedOn w:val="836"/>
     <w:uiPriority w:val="31"/>
     <w:qFormat/>
     <w:pPr>
@@ -34468,9 +34806,9 @@
       <w:color w:val="5a5a5a" w:themeColor="text1" w:themeTint="A5"/>
     </w:rPr>
   </w:style>
-  <w:style w:type="character" w:styleId="175">
+  <w:style w:type="character" w:styleId="860">
     <w:name w:val="Book Title"/>
-    <w:basedOn w:val="148"/>
+    <w:basedOn w:val="836"/>
     <w:uiPriority w:val="33"/>
     <w:qFormat/>
     <w:pPr>
@@ -34486,10 +34824,10 @@
       <w:spacing w:val="5"/>
     </w:rPr>
   </w:style>
-  <w:style w:type="paragraph" w:styleId="176">
+  <w:style w:type="paragraph" w:styleId="861">
     <w:name w:val="Header"/>
-    <w:basedOn w:val="664"/>
-    <w:link w:val="177"/>
+    <w:basedOn w:val="886"/>
+    <w:link w:val="862"/>
     <w:uiPriority w:val="99"/>
     <w:unhideWhenUsed/>
     <w:pPr>
@@ -34502,10 +34840,10 @@
       <w:ind/>
     </w:pPr>
   </w:style>
-  <w:style w:type="character" w:styleId="177">
+  <w:style w:type="character" w:styleId="862">
     <w:name w:val="Header Char"/>
-    <w:basedOn w:val="148"/>
-    <w:link w:val="176"/>
+    <w:basedOn w:val="836"/>
+    <w:link w:val="861"/>
     <w:uiPriority w:val="99"/>
     <w:pPr>
       <w:pBdr/>
@@ -34513,10 +34851,10 @@
       <w:ind/>
     </w:pPr>
   </w:style>
-  <w:style w:type="paragraph" w:styleId="178">
+  <w:style w:type="paragraph" w:styleId="863">
     <w:name w:val="Footer"/>
-    <w:basedOn w:val="664"/>
-    <w:link w:val="179"/>
+    <w:basedOn w:val="886"/>
+    <w:link w:val="864"/>
     <w:uiPriority w:val="99"/>
     <w:unhideWhenUsed/>
     <w:pPr>
@@ -34529,10 +34867,10 @@
       <w:ind/>
     </w:pPr>
   </w:style>
-  <w:style w:type="character" w:styleId="179">
+  <w:style w:type="character" w:styleId="864">
     <w:name w:val="Footer Char"/>
-    <w:basedOn w:val="148"/>
-    <w:link w:val="178"/>
+    <w:basedOn w:val="836"/>
+    <w:link w:val="863"/>
     <w:uiPriority w:val="99"/>
     <w:pPr>
       <w:pBdr/>
@@ -34540,10 +34878,10 @@
       <w:ind/>
     </w:pPr>
   </w:style>
-  <w:style w:type="paragraph" w:styleId="180">
+  <w:style w:type="paragraph" w:styleId="865">
     <w:name w:val="Caption"/>
-    <w:basedOn w:val="664"/>
-    <w:next w:val="664"/>
+    <w:basedOn w:val="886"/>
+    <w:next w:val="886"/>
     <w:uiPriority w:val="35"/>
     <w:unhideWhenUsed/>
     <w:qFormat/>
@@ -34560,10 +34898,10 @@
       <w:szCs w:val="18"/>
     </w:rPr>
   </w:style>
-  <w:style w:type="paragraph" w:styleId="181">
+  <w:style w:type="paragraph" w:styleId="866">
     <w:name w:val="footnote text"/>
-    <w:basedOn w:val="664"/>
-    <w:link w:val="182"/>
+    <w:basedOn w:val="886"/>
+    <w:link w:val="867"/>
     <w:uiPriority w:val="99"/>
     <w:semiHidden/>
     <w:unhideWhenUsed/>
@@ -34577,10 +34915,10 @@
       <w:szCs w:val="20"/>
     </w:rPr>
   </w:style>
-  <w:style w:type="character" w:styleId="182">
+  <w:style w:type="character" w:styleId="867">
     <w:name w:val="Footnote Text Char"/>
-    <w:basedOn w:val="148"/>
-    <w:link w:val="181"/>
+    <w:basedOn w:val="836"/>
+    <w:link w:val="866"/>
     <w:uiPriority w:val="99"/>
     <w:semiHidden/>
     <w:pPr>
@@ -34593,9 +34931,9 @@
       <w:szCs w:val="20"/>
     </w:rPr>
   </w:style>
-  <w:style w:type="character" w:styleId="183">
+  <w:style w:type="character" w:styleId="868">
     <w:name w:val="footnote reference"/>
-    <w:basedOn w:val="148"/>
+    <w:basedOn w:val="836"/>
     <w:uiPriority w:val="99"/>
     <w:semiHidden/>
     <w:unhideWhenUsed/>
@@ -34608,10 +34946,10 @@
       <w:vertAlign w:val="superscript"/>
     </w:rPr>
   </w:style>
-  <w:style w:type="paragraph" w:styleId="184">
+  <w:style w:type="paragraph" w:styleId="869">
     <w:name w:val="endnote text"/>
-    <w:basedOn w:val="664"/>
-    <w:link w:val="185"/>
+    <w:basedOn w:val="886"/>
+    <w:link w:val="870"/>
     <w:uiPriority w:val="99"/>
     <w:semiHidden/>
     <w:unhideWhenUsed/>
@@ -34625,10 +34963,10 @@
       <w:szCs w:val="20"/>
     </w:rPr>
   </w:style>
-  <w:style w:type="character" w:styleId="185">
+  <w:style w:type="character" w:styleId="870">
     <w:name w:val="Endnote Text Char"/>
-    <w:basedOn w:val="148"/>
-    <w:link w:val="184"/>
+    <w:basedOn w:val="836"/>
+    <w:link w:val="869"/>
     <w:uiPriority w:val="99"/>
     <w:semiHidden/>
     <w:pPr>
@@ -34641,9 +34979,9 @@
       <w:szCs w:val="20"/>
     </w:rPr>
   </w:style>
-  <w:style w:type="character" w:styleId="186">
+  <w:style w:type="character" w:styleId="871">
     <w:name w:val="endnote reference"/>
-    <w:basedOn w:val="148"/>
+    <w:basedOn w:val="836"/>
     <w:uiPriority w:val="99"/>
     <w:semiHidden/>
     <w:unhideWhenUsed/>
@@ -34656,9 +34994,9 @@
       <w:vertAlign w:val="superscript"/>
     </w:rPr>
   </w:style>
-  <w:style w:type="character" w:styleId="187">
+  <w:style w:type="character" w:styleId="872">
     <w:name w:val="Hyperlink"/>
-    <w:basedOn w:val="148"/>
+    <w:basedOn w:val="836"/>
     <w:uiPriority w:val="99"/>
     <w:unhideWhenUsed/>
     <w:pPr>
@@ -34671,9 +35009,9 @@
       <w:u w:val="single"/>
     </w:rPr>
   </w:style>
-  <w:style w:type="character" w:styleId="188">
+  <w:style w:type="character" w:styleId="873">
     <w:name w:val="FollowedHyperlink"/>
-    <w:basedOn w:val="148"/>
+    <w:basedOn w:val="836"/>
     <w:uiPriority w:val="99"/>
     <w:semiHidden/>
     <w:unhideWhenUsed/>
@@ -34687,10 +35025,10 @@
       <w:u w:val="single"/>
     </w:rPr>
   </w:style>
-  <w:style w:type="paragraph" w:styleId="189">
+  <w:style w:type="paragraph" w:styleId="874">
     <w:name w:val="toc 1"/>
-    <w:basedOn w:val="664"/>
-    <w:next w:val="664"/>
+    <w:basedOn w:val="886"/>
+    <w:next w:val="886"/>
     <w:uiPriority w:val="39"/>
     <w:unhideWhenUsed/>
     <w:pPr>
@@ -34699,10 +35037,10 @@
       <w:ind/>
     </w:pPr>
   </w:style>
-  <w:style w:type="paragraph" w:styleId="190">
+  <w:style w:type="paragraph" w:styleId="875">
     <w:name w:val="toc 2"/>
-    <w:basedOn w:val="664"/>
-    <w:next w:val="664"/>
+    <w:basedOn w:val="886"/>
+    <w:next w:val="886"/>
     <w:uiPriority w:val="39"/>
     <w:unhideWhenUsed/>
     <w:pPr>
@@ -34711,10 +35049,10 @@
       <w:ind w:left="220"/>
     </w:pPr>
   </w:style>
-  <w:style w:type="paragraph" w:styleId="191">
+  <w:style w:type="paragraph" w:styleId="876">
     <w:name w:val="toc 3"/>
-    <w:basedOn w:val="664"/>
-    <w:next w:val="664"/>
+    <w:basedOn w:val="886"/>
+    <w:next w:val="886"/>
     <w:uiPriority w:val="39"/>
     <w:unhideWhenUsed/>
     <w:pPr>
@@ -34723,10 +35061,10 @@
       <w:ind w:left="440"/>
     </w:pPr>
   </w:style>
-  <w:style w:type="paragraph" w:styleId="192">
+  <w:style w:type="paragraph" w:styleId="877">
     <w:name w:val="toc 4"/>
-    <w:basedOn w:val="664"/>
-    <w:next w:val="664"/>
+    <w:basedOn w:val="886"/>
+    <w:next w:val="886"/>
     <w:uiPriority w:val="39"/>
     <w:unhideWhenUsed/>
     <w:pPr>
@@ -34735,10 +35073,10 @@
       <w:ind w:left="660"/>
     </w:pPr>
   </w:style>
-  <w:style w:type="paragraph" w:styleId="193">
+  <w:style w:type="paragraph" w:styleId="878">
     <w:name w:val="toc 5"/>
-    <w:basedOn w:val="664"/>
-    <w:next w:val="664"/>
+    <w:basedOn w:val="886"/>
+    <w:next w:val="886"/>
     <w:uiPriority w:val="39"/>
     <w:unhideWhenUsed/>
     <w:pPr>
@@ -34747,10 +35085,10 @@
       <w:ind w:left="880"/>
     </w:pPr>
   </w:style>
-  <w:style w:type="paragraph" w:styleId="194">
+  <w:style w:type="paragraph" w:styleId="879">
     <w:name w:val="toc 6"/>
-    <w:basedOn w:val="664"/>
-    <w:next w:val="664"/>
+    <w:basedOn w:val="886"/>
+    <w:next w:val="886"/>
     <w:uiPriority w:val="39"/>
     <w:unhideWhenUsed/>
     <w:pPr>
@@ -34759,10 +35097,10 @@
       <w:ind w:left="1100"/>
     </w:pPr>
   </w:style>
-  <w:style w:type="paragraph" w:styleId="195">
+  <w:style w:type="paragraph" w:styleId="880">
     <w:name w:val="toc 7"/>
-    <w:basedOn w:val="664"/>
-    <w:next w:val="664"/>
+    <w:basedOn w:val="886"/>
+    <w:next w:val="886"/>
     <w:uiPriority w:val="39"/>
     <w:unhideWhenUsed/>
     <w:pPr>
@@ -34771,10 +35109,10 @@
       <w:ind w:left="1320"/>
     </w:pPr>
   </w:style>
-  <w:style w:type="paragraph" w:styleId="196">
+  <w:style w:type="paragraph" w:styleId="881">
     <w:name w:val="toc 8"/>
-    <w:basedOn w:val="664"/>
-    <w:next w:val="664"/>
+    <w:basedOn w:val="886"/>
+    <w:next w:val="886"/>
     <w:uiPriority w:val="39"/>
     <w:unhideWhenUsed/>
     <w:pPr>
@@ -34783,10 +35121,10 @@
       <w:ind w:left="1540"/>
     </w:pPr>
   </w:style>
-  <w:style w:type="paragraph" w:styleId="197">
+  <w:style w:type="paragraph" w:styleId="882">
     <w:name w:val="toc 9"/>
-    <w:basedOn w:val="664"/>
-    <w:next w:val="664"/>
+    <w:basedOn w:val="886"/>
+    <w:next w:val="886"/>
     <w:uiPriority w:val="39"/>
     <w:unhideWhenUsed/>
     <w:pPr>
@@ -34795,9 +35133,9 @@
       <w:ind w:left="1760"/>
     </w:pPr>
   </w:style>
-  <w:style w:type="character" w:styleId="198">
+  <w:style w:type="character" w:styleId="883">
     <w:name w:val="Placeholder Text"/>
-    <w:basedOn w:val="148"/>
+    <w:basedOn w:val="836"/>
     <w:uiPriority w:val="99"/>
     <w:semiHidden/>
     <w:pPr>
@@ -34809,7 +35147,7 @@
       <w:color w:val="666666"/>
     </w:rPr>
   </w:style>
-  <w:style w:type="paragraph" w:styleId="208">
+  <w:style w:type="paragraph" w:styleId="884">
     <w:name w:val="TOC Heading"/>
     <w:uiPriority w:val="39"/>
     <w:unhideWhenUsed/>
@@ -34819,10 +35157,10 @@
       <w:ind/>
     </w:pPr>
   </w:style>
-  <w:style w:type="paragraph" w:styleId="209">
+  <w:style w:type="paragraph" w:styleId="885">
     <w:name w:val="table of figures"/>
-    <w:basedOn w:val="664"/>
-    <w:next w:val="664"/>
+    <w:basedOn w:val="886"/>
+    <w:next w:val="886"/>
     <w:uiPriority w:val="99"/>
     <w:unhideWhenUsed/>
     <w:pPr>
@@ -34831,7 +35169,7 @@
       <w:ind/>
     </w:pPr>
   </w:style>
-  <w:style w:type="paragraph" w:styleId="664" w:default="1">
+  <w:style w:type="paragraph" w:styleId="886" w:default="1">
     <w:name w:val="Normal"/>
     <w:qFormat/>
     <w:pPr>
@@ -34840,7 +35178,7 @@
       <w:ind/>
     </w:pPr>
   </w:style>
-  <w:style w:type="table" w:styleId="665" w:default="1">
+  <w:style w:type="table" w:styleId="887" w:default="1">
     <w:name w:val="Normal Table"/>
     <w:uiPriority w:val="99"/>
     <w:semiHidden/>
@@ -35033,7 +35371,7 @@
       </w:tcPr>
     </w:tblStylePr>
   </w:style>
-  <w:style w:type="numbering" w:styleId="666" w:default="1">
+  <w:style w:type="numbering" w:styleId="888" w:default="1">
     <w:name w:val="No List"/>
     <w:uiPriority w:val="99"/>
     <w:semiHidden/>
@@ -35044,9 +35382,9 @@
       <w:ind/>
     </w:pPr>
   </w:style>
-  <w:style w:type="paragraph" w:styleId="667">
+  <w:style w:type="paragraph" w:styleId="889">
     <w:name w:val="No Spacing"/>
-    <w:basedOn w:val="664"/>
+    <w:basedOn w:val="886"/>
     <w:uiPriority w:val="1"/>
     <w:qFormat/>
     <w:pPr>
@@ -35055,9 +35393,9 @@
       <w:ind/>
     </w:pPr>
   </w:style>
-  <w:style w:type="paragraph" w:styleId="668">
+  <w:style w:type="paragraph" w:styleId="890">
     <w:name w:val="List Paragraph"/>
-    <w:basedOn w:val="664"/>
+    <w:basedOn w:val="886"/>
     <w:uiPriority w:val="34"/>
     <w:qFormat/>
     <w:pPr>
